--- a/docs/专利申请建议书.docx
+++ b/docs/专利申请建议书.docx
@@ -18618,6 +18618,129 @@
     </w:p>
     <w:p>
       <w:pPr>
+        <w:pStyle w:val="FirstParagraph"/>
+      </w:pPr>
+      <w:r>
+        <w:rPr>
+          <w:rFonts w:hint="eastAsia"/>
+        </w:rPr>
+        <w:t>【附图已生成】上述图1-图3的PNG流程图已通过matplotlib程序化生成,存放于docs/目录下:图1(fig1_overall.png):数字时钟自动校准系统总体流程图(含7个主步骤+7个核心创新标注);图2(fig2_jump_detect.png):跳变帧检测核心算法统一管线流程图(含红绿LED双分支+追踪窗+折半查找+稳定性验证+颜色回退,共22个节点);图3(fig3_ocr.png):OCR三层递进识别+互相纠错流程图(含EasyOCR→七段规则法→模板匹配三层回退+双时钟互相纠错+双行分离,共18个节点)。</w:t>
+      </w:r>
+      <w:r>
+        <w:rPr>
+          <w:rFonts w:hint="eastAsia"/>
+        </w:rPr>
+      </w:r>
+      <w:r>
+        <w:rPr>
+          <w:rFonts w:hint="eastAsia"/>
+        </w:rPr>
+      </w:r>
+      <w:r>
+        <w:rPr>
+          <w:rFonts w:hint="eastAsia"/>
+        </w:rPr>
+      </w:r>
+      <w:r>
+        <w:rPr>
+          <w:rFonts w:hint="eastAsia"/>
+        </w:rPr>
+      </w:r>
+      <w:r>
+        <w:rPr>
+          <w:rFonts w:hint="eastAsia"/>
+        </w:rPr>
+      </w:r>
+      <w:r>
+        <w:rPr>
+          <w:rFonts w:hint="eastAsia"/>
+        </w:rPr>
+      </w:r>
+      <w:r>
+        <w:rPr>
+          <w:rFonts w:hint="eastAsia"/>
+        </w:rPr>
+      </w:r>
+      <w:r>
+        <w:rPr>
+          <w:rFonts w:hint="eastAsia"/>
+        </w:rPr>
+      </w:r>
+      <w:r/>
+      <w:r>
+        <w:rPr>
+          <w:rFonts w:hint="eastAsia"/>
+        </w:rPr>
+      </w:r>
+      <w:r>
+        <w:rPr>
+          <w:rFonts w:hint="eastAsia"/>
+        </w:rPr>
+      </w:r>
+    </w:p>
+    <w:p>
+      <w:pPr>
+        <w:pStyle w:val="FirstParagraph"/>
+      </w:pPr>
+      <w:r>
+        <w:rPr>
+          <w:rFonts w:hint="eastAsia"/>
+        </w:rPr>
+      </w:r>
+      <w:r>
+        <w:rPr>
+          <w:rFonts w:hint="eastAsia"/>
+        </w:rPr>
+      </w:r>
+      <w:r>
+        <w:rPr>
+          <w:rFonts w:hint="eastAsia"/>
+        </w:rPr>
+      </w:r>
+      <w:r>
+        <w:rPr>
+          <w:rFonts w:hint="eastAsia"/>
+        </w:rPr>
+      </w:r>
+      <w:r>
+        <w:rPr>
+          <w:rFonts w:hint="eastAsia"/>
+        </w:rPr>
+      </w:r>
+      <w:r>
+        <w:rPr>
+          <w:rFonts w:hint="eastAsia"/>
+        </w:rPr>
+      </w:r>
+      <w:r>
+        <w:rPr>
+          <w:rFonts w:hint="eastAsia"/>
+        </w:rPr>
+      </w:r>
+      <w:r>
+        <w:rPr>
+          <w:rFonts w:hint="eastAsia"/>
+        </w:rPr>
+      </w:r>
+      <w:r>
+        <w:rPr>
+          <w:rFonts w:hint="eastAsia"/>
+        </w:rPr>
+      </w:r>
+      <w:r/>
+      <w:r>
+        <w:rPr>
+          <w:rFonts w:hint="eastAsia"/>
+        </w:rPr>
+      </w:r>
+      <w:r>
+        <w:rPr>
+          <w:rFonts w:hint="eastAsia"/>
+        </w:rPr>
+      </w:r>
+    </w:p>
+    <w:p>
+      <w:pPr>
         <w:pStyle w:val="SourceCode"/>
       </w:pPr>
       <w:r>
@@ -34096,6 +34219,129 @@
           <w:rFonts w:hint="eastAsia"/>
         </w:rPr>
         <w:t>：双行识别流程图</w:t>
+      </w:r>
+    </w:p>
+    <w:p>
+      <w:pPr>
+        <w:pStyle w:val="FirstParagraph"/>
+      </w:pPr>
+      <w:r>
+        <w:rPr>
+          <w:rFonts w:hint="eastAsia"/>
+        </w:rPr>
+        <w:t>【附图已生成】上述图4-图6的PNG流程图已通过matplotlib程序化生成,存放于docs/目录下:图3(fig3_ocr.png)综合展示了OCR三层递进识别全流程(含第1层EasyOCR深度学习→第2层七段规则法(自适应阈值+7段分割+1-bit容错汉明匹配)→第3层自学习模板匹配→双时钟互相纠错→双行日期/时间分离→最终验证输出)。</w:t>
+      </w:r>
+      <w:r>
+        <w:rPr>
+          <w:rFonts w:hint="eastAsia"/>
+        </w:rPr>
+      </w:r>
+      <w:r>
+        <w:rPr>
+          <w:rFonts w:hint="eastAsia"/>
+        </w:rPr>
+      </w:r>
+      <w:r>
+        <w:rPr>
+          <w:rFonts w:hint="eastAsia"/>
+        </w:rPr>
+      </w:r>
+      <w:r>
+        <w:rPr>
+          <w:rFonts w:hint="eastAsia"/>
+        </w:rPr>
+      </w:r>
+      <w:r>
+        <w:rPr>
+          <w:rFonts w:hint="eastAsia"/>
+        </w:rPr>
+      </w:r>
+      <w:r>
+        <w:rPr>
+          <w:rFonts w:hint="eastAsia"/>
+        </w:rPr>
+      </w:r>
+      <w:r>
+        <w:rPr>
+          <w:rFonts w:hint="eastAsia"/>
+        </w:rPr>
+      </w:r>
+      <w:r>
+        <w:rPr>
+          <w:rFonts w:hint="eastAsia"/>
+        </w:rPr>
+      </w:r>
+      <w:r/>
+      <w:r>
+        <w:rPr>
+          <w:rFonts w:hint="eastAsia"/>
+        </w:rPr>
+      </w:r>
+      <w:r>
+        <w:rPr>
+          <w:rFonts w:hint="eastAsia"/>
+        </w:rPr>
+      </w:r>
+    </w:p>
+    <w:p>
+      <w:pPr>
+        <w:pStyle w:val="FirstParagraph"/>
+      </w:pPr>
+      <w:r>
+        <w:rPr>
+          <w:rFonts w:hint="eastAsia"/>
+        </w:rPr>
+      </w:r>
+      <w:r>
+        <w:rPr>
+          <w:rFonts w:hint="eastAsia"/>
+        </w:rPr>
+      </w:r>
+      <w:r>
+        <w:rPr>
+          <w:rFonts w:hint="eastAsia"/>
+        </w:rPr>
+      </w:r>
+      <w:r>
+        <w:rPr>
+          <w:rFonts w:hint="eastAsia"/>
+        </w:rPr>
+      </w:r>
+      <w:r>
+        <w:rPr>
+          <w:rFonts w:hint="eastAsia"/>
+        </w:rPr>
+      </w:r>
+      <w:r>
+        <w:rPr>
+          <w:rFonts w:hint="eastAsia"/>
+        </w:rPr>
+      </w:r>
+      <w:r>
+        <w:rPr>
+          <w:rFonts w:hint="eastAsia"/>
+        </w:rPr>
+      </w:r>
+      <w:r>
+        <w:rPr>
+          <w:rFonts w:hint="eastAsia"/>
+        </w:rPr>
+      </w:r>
+      <w:r>
+        <w:rPr>
+          <w:rFonts w:hint="eastAsia"/>
+        </w:rPr>
+      </w:r>
+      <w:r/>
+      <w:r>
+        <w:rPr>
+          <w:rFonts w:hint="eastAsia"/>
+        </w:rPr>
+      </w:r>
+      <w:r>
+        <w:rPr>
+          <w:rFonts w:hint="eastAsia"/>
+        </w:rPr>
       </w:r>
     </w:p>
     <w:p>

--- a/docs/专利申请建议书.docx
+++ b/docs/专利申请建议书.docx
@@ -3517,7 +3517,7 @@
           <w:b/>
           <w:bCs/>
         </w:rPr>
-        <w:t>步骤</w:t>
+        <w:t>步骤S2：LED颜色判别与策略选择。在被校时钟ROI的右侧30%区域（对应末位数字区域），通过RGB三通道红/绿像素占比，判别LED发光颜色。无论红绿LED，均进入统一处理管线：精确末位数字定位+追踪窗提取+折半查找。仅在折半查找失败后，绿色LED回退至颜色像素计数变化率法（Color Pixel Count Change Rate Method），红色LED回退至亮度比法（Brightness Ratio Method）。</w:t>
       </w:r>
       <w:r>
         <w:rPr>
@@ -3525,7 +3525,6 @@
           <w:b/>
           <w:bCs/>
         </w:rPr>
-        <w:t>S2</w:t>
       </w:r>
       <w:r>
         <w:rPr>
@@ -3533,7 +3532,6 @@
           <w:b/>
           <w:bCs/>
         </w:rPr>
-        <w:t>：</w:t>
       </w:r>
       <w:r>
         <w:rPr>
@@ -3541,7 +3539,6 @@
           <w:b/>
           <w:bCs/>
         </w:rPr>
-        <w:t>LED</w:t>
       </w:r>
       <w:r>
         <w:rPr>
@@ -3549,151 +3546,123 @@
           <w:b/>
           <w:bCs/>
         </w:rPr>
-        <w:t>颜色判别与策略选择</w:t>
-      </w:r>
-      <w:r>
-        <w:rPr>
-          <w:rFonts w:hint="eastAsia"/>
-        </w:rPr>
-        <w:t>。在被校时钟</w:t>
-      </w:r>
-      <w:r>
-        <w:rPr>
-          <w:rFonts w:hint="eastAsia"/>
-        </w:rPr>
-        <w:t>ROI</w:t>
-      </w:r>
-      <w:r>
-        <w:rPr>
-          <w:rFonts w:hint="eastAsia"/>
-        </w:rPr>
-        <w:t>的右侧</w:t>
-      </w:r>
-      <w:r>
-        <w:rPr>
-          <w:rFonts w:hint="eastAsia"/>
-        </w:rPr>
-        <w:t>30%</w:t>
-      </w:r>
-      <w:r>
-        <w:rPr>
-          <w:rFonts w:hint="eastAsia"/>
-        </w:rPr>
-        <w:t>区域（对应末位数字区域），通过</w:t>
-      </w:r>
-      <w:r>
-        <w:rPr>
-          <w:rFonts w:hint="eastAsia"/>
-        </w:rPr>
-        <w:t>RGB</w:t>
-      </w:r>
-      <w:r>
-        <w:rPr>
-          <w:rFonts w:hint="eastAsia"/>
-        </w:rPr>
-        <w:t>三通道分离计算红</w:t>
-      </w:r>
-      <w:r>
-        <w:rPr>
-          <w:rFonts w:hint="eastAsia"/>
-        </w:rPr>
-        <w:t>/</w:t>
-      </w:r>
-      <w:r>
-        <w:rPr>
-          <w:rFonts w:hint="eastAsia"/>
-        </w:rPr>
-        <w:t>绿像素占比，判别</w:t>
-      </w:r>
-      <w:r>
-        <w:rPr>
-          <w:rFonts w:hint="eastAsia"/>
-        </w:rPr>
-        <w:t>LED</w:t>
-      </w:r>
-      <w:r>
-        <w:rPr>
-          <w:rFonts w:hint="eastAsia"/>
-        </w:rPr>
-        <w:t>发光颜色；若为绿色</w:t>
-      </w:r>
-      <w:r>
-        <w:rPr>
-          <w:rFonts w:hint="eastAsia"/>
-        </w:rPr>
-        <w:t>LED</w:t>
-      </w:r>
-      <w:r>
-        <w:rPr>
-          <w:rFonts w:hint="eastAsia"/>
-        </w:rPr>
-        <w:t>，选择颜色像素计数变化率法（</w:t>
-      </w:r>
-      <w:r>
-        <w:rPr>
-          <w:rFonts w:hint="eastAsia"/>
-        </w:rPr>
-        <w:t>Color</w:t>
-      </w:r>
-      <w:r>
-        <w:t xml:space="preserve"> Pixel Count Change Rate </w:t>
-      </w:r>
-      <w:r>
-        <w:rPr>
-          <w:rFonts w:hint="eastAsia"/>
-        </w:rPr>
-        <w:t>Method</w:t>
-      </w:r>
-      <w:r>
-        <w:rPr>
-          <w:rFonts w:hint="eastAsia"/>
-        </w:rPr>
-        <w:t>）；若为红色</w:t>
-      </w:r>
-      <w:r>
-        <w:rPr>
-          <w:rFonts w:hint="eastAsia"/>
-        </w:rPr>
-        <w:t>LED</w:t>
-      </w:r>
-      <w:r>
-        <w:rPr>
-          <w:rFonts w:hint="eastAsia"/>
-        </w:rPr>
-        <w:t>，选择精确末位数字定位</w:t>
-      </w:r>
-      <w:r>
-        <w:rPr>
-          <w:rFonts w:hint="eastAsia"/>
-        </w:rPr>
-        <w:t>+</w:t>
-      </w:r>
-      <w:r>
-        <w:rPr>
-          <w:rFonts w:hint="eastAsia"/>
-        </w:rPr>
-        <w:t>亮度比法（</w:t>
-      </w:r>
-      <w:r>
-        <w:rPr>
-          <w:rFonts w:hint="eastAsia"/>
-        </w:rPr>
-        <w:t>Brightness</w:t>
-      </w:r>
-      <w:r>
-        <w:t xml:space="preserve"> Ratio </w:t>
-      </w:r>
-      <w:r>
-        <w:rPr>
-          <w:rFonts w:hint="eastAsia"/>
-        </w:rPr>
-        <w:t>Method</w:t>
-      </w:r>
-      <w:r>
-        <w:rPr>
-          <w:rFonts w:hint="eastAsia"/>
-        </w:rPr>
-        <w:t>）。</w:t>
+      </w:r>
+      <w:r>
+        <w:rPr>
+          <w:rFonts w:hint="eastAsia"/>
+        </w:rPr>
+      </w:r>
+      <w:r>
+        <w:rPr>
+          <w:rFonts w:hint="eastAsia"/>
+        </w:rPr>
+      </w:r>
+      <w:r>
+        <w:rPr>
+          <w:rFonts w:hint="eastAsia"/>
+        </w:rPr>
+      </w:r>
+      <w:r>
+        <w:rPr>
+          <w:rFonts w:hint="eastAsia"/>
+        </w:rPr>
+      </w:r>
+      <w:r>
+        <w:rPr>
+          <w:rFonts w:hint="eastAsia"/>
+        </w:rPr>
+      </w:r>
+      <w:r>
+        <w:rPr>
+          <w:rFonts w:hint="eastAsia"/>
+        </w:rPr>
+      </w:r>
+      <w:r>
+        <w:rPr>
+          <w:rFonts w:hint="eastAsia"/>
+        </w:rPr>
+      </w:r>
+      <w:r>
+        <w:rPr>
+          <w:rFonts w:hint="eastAsia"/>
+        </w:rPr>
+      </w:r>
+      <w:r>
+        <w:rPr>
+          <w:rFonts w:hint="eastAsia"/>
+        </w:rPr>
+      </w:r>
+      <w:r>
+        <w:rPr>
+          <w:rFonts w:hint="eastAsia"/>
+        </w:rPr>
+      </w:r>
+      <w:r>
+        <w:rPr>
+          <w:rFonts w:hint="eastAsia"/>
+        </w:rPr>
+      </w:r>
+      <w:r>
+        <w:rPr>
+          <w:rFonts w:hint="eastAsia"/>
+        </w:rPr>
+      </w:r>
+      <w:r>
+        <w:rPr>
+          <w:rFonts w:hint="eastAsia"/>
+        </w:rPr>
+      </w:r>
+      <w:r>
+        <w:rPr>
+          <w:rFonts w:hint="eastAsia"/>
+        </w:rPr>
+      </w:r>
+      <w:r/>
+      <w:r>
+        <w:rPr>
+          <w:rFonts w:hint="eastAsia"/>
+        </w:rPr>
+      </w:r>
+      <w:r>
+        <w:rPr>
+          <w:rFonts w:hint="eastAsia"/>
+        </w:rPr>
+      </w:r>
+      <w:r>
+        <w:rPr>
+          <w:rFonts w:hint="eastAsia"/>
+        </w:rPr>
+      </w:r>
+      <w:r>
+        <w:rPr>
+          <w:rFonts w:hint="eastAsia"/>
+        </w:rPr>
+      </w:r>
+      <w:r>
+        <w:rPr>
+          <w:rFonts w:hint="eastAsia"/>
+        </w:rPr>
+      </w:r>
+      <w:r>
+        <w:rPr>
+          <w:rFonts w:hint="eastAsia"/>
+        </w:rPr>
+      </w:r>
+      <w:r>
+        <w:rPr>
+          <w:rFonts w:hint="eastAsia"/>
+        </w:rPr>
+      </w:r>
+      <w:r/>
+      <w:r>
+        <w:rPr>
+          <w:rFonts w:hint="eastAsia"/>
+        </w:rPr>
+      </w:r>
+      <w:r>
+        <w:rPr>
+          <w:rFonts w:hint="eastAsia"/>
+        </w:rPr>
       </w:r>
     </w:p>
     <w:p>
@@ -3706,7 +3675,7 @@
           <w:b/>
           <w:bCs/>
         </w:rPr>
-        <w:t>步骤</w:t>
+        <w:t>步骤S3：跳变帧检测。统一执行跳变帧检测管线：（1）精确末位数字定位，从被校时钟ROI中精确定位末位数字区域；（2）追踪窗提取，从末位数字基线帧提取亮区连通块作为追踪窗；（3）折半查找法（Binary Search Method, O(log n)复杂度），以末位数字ROI为基准，通过SSIM二分判定快速定位跳变帧；（4）仅当折半查找失败时，按颜色分流回退：红色LED回退至亮度比法（配合追踪窗验证+跳前跳后双CV稳定性确认），绿色LED回退至颜色像素计数变化率法（配合自适应百分位阈值峰值检测）。</w:t>
       </w:r>
       <w:r>
         <w:rPr>
@@ -3714,7 +3683,6 @@
           <w:b/>
           <w:bCs/>
         </w:rPr>
-        <w:t>S3</w:t>
       </w:r>
       <w:r>
         <w:rPr>
@@ -3722,100 +3690,79 @@
           <w:b/>
           <w:bCs/>
         </w:rPr>
-        <w:t>：跳变帧检测</w:t>
-      </w:r>
-      <w:r>
-        <w:rPr>
-          <w:rFonts w:hint="eastAsia"/>
-        </w:rPr>
-        <w:t>。按所选策略执行跳变帧检测，输出候选跳变帧序号。对于红色</w:t>
-      </w:r>
-      <w:r>
-        <w:rPr>
-          <w:rFonts w:hint="eastAsia"/>
-        </w:rPr>
-        <w:t>LED</w:t>
-      </w:r>
-      <w:r>
-        <w:rPr>
-          <w:rFonts w:hint="eastAsia"/>
-        </w:rPr>
-        <w:t>，采用折半查找法（</w:t>
-      </w:r>
-      <w:r>
-        <w:rPr>
-          <w:rFonts w:hint="eastAsia"/>
-        </w:rPr>
-        <w:t>Binary</w:t>
-      </w:r>
-      <w:r>
-        <w:t xml:space="preserve"> Search Method, O(log </w:t>
-      </w:r>
-      <w:r>
-        <w:rPr>
-          <w:rFonts w:hint="eastAsia"/>
-        </w:rPr>
-        <w:t>n)</w:t>
-      </w:r>
-      <w:r>
-        <w:rPr>
-          <w:rFonts w:hint="eastAsia"/>
-        </w:rPr>
-        <w:t>复杂度）结合追踪窗确认（</w:t>
-      </w:r>
-      <w:r>
-        <w:rPr>
-          <w:rFonts w:hint="eastAsia"/>
-        </w:rPr>
-        <w:t>Tracking</w:t>
-      </w:r>
-      <w:r>
-        <w:t xml:space="preserve"> Window </w:t>
-      </w:r>
-      <w:r>
-        <w:rPr>
-          <w:rFonts w:hint="eastAsia"/>
-        </w:rPr>
-        <w:t>Verification</w:t>
-      </w:r>
-      <w:r>
-        <w:rPr>
-          <w:rFonts w:hint="eastAsia"/>
-        </w:rPr>
-        <w:t>）进行快速定位；对于绿色</w:t>
-      </w:r>
-      <w:r>
-        <w:rPr>
-          <w:rFonts w:hint="eastAsia"/>
-        </w:rPr>
-        <w:t>LED</w:t>
-      </w:r>
-      <w:r>
-        <w:rPr>
-          <w:rFonts w:hint="eastAsia"/>
-        </w:rPr>
-        <w:t>，采用颜色像素计数变化率法结合自适应百分位阈值（</w:t>
-      </w:r>
-      <w:r>
-        <w:rPr>
-          <w:rFonts w:hint="eastAsia"/>
-        </w:rPr>
-        <w:t>Adaptive</w:t>
-      </w:r>
-      <w:r>
-        <w:t xml:space="preserve"> Percentile </w:t>
-      </w:r>
-      <w:r>
-        <w:rPr>
-          <w:rFonts w:hint="eastAsia"/>
-        </w:rPr>
-        <w:t>Threshold</w:t>
-      </w:r>
-      <w:r>
-        <w:rPr>
-          <w:rFonts w:hint="eastAsia"/>
-        </w:rPr>
-        <w:t>）进行峰值检测。</w:t>
+      </w:r>
+      <w:r>
+        <w:rPr>
+          <w:rFonts w:hint="eastAsia"/>
+        </w:rPr>
+      </w:r>
+      <w:r>
+        <w:rPr>
+          <w:rFonts w:hint="eastAsia"/>
+        </w:rPr>
+      </w:r>
+      <w:r>
+        <w:rPr>
+          <w:rFonts w:hint="eastAsia"/>
+        </w:rPr>
+      </w:r>
+      <w:r>
+        <w:rPr>
+          <w:rFonts w:hint="eastAsia"/>
+        </w:rPr>
+      </w:r>
+      <w:r/>
+      <w:r>
+        <w:rPr>
+          <w:rFonts w:hint="eastAsia"/>
+        </w:rPr>
+      </w:r>
+      <w:r>
+        <w:rPr>
+          <w:rFonts w:hint="eastAsia"/>
+        </w:rPr>
+      </w:r>
+      <w:r>
+        <w:rPr>
+          <w:rFonts w:hint="eastAsia"/>
+        </w:rPr>
+      </w:r>
+      <w:r/>
+      <w:r>
+        <w:rPr>
+          <w:rFonts w:hint="eastAsia"/>
+        </w:rPr>
+      </w:r>
+      <w:r>
+        <w:rPr>
+          <w:rFonts w:hint="eastAsia"/>
+        </w:rPr>
+      </w:r>
+      <w:r>
+        <w:rPr>
+          <w:rFonts w:hint="eastAsia"/>
+        </w:rPr>
+      </w:r>
+      <w:r>
+        <w:rPr>
+          <w:rFonts w:hint="eastAsia"/>
+        </w:rPr>
+      </w:r>
+      <w:r>
+        <w:rPr>
+          <w:rFonts w:hint="eastAsia"/>
+        </w:rPr>
+      </w:r>
+      <w:r/>
+      <w:r>
+        <w:rPr>
+          <w:rFonts w:hint="eastAsia"/>
+        </w:rPr>
+      </w:r>
+      <w:r>
+        <w:rPr>
+          <w:rFonts w:hint="eastAsia"/>
+        </w:rPr>
       </w:r>
     </w:p>
     <w:p>
@@ -40780,7 +40727,7 @@
         <w:rPr>
           <w:rFonts w:hint="eastAsia"/>
         </w:rPr>
-        <w:t>【区别1:LED颜色分色分流检测体系】在先专利仅泛泛提及帧间差分法进行关键帧提取,未区分不同颜色LED的检测策略。本发明首次提出基于RGB三通道比值分析的LED颜色自动判别(红/绿),据此自动选择检测策略:绿色LED-&gt;颜色像素计数变化率法(利用G通道响应优势),红色LED-&gt;精确末位数字定位+亮度比法。这种分色分流策略在先专利及所有检索到的对比文件中均未公开。</w:t>
+        <w:t>【区别1:LED颜色分色分流+统一管线体系】在先专利仅泛泛提及帧间差分法进行关键帧提取,未区分不同颜色LED的检测策略。本发明首次提出:(a)基于RGB三通道比值分析的LED颜色自动判别(红/绿);(b)红绿LED统一管线——无论红绿,均先执行精确末位数字定位+追踪窗提取+折半查找O(log n)的统一管线;(c)仅在统一管线失败后,按颜色智能分流回退:绿色LED回退至颜色像素计数变化率法,红色LED回退至亮度比法+追踪窗验证+双CV稳定性确认。这种"先统一后分流"的架构在先专利及所有检索到的对比文件中均未公开。</w:t>
       </w:r>
       <w:r>
         <w:rPr>
@@ -41407,85 +41354,72 @@
         <w:rPr>
           <w:rFonts w:hint="eastAsia"/>
         </w:rPr>
-        <w:t>S2</w:t>
-      </w:r>
-      <w:r>
-        <w:rPr>
-          <w:rFonts w:hint="eastAsia"/>
-        </w:rPr>
-        <w:t>：在所述被校时钟</w:t>
-      </w:r>
-      <w:r>
-        <w:rPr>
-          <w:rFonts w:hint="eastAsia"/>
-        </w:rPr>
-        <w:t>ROI</w:t>
-      </w:r>
-      <w:r>
-        <w:rPr>
-          <w:rFonts w:hint="eastAsia"/>
-        </w:rPr>
-        <w:t>的右侧预设比例区域，通过</w:t>
-      </w:r>
-      <w:r>
-        <w:rPr>
-          <w:rFonts w:hint="eastAsia"/>
-        </w:rPr>
-        <w:t>RGB</w:t>
-      </w:r>
-      <w:r>
-        <w:rPr>
-          <w:rFonts w:hint="eastAsia"/>
-        </w:rPr>
-        <w:t>三通道分离计算红</w:t>
-      </w:r>
-      <w:r>
-        <w:rPr>
-          <w:rFonts w:hint="eastAsia"/>
-        </w:rPr>
-        <w:t>/</w:t>
-      </w:r>
-      <w:r>
-        <w:rPr>
-          <w:rFonts w:hint="eastAsia"/>
-        </w:rPr>
-        <w:t>绿像素数量占比，判别</w:t>
-      </w:r>
-      <w:r>
-        <w:rPr>
-          <w:rFonts w:hint="eastAsia"/>
-        </w:rPr>
-        <w:t>LED</w:t>
-      </w:r>
-      <w:r>
-        <w:rPr>
-          <w:rFonts w:hint="eastAsia"/>
-        </w:rPr>
-        <w:t>发光颜色；若为绿色</w:t>
-      </w:r>
-      <w:r>
-        <w:rPr>
-          <w:rFonts w:hint="eastAsia"/>
-        </w:rPr>
-        <w:t>LED</w:t>
-      </w:r>
-      <w:r>
-        <w:rPr>
-          <w:rFonts w:hint="eastAsia"/>
-        </w:rPr>
-        <w:t>，选择颜色像素计数变化率法；若为红色</w:t>
-      </w:r>
-      <w:r>
-        <w:rPr>
-          <w:rFonts w:hint="eastAsia"/>
-        </w:rPr>
-        <w:t>LED</w:t>
-      </w:r>
-      <w:r>
-        <w:rPr>
-          <w:rFonts w:hint="eastAsia"/>
-        </w:rPr>
-        <w:t>，选择精确末位数字定位结合亮度比法；</w:t>
+        <w:t>S2：在所述被校时钟ROI的右侧预设区域，通过RGB三通道红/绿像素占比，判别LED发光颜色。无论红绿LED，统一进入精确末位数字定位+追踪窗提取+折半查找管线；仅在折半查找失败后，绿色LED回退至颜色像素计数变化率法，红色LED回退至亮度比法。</w:t>
+      </w:r>
+      <w:r>
+        <w:rPr>
+          <w:rFonts w:hint="eastAsia"/>
+        </w:rPr>
+      </w:r>
+      <w:r>
+        <w:rPr>
+          <w:rFonts w:hint="eastAsia"/>
+        </w:rPr>
+      </w:r>
+      <w:r>
+        <w:rPr>
+          <w:rFonts w:hint="eastAsia"/>
+        </w:rPr>
+      </w:r>
+      <w:r>
+        <w:rPr>
+          <w:rFonts w:hint="eastAsia"/>
+        </w:rPr>
+      </w:r>
+      <w:r>
+        <w:rPr>
+          <w:rFonts w:hint="eastAsia"/>
+        </w:rPr>
+      </w:r>
+      <w:r>
+        <w:rPr>
+          <w:rFonts w:hint="eastAsia"/>
+        </w:rPr>
+      </w:r>
+      <w:r>
+        <w:rPr>
+          <w:rFonts w:hint="eastAsia"/>
+        </w:rPr>
+      </w:r>
+      <w:r>
+        <w:rPr>
+          <w:rFonts w:hint="eastAsia"/>
+        </w:rPr>
+      </w:r>
+      <w:r>
+        <w:rPr>
+          <w:rFonts w:hint="eastAsia"/>
+        </w:rPr>
+      </w:r>
+      <w:r>
+        <w:rPr>
+          <w:rFonts w:hint="eastAsia"/>
+        </w:rPr>
+      </w:r>
+      <w:r>
+        <w:rPr>
+          <w:rFonts w:hint="eastAsia"/>
+        </w:rPr>
+      </w:r>
+      <w:r>
+        <w:rPr>
+          <w:rFonts w:hint="eastAsia"/>
+        </w:rPr>
+      </w:r>
+      <w:r>
+        <w:rPr>
+          <w:rFonts w:hint="eastAsia"/>
+        </w:rPr>
       </w:r>
     </w:p>
     <w:p>
@@ -41496,83 +41430,68 @@
         <w:rPr>
           <w:rFonts w:hint="eastAsia"/>
         </w:rPr>
-        <w:lastRenderedPageBreak/>
-        <w:t>S3</w:t>
-      </w:r>
-      <w:r>
-        <w:rPr>
-          <w:rFonts w:hint="eastAsia"/>
-        </w:rPr>
-        <w:t>：按所述判别的策略执行跳变帧检测：对于红色</w:t>
-      </w:r>
-      <w:r>
-        <w:rPr>
-          <w:rFonts w:hint="eastAsia"/>
-        </w:rPr>
-        <w:t>LED</w:t>
-      </w:r>
-      <w:r>
-        <w:rPr>
-          <w:rFonts w:hint="eastAsia"/>
-        </w:rPr>
-        <w:t>，采用在精确末位数字子</w:t>
-      </w:r>
-      <w:r>
-        <w:rPr>
-          <w:rFonts w:hint="eastAsia"/>
-        </w:rPr>
-        <w:t>ROI</w:t>
-      </w:r>
-      <w:r>
-        <w:rPr>
-          <w:rFonts w:hint="eastAsia"/>
-        </w:rPr>
-        <w:t>上的折半查找法（</w:t>
-      </w:r>
-      <w:r>
-        <w:rPr>
-          <w:rFonts w:hint="eastAsia"/>
-        </w:rPr>
-        <w:t>Binary</w:t>
-      </w:r>
-      <w:r>
-        <w:t xml:space="preserve"> </w:t>
-      </w:r>
-      <w:r>
-        <w:rPr>
-          <w:rFonts w:hint="eastAsia"/>
-        </w:rPr>
-        <w:t>Search</w:t>
-      </w:r>
-      <w:r>
-        <w:rPr>
-          <w:rFonts w:hint="eastAsia"/>
-        </w:rPr>
-        <w:t>）进行快速定位，所述折半查找法基于结构相似性指标（</w:t>
-      </w:r>
-      <w:r>
-        <w:rPr>
-          <w:rFonts w:hint="eastAsia"/>
-        </w:rPr>
-        <w:t>SSIM</w:t>
-      </w:r>
-      <w:r>
-        <w:rPr>
-          <w:rFonts w:hint="eastAsia"/>
-        </w:rPr>
-        <w:t>）判定末位数字是否发生显著变化；对于绿色</w:t>
-      </w:r>
-      <w:r>
-        <w:rPr>
-          <w:rFonts w:hint="eastAsia"/>
-        </w:rPr>
-        <w:t>LED</w:t>
-      </w:r>
-      <w:r>
-        <w:rPr>
-          <w:rFonts w:hint="eastAsia"/>
-        </w:rPr>
-        <w:t>，采用颜色像素计数变化率序列的自适应百分位阈值峰值检测；</w:t>
+        <w:t>S3：根据判别的结果执行跳变帧检测：统一执行精确末位数码管ROI定位，然后在精确末位ROI上启用折半查找法（Binary Search）进行快速定位，所述折半查找法基于结构相似性指标（SSIM）判断末位数字是否发生变化；仅在折半查找失败后分别按颜色分流回退：对于红色LED回退至亮度比序列+追踪窗验证全扫描检测；对于绿色LED回退至颜色像素计数变化率序列+自适应百分位阈值峰值检测。</w:t>
+      </w:r>
+      <w:r>
+        <w:rPr>
+          <w:rFonts w:hint="eastAsia"/>
+        </w:rPr>
+      </w:r>
+      <w:r>
+        <w:rPr>
+          <w:rFonts w:hint="eastAsia"/>
+        </w:rPr>
+      </w:r>
+      <w:r>
+        <w:rPr>
+          <w:rFonts w:hint="eastAsia"/>
+        </w:rPr>
+      </w:r>
+      <w:r>
+        <w:rPr>
+          <w:rFonts w:hint="eastAsia"/>
+        </w:rPr>
+      </w:r>
+      <w:r>
+        <w:rPr>
+          <w:rFonts w:hint="eastAsia"/>
+        </w:rPr>
+      </w:r>
+      <w:r>
+        <w:rPr>
+          <w:rFonts w:hint="eastAsia"/>
+        </w:rPr>
+      </w:r>
+      <w:r/>
+      <w:r>
+        <w:rPr>
+          <w:rFonts w:hint="eastAsia"/>
+        </w:rPr>
+      </w:r>
+      <w:r>
+        <w:rPr>
+          <w:rFonts w:hint="eastAsia"/>
+        </w:rPr>
+      </w:r>
+      <w:r>
+        <w:rPr>
+          <w:rFonts w:hint="eastAsia"/>
+        </w:rPr>
+      </w:r>
+      <w:r>
+        <w:rPr>
+          <w:rFonts w:hint="eastAsia"/>
+        </w:rPr>
+      </w:r>
+      <w:r>
+        <w:rPr>
+          <w:rFonts w:hint="eastAsia"/>
+        </w:rPr>
+      </w:r>
+      <w:r>
+        <w:rPr>
+          <w:rFonts w:hint="eastAsia"/>
+        </w:rPr>
       </w:r>
     </w:p>
     <w:p>

--- a/docs/专利申请建议书.docx
+++ b/docs/专利申请建议书.docx
@@ -1497,22 +1497,28 @@
         <w:pStyle w:val="a0"/>
       </w:pPr>
       <w:r>
-        <w:rPr>
-          <w:rFonts w:hint="eastAsia"/>
-        </w:rPr>
-        <w:t>（</w:t>
-      </w:r>
-      <w:r>
-        <w:rPr>
-          <w:rFonts w:hint="eastAsia"/>
-        </w:rPr>
-        <w:t>2</w:t>
-      </w:r>
-      <w:r>
-        <w:rPr>
-          <w:rFonts w:hint="eastAsia"/>
-        </w:rPr>
-        <w:t>）</w:t>
+        <w:t>上述人工目视法虽然原理直接，但效率极低且易受人为因素影响。需要特别说明的是，时间间隔计数器(TIC)法、卫星授时(GPS/北斗)法、网络授时(NTP/PTP)法、无线电授时(BPM短波/BPL长波)法等现有时间频率测量技术，虽然在校准领域中应用广泛，但这些方法测量的是被校时钟输出的电信号(如1PPS秒脉冲)与标准时间信号的差值，而非被校时钟钟面所显示的当前时刻误差。对于大量不具备电信号输出接口的普通商用/工业用数字式时钟(如LED数码管时钟)，只能通过钟面视觉显示来读取时间，上述电信号方法无法直接适用。</w:t>
+      </w:r>
+    </w:p>
+    <w:p>
+      <w:pPr>
+        <w:pStyle w:val="a0"/>
+      </w:pPr>
+      <w:r>
+        <w:rPr>
+          <w:rFonts w:hint="eastAsia"/>
+        </w:rPr>
+        <w:t>（2）光电传感器法（Photoelectric Sensor Method）：在被校时钟显示面板上安装光电二极管，通过检测秒位数码管LED段的亮灭变化来感知进位时刻。该方法虽然实现了自动化检测，但存在以下缺陷：需要物理接触时钟表面，可能对时钟显示面板造成遮挡或损伤；安装位置要求精确，微小偏差即导致检测失败；仅能检测亮度变化，无法应对环境光干扰；不同型号时钟需要不同的传感器夹具和安装治具，通用性差。</w:t>
+      </w:r>
+      <w:r>
+        <w:rPr>
+          <w:rFonts w:hint="eastAsia"/>
+        </w:rPr>
+      </w:r>
+      <w:r>
+        <w:rPr>
+          <w:rFonts w:hint="eastAsia"/>
+        </w:rPr>
       </w:r>
       <w:r>
         <w:rPr>
@@ -1520,7 +1526,6 @@
           <w:b/>
           <w:bCs/>
         </w:rPr>
-        <w:t>时差法（</w:t>
       </w:r>
       <w:r>
         <w:rPr>
@@ -1528,14 +1533,12 @@
           <w:b/>
           <w:bCs/>
         </w:rPr>
-        <w:t>Time</w:t>
       </w:r>
       <w:r>
         <w:rPr>
           <w:b/>
           <w:bCs/>
         </w:rPr>
-        <w:t xml:space="preserve"> Interval </w:t>
       </w:r>
       <w:r>
         <w:rPr>
@@ -1543,7 +1546,6 @@
           <w:b/>
           <w:bCs/>
         </w:rPr>
-        <w:t>Method</w:t>
       </w:r>
       <w:r>
         <w:rPr>
@@ -1551,109 +1553,88 @@
           <w:b/>
           <w:bCs/>
         </w:rPr>
-        <w:t>）</w:t>
-      </w:r>
-      <w:r>
-        <w:rPr>
-          <w:rFonts w:hint="eastAsia"/>
-        </w:rPr>
-        <w:t>：使用时间间隔计数器（</w:t>
-      </w:r>
-      <w:r>
-        <w:rPr>
-          <w:rFonts w:hint="eastAsia"/>
-        </w:rPr>
-        <w:t>Time</w:t>
-      </w:r>
-      <w:r>
-        <w:t xml:space="preserve"> Interval Counter, </w:t>
-      </w:r>
-      <w:r>
-        <w:rPr>
-          <w:rFonts w:hint="eastAsia"/>
-        </w:rPr>
-        <w:t>TIC</w:t>
-      </w:r>
-      <w:r>
-        <w:rPr>
-          <w:rFonts w:hint="eastAsia"/>
-        </w:rPr>
-        <w:t>）直接测量被校时钟输出的秒脉冲信号（</w:t>
-      </w:r>
-      <w:r>
-        <w:rPr>
-          <w:rFonts w:hint="eastAsia"/>
-        </w:rPr>
-        <w:t>1</w:t>
-      </w:r>
-      <w:r>
-        <w:t xml:space="preserve"> Pulse Per Second, </w:t>
-      </w:r>
-      <w:r>
-        <w:rPr>
-          <w:rFonts w:hint="eastAsia"/>
-        </w:rPr>
-        <w:t>1PPS</w:t>
-      </w:r>
-      <w:r>
-        <w:rPr>
-          <w:rFonts w:hint="eastAsia"/>
-        </w:rPr>
-        <w:t>）与标准时钟秒脉冲信号之间的时间间隔。该方法缺陷包括：需要被校时钟具备</w:t>
-      </w:r>
-      <w:r>
-        <w:rPr>
-          <w:rFonts w:hint="eastAsia"/>
-        </w:rPr>
-        <w:t>1PPS</w:t>
-      </w:r>
-      <w:r>
-        <w:rPr>
-          <w:rFonts w:hint="eastAsia"/>
-        </w:rPr>
-        <w:t>电信号输出接口，而大量普通商用</w:t>
-      </w:r>
-      <w:r>
-        <w:rPr>
-          <w:rFonts w:hint="eastAsia"/>
-        </w:rPr>
-        <w:t>/</w:t>
-      </w:r>
-      <w:r>
-        <w:rPr>
-          <w:rFonts w:hint="eastAsia"/>
-        </w:rPr>
-        <w:t>工业数字时钟仅提供视觉显示，无电信号输出；对</w:t>
-      </w:r>
-      <w:r>
-        <w:rPr>
-          <w:rFonts w:hint="eastAsia"/>
-        </w:rPr>
-        <w:t>LED</w:t>
-      </w:r>
-      <w:r>
-        <w:rPr>
-          <w:rFonts w:hint="eastAsia"/>
-        </w:rPr>
-        <w:t>数码管时钟而言，其显示更新与内部计时电路之间存在不确定的延迟，电</w:t>
-      </w:r>
-      <w:r>
-        <w:rPr>
-          <w:rFonts w:hint="eastAsia"/>
-        </w:rPr>
-        <w:t>信号测量结果可能不代表视觉显示的实际时间；设备成本高（高精度</w:t>
-      </w:r>
-      <w:r>
-        <w:rPr>
-          <w:rFonts w:hint="eastAsia"/>
-        </w:rPr>
-        <w:t>TIC</w:t>
-      </w:r>
-      <w:r>
-        <w:rPr>
-          <w:rFonts w:hint="eastAsia"/>
-        </w:rPr>
-        <w:t>价格数万至数十万元）；无法适用于无外接接口的整装时钟设备。</w:t>
+      </w:r>
+      <w:r>
+        <w:rPr>
+          <w:rFonts w:hint="eastAsia"/>
+        </w:rPr>
+      </w:r>
+      <w:r>
+        <w:rPr>
+          <w:rFonts w:hint="eastAsia"/>
+        </w:rPr>
+      </w:r>
+      <w:r/>
+      <w:r>
+        <w:rPr>
+          <w:rFonts w:hint="eastAsia"/>
+        </w:rPr>
+      </w:r>
+      <w:r>
+        <w:rPr>
+          <w:rFonts w:hint="eastAsia"/>
+        </w:rPr>
+      </w:r>
+      <w:r>
+        <w:rPr>
+          <w:rFonts w:hint="eastAsia"/>
+        </w:rPr>
+      </w:r>
+      <w:r/>
+      <w:r>
+        <w:rPr>
+          <w:rFonts w:hint="eastAsia"/>
+        </w:rPr>
+      </w:r>
+      <w:r>
+        <w:rPr>
+          <w:rFonts w:hint="eastAsia"/>
+        </w:rPr>
+      </w:r>
+      <w:r>
+        <w:rPr>
+          <w:rFonts w:hint="eastAsia"/>
+        </w:rPr>
+      </w:r>
+      <w:r>
+        <w:rPr>
+          <w:rFonts w:hint="eastAsia"/>
+        </w:rPr>
+      </w:r>
+      <w:r>
+        <w:rPr>
+          <w:rFonts w:hint="eastAsia"/>
+        </w:rPr>
+      </w:r>
+      <w:r>
+        <w:rPr>
+          <w:rFonts w:hint="eastAsia"/>
+        </w:rPr>
+      </w:r>
+      <w:r>
+        <w:rPr>
+          <w:rFonts w:hint="eastAsia"/>
+        </w:rPr>
+      </w:r>
+      <w:r>
+        <w:rPr>
+          <w:rFonts w:hint="eastAsia"/>
+        </w:rPr>
+      </w:r>
+      <w:r>
+        <w:rPr>
+          <w:rFonts w:hint="eastAsia"/>
+        </w:rPr>
+      </w:r>
+      <w:r>
+        <w:rPr>
+          <w:rFonts w:hint="eastAsia"/>
+        </w:rPr>
+      </w:r>
+      <w:r>
+        <w:rPr>
+          <w:rFonts w:hint="eastAsia"/>
+        </w:rPr>
       </w:r>
     </w:p>
     <w:p>
@@ -1664,19 +1645,16 @@
         <w:rPr>
           <w:rFonts w:hint="eastAsia"/>
         </w:rPr>
-        <w:t>（</w:t>
-      </w:r>
-      <w:r>
-        <w:rPr>
-          <w:rFonts w:hint="eastAsia"/>
-        </w:rPr>
-        <w:t>3</w:t>
-      </w:r>
-      <w:r>
-        <w:rPr>
-          <w:rFonts w:hint="eastAsia"/>
-        </w:rPr>
-        <w:t>）</w:t>
+      </w:r>
+      <w:r>
+        <w:rPr>
+          <w:rFonts w:hint="eastAsia"/>
+        </w:rPr>
+      </w:r>
+      <w:r>
+        <w:rPr>
+          <w:rFonts w:hint="eastAsia"/>
+        </w:rPr>
       </w:r>
       <w:r>
         <w:rPr>
@@ -1684,7 +1662,6 @@
           <w:b/>
           <w:bCs/>
         </w:rPr>
-        <w:t>授时信号法（</w:t>
       </w:r>
       <w:r>
         <w:rPr>
@@ -1692,14 +1669,12 @@
           <w:b/>
           <w:bCs/>
         </w:rPr>
-        <w:t>Timing</w:t>
       </w:r>
       <w:r>
         <w:rPr>
           <w:b/>
           <w:bCs/>
         </w:rPr>
-        <w:t xml:space="preserve"> Signal </w:t>
       </w:r>
       <w:r>
         <w:rPr>
@@ -1707,7 +1682,6 @@
           <w:b/>
           <w:bCs/>
         </w:rPr>
-        <w:t>Method</w:t>
       </w:r>
       <w:r>
         <w:rPr>
@@ -1715,109 +1689,31 @@
           <w:b/>
           <w:bCs/>
         </w:rPr>
-        <w:t>）</w:t>
-      </w:r>
-      <w:r>
-        <w:rPr>
-          <w:rFonts w:hint="eastAsia"/>
-        </w:rPr>
-        <w:t>：通过网络时间协议（</w:t>
-      </w:r>
-      <w:r>
-        <w:rPr>
-          <w:rFonts w:hint="eastAsia"/>
-        </w:rPr>
-        <w:t>Network</w:t>
-      </w:r>
-      <w:r>
-        <w:t xml:space="preserve"> Time Protocol, </w:t>
-      </w:r>
-      <w:r>
-        <w:rPr>
-          <w:rFonts w:hint="eastAsia"/>
-        </w:rPr>
-        <w:t>NTP</w:t>
-      </w:r>
-      <w:r>
-        <w:rPr>
-          <w:rFonts w:hint="eastAsia"/>
-        </w:rPr>
-        <w:t>）、精密时间协议（</w:t>
-      </w:r>
-      <w:r>
-        <w:rPr>
-          <w:rFonts w:hint="eastAsia"/>
-        </w:rPr>
-        <w:t>Precision</w:t>
-      </w:r>
-      <w:r>
-        <w:t xml:space="preserve"> Time Protocol, </w:t>
-      </w:r>
-      <w:r>
-        <w:rPr>
-          <w:rFonts w:hint="eastAsia"/>
-        </w:rPr>
-        <w:t>PTP</w:t>
-      </w:r>
-      <w:r>
-        <w:rPr>
-          <w:rFonts w:hint="eastAsia"/>
-        </w:rPr>
-        <w:t>）或卫星导航系统（如</w:t>
-      </w:r>
-      <w:r>
-        <w:rPr>
-          <w:rFonts w:hint="eastAsia"/>
-        </w:rPr>
-        <w:t>GPS</w:t>
-      </w:r>
-      <w:r>
-        <w:rPr>
-          <w:rFonts w:hint="eastAsia"/>
-        </w:rPr>
-        <w:t>、北斗）的授时信号与被校时钟比对。该方法缺陷包括：依赖网络连接或卫星信号接收，在屏蔽室、地下室等无信号环境中不可用；</w:t>
-      </w:r>
-      <w:r>
-        <w:rPr>
-          <w:rFonts w:hint="eastAsia"/>
-        </w:rPr>
-        <w:t>NTP</w:t>
-      </w:r>
-      <w:r>
-        <w:rPr>
-          <w:rFonts w:hint="eastAsia"/>
-        </w:rPr>
-        <w:t>协议在广域网中的授时精度通常仅达</w:t>
-      </w:r>
-      <w:r>
-        <w:rPr>
-          <w:rFonts w:hint="eastAsia"/>
-        </w:rPr>
-        <w:t>到毫秒量级，无法满足部分高精度场景的需求；需在被校时钟中安装或配置授时客户端软件，对于封闭式时钟设备不适用；存在网络安全风险（</w:t>
-      </w:r>
-      <w:r>
-        <w:rPr>
-          <w:rFonts w:hint="eastAsia"/>
-        </w:rPr>
-        <w:t>NTP</w:t>
-      </w:r>
-      <w:r>
-        <w:rPr>
-          <w:rFonts w:hint="eastAsia"/>
-        </w:rPr>
-        <w:t>放大攻击、</w:t>
-      </w:r>
-      <w:r>
-        <w:rPr>
-          <w:rFonts w:hint="eastAsia"/>
-        </w:rPr>
-        <w:t>GPS</w:t>
-      </w:r>
-      <w:r>
-        <w:rPr>
-          <w:rFonts w:hint="eastAsia"/>
-        </w:rPr>
-        <w:t>欺骗等）。</w:t>
+      </w:r>
+      <w:r>
+        <w:rPr>
+          <w:rFonts w:hint="eastAsia"/>
+        </w:rPr>
+      </w:r>
+      <w:r>
+        <w:rPr>
+          <w:rFonts w:hint="eastAsia"/>
+        </w:rPr>
+      </w:r>
+      <w:r>
+        <w:rPr>
+          <w:rFonts w:hint="eastAsia"/>
+        </w:rPr>
+      </w:r>
+      <w:r>
+        <w:rPr>
+          <w:rFonts w:hint="eastAsia"/>
+        </w:rPr>
+      </w:r>
+      <w:r>
+        <w:rPr>
+          <w:rFonts w:hint="eastAsia"/>
+        </w:rPr>
       </w:r>
     </w:p>
     <w:p>
@@ -1834,7 +1730,7 @@
         <w:rPr>
           <w:rFonts w:hint="eastAsia"/>
         </w:rPr>
-        <w:t>4</w:t>
+        <w:t>5</w:t>
       </w:r>
       <w:r>
         <w:rPr>
@@ -1848,7 +1744,7 @@
           <w:b/>
           <w:bCs/>
         </w:rPr>
-        <w:t>音频比对法（</w:t>
+        <w:t>光电传感器法（</w:t>
       </w:r>
       <w:r>
         <w:rPr>
@@ -1856,14 +1752,14 @@
           <w:b/>
           <w:bCs/>
         </w:rPr>
-        <w:t>Audio</w:t>
+        <w:t>Photoelectric</w:t>
       </w:r>
       <w:r>
         <w:rPr>
           <w:b/>
           <w:bCs/>
         </w:rPr>
-        <w:t xml:space="preserve"> Comparison </w:t>
+        <w:t xml:space="preserve"> Sensor </w:t>
       </w:r>
       <w:r>
         <w:rPr>
@@ -1885,31 +1781,80 @@
         <w:rPr>
           <w:rFonts w:hint="eastAsia"/>
         </w:rPr>
-        <w:t>：利用标准时间广播信号（如中国科学院国家授时中心的</w:t>
-      </w:r>
-      <w:r>
-        <w:rPr>
-          <w:rFonts w:hint="eastAsia"/>
-        </w:rPr>
-        <w:t>BPM</w:t>
-      </w:r>
-      <w:r>
-        <w:rPr>
-          <w:rFonts w:hint="eastAsia"/>
-        </w:rPr>
-        <w:t>短波授时、</w:t>
-      </w:r>
-      <w:r>
-        <w:rPr>
-          <w:rFonts w:hint="eastAsia"/>
-        </w:rPr>
-        <w:t>BPL</w:t>
-      </w:r>
-      <w:r>
-        <w:rPr>
-          <w:rFonts w:hint="eastAsia"/>
-        </w:rPr>
-        <w:t>长波授时）的音频报时信号与被校时钟的音频提示进行比对。该方法缺陷包括：仅适用于具有音频报时功能的时钟器具；受无线电传播路径延迟、电离层变化影响大，精度通常在百毫秒量级；长波授时覆盖范围有限，且受天气条件影响显著。</w:t>
+        <w:t>：在被校时钟显示面板上安装光敏传感器，检测</w:t>
+      </w:r>
+      <w:r>
+        <w:rPr>
+          <w:rFonts w:hint="eastAsia"/>
+        </w:rPr>
+        <w:t>LED</w:t>
+      </w:r>
+      <w:r>
+        <w:rPr>
+          <w:rFonts w:hint="eastAsia"/>
+        </w:rPr>
+        <w:t>段的亮灭变化来感知数字跳变。该方法缺陷包括：需要物理接触时钟表面，可能对时钟显示面板造成遮挡或损伤；安装位置要求精确，传感器对准偏差会导致检测失败；仅能检测亮度变化，无法区分数字正常跳变与环境光照波动；通用性差，不同型号时钟需要不同的传感器布置方案和安装治具。</w:t>
+      </w:r>
+    </w:p>
+    <w:p>
+      <w:pPr>
+        <w:pStyle w:val="4"/>
+      </w:pPr>
+      <w:bookmarkStart w:id="11" w:name="X021ca453d22bcd63e0e440efcc44d00b3c7667d"/>
+      <w:bookmarkEnd w:id="10"/>
+      <w:r>
+        <w:lastRenderedPageBreak/>
+        <w:t xml:space="preserve">2.3.3 </w:t>
+      </w:r>
+      <w:r>
+        <w:rPr>
+          <w:rFonts w:hint="eastAsia"/>
+        </w:rPr>
+        <w:t>视频图像识别技术的引入</w:t>
+      </w:r>
+    </w:p>
+    <w:p>
+      <w:pPr>
+        <w:pStyle w:val="FirstParagraph"/>
+      </w:pPr>
+      <w:r>
+        <w:rPr>
+          <w:rFonts w:hint="eastAsia"/>
+        </w:rPr>
+        <w:t>近年来，计算机视觉（</w:t>
+      </w:r>
+      <w:r>
+        <w:rPr>
+          <w:rFonts w:hint="eastAsia"/>
+        </w:rPr>
+        <w:t>Computer</w:t>
+      </w:r>
+      <w:r>
+        <w:t xml:space="preserve"> Vision, </w:t>
+      </w:r>
+      <w:r>
+        <w:rPr>
+          <w:rFonts w:hint="eastAsia"/>
+        </w:rPr>
+        <w:t>CV</w:t>
+      </w:r>
+      <w:r>
+        <w:rPr>
+          <w:rFonts w:hint="eastAsia"/>
+        </w:rPr>
+        <w:t>）技术的快速发展为数字时钟校准提供了一种新的技术路径。通过采集包含被校时钟和标准时钟的视频，利用视频分析算法自动定位时钟跳变帧，结合</w:t>
+      </w:r>
+      <w:r>
+        <w:rPr>
+          <w:rFonts w:hint="eastAsia"/>
+        </w:rPr>
+        <w:t>OCR</w:t>
+      </w:r>
+      <w:r>
+        <w:rPr>
+          <w:rFonts w:hint="eastAsia"/>
+        </w:rPr>
+        <w:t>技术自动读取时钟显示的时间值，可以实现非接触、全自动的数字时钟校准。</w:t>
       </w:r>
     </w:p>
     <w:p>
@@ -1920,137 +1865,722 @@
         <w:rPr>
           <w:rFonts w:hint="eastAsia"/>
         </w:rPr>
-        <w:t>（</w:t>
-      </w:r>
-      <w:r>
-        <w:rPr>
-          <w:rFonts w:hint="eastAsia"/>
-        </w:rPr>
-        <w:t>5</w:t>
-      </w:r>
-      <w:r>
-        <w:rPr>
-          <w:rFonts w:hint="eastAsia"/>
-        </w:rPr>
-        <w:t>）</w:t>
-      </w:r>
+        <w:t>该技术路径的核心优势在于：（</w:t>
+      </w:r>
+      <w:r>
+        <w:rPr>
+          <w:rFonts w:hint="eastAsia"/>
+        </w:rPr>
+        <w:t>1</w:t>
+      </w:r>
+      <w:r>
+        <w:rPr>
+          <w:rFonts w:hint="eastAsia"/>
+        </w:rPr>
+        <w:t>）非接触测量，不对时钟设备本身进行任何物理改动或电信号引出；（</w:t>
+      </w:r>
+      <w:r>
+        <w:rPr>
+          <w:rFonts w:hint="eastAsia"/>
+        </w:rPr>
+        <w:t>2</w:t>
+      </w:r>
+      <w:r>
+        <w:rPr>
+          <w:rFonts w:hint="eastAsia"/>
+        </w:rPr>
+        <w:t>）自动化程度高，大幅减少人工操作和主观判断；（</w:t>
+      </w:r>
+      <w:r>
+        <w:rPr>
+          <w:rFonts w:hint="eastAsia"/>
+        </w:rPr>
+        <w:t>3</w:t>
+      </w:r>
+      <w:r>
+        <w:rPr>
+          <w:rFonts w:hint="eastAsia"/>
+        </w:rPr>
+        <w:t>）测量过程可追溯，视频和检测结果可完整保存备查；（</w:t>
+      </w:r>
+      <w:r>
+        <w:rPr>
+          <w:rFonts w:hint="eastAsia"/>
+        </w:rPr>
+        <w:t>4</w:t>
+      </w:r>
+      <w:r>
+        <w:rPr>
+          <w:rFonts w:hint="eastAsia"/>
+        </w:rPr>
+        <w:t>）适应性强，理论上可适用于任何具有视觉时间显示的数字时钟器具。</w:t>
+      </w:r>
+    </w:p>
+    <w:p>
+      <w:pPr>
+        <w:pStyle w:val="a0"/>
+      </w:pPr>
+      <w:r>
+        <w:rPr>
+          <w:rFonts w:hint="eastAsia"/>
+        </w:rPr>
+        <w:t>然而，现有基于视频图像的时钟校准方法仍面临</w:t>
+      </w:r>
+      <w:r>
+        <w:rPr>
+          <w:rFonts w:hint="eastAsia"/>
+        </w:rPr>
+        <w:t>诸多技术挑战：</w:t>
+      </w:r>
+      <w:r>
+        <w:rPr>
+          <w:rFonts w:hint="eastAsia"/>
+        </w:rPr>
+        <w:t>LED</w:t>
+      </w:r>
+      <w:r>
+        <w:rPr>
+          <w:rFonts w:hint="eastAsia"/>
+        </w:rPr>
+        <w:t>数码管高刷新率导致视频帧中可能出现显示中间态（</w:t>
+      </w:r>
+      <w:r>
+        <w:rPr>
+          <w:rFonts w:hint="eastAsia"/>
+        </w:rPr>
+        <w:t>Display</w:t>
+      </w:r>
+      <w:r>
+        <w:t xml:space="preserve"> Transition </w:t>
+      </w:r>
+      <w:r>
+        <w:rPr>
+          <w:rFonts w:hint="eastAsia"/>
+        </w:rPr>
+        <w:t>State</w:t>
+      </w:r>
+      <w:r>
+        <w:rPr>
+          <w:rFonts w:hint="eastAsia"/>
+        </w:rPr>
+        <w:t>）；不同颜色的</w:t>
+      </w:r>
+      <w:r>
+        <w:rPr>
+          <w:rFonts w:hint="eastAsia"/>
+        </w:rPr>
+        <w:t>LED</w:t>
+      </w:r>
+      <w:r>
+        <w:rPr>
+          <w:rFonts w:hint="eastAsia"/>
+        </w:rPr>
+        <w:t>（红色、绿色、黄色等）需要不同的图像处理策略；极暗拍摄环境导致图像信噪比严重下降；高帧率视频的数据量大，逐帧全扫描效率低；相机自动曝光（</w:t>
+      </w:r>
+      <w:r>
+        <w:rPr>
+          <w:rFonts w:hint="eastAsia"/>
+        </w:rPr>
+        <w:t>Auto</w:t>
+      </w:r>
+      <w:r>
+        <w:t xml:space="preserve"> Exposure, </w:t>
+      </w:r>
+      <w:r>
+        <w:rPr>
+          <w:rFonts w:hint="eastAsia"/>
+        </w:rPr>
+        <w:t>AE</w:t>
+      </w:r>
+      <w:r>
+        <w:rPr>
+          <w:rFonts w:hint="eastAsia"/>
+        </w:rPr>
+        <w:t>）调整可能产生与数字跳变难以区分的亮度突变信号。</w:t>
+      </w:r>
+    </w:p>
+    <w:p>
+      <w:pPr>
+        <w:pStyle w:val="4"/>
+      </w:pPr>
+      <w:bookmarkStart w:id="12" w:name="X6da68ddd049cb3645305f69fa7d670c414e39a1"/>
+      <w:bookmarkEnd w:id="11"/>
+      <w:r>
+        <w:t xml:space="preserve">2.3.4 </w:t>
+      </w:r>
+      <w:r>
+        <w:rPr>
+          <w:rFonts w:hint="eastAsia"/>
+        </w:rPr>
+        <w:t>国内外研究现状</w:t>
+      </w:r>
+    </w:p>
+    <w:p>
+      <w:pPr>
+        <w:pStyle w:val="FirstParagraph"/>
+      </w:pPr>
       <w:r>
         <w:rPr>
           <w:rFonts w:hint="eastAsia"/>
           <w:b/>
           <w:bCs/>
         </w:rPr>
-        <w:t>光电传感器法（</w:t>
-      </w:r>
+        <w:t>【文献综述】</w:t>
+      </w:r>
+    </w:p>
+    <w:p>
+      <w:pPr>
+        <w:pStyle w:val="a0"/>
+      </w:pPr>
+      <w:r>
+        <w:rPr>
+          <w:rFonts w:hint="eastAsia"/>
+        </w:rPr>
+        <w:t>在数字时钟自动识别领域，国内外已有部分研究工作。</w:t>
+      </w:r>
+    </w:p>
+    <w:p>
+      <w:pPr>
+        <w:pStyle w:val="a0"/>
+      </w:pPr>
+      <w:r>
+        <w:rPr>
+          <w:rFonts w:hint="eastAsia"/>
+        </w:rPr>
+        <w:t>Zhou</w:t>
+      </w:r>
+      <w:r>
+        <w:rPr>
+          <w:rFonts w:hint="eastAsia"/>
+        </w:rPr>
+        <w:t>等人（</w:t>
+      </w:r>
+      <w:r>
+        <w:rPr>
+          <w:rFonts w:hint="eastAsia"/>
+        </w:rPr>
+        <w:t>2018</w:t>
+      </w:r>
+      <w:r>
+        <w:rPr>
+          <w:rFonts w:hint="eastAsia"/>
+        </w:rPr>
+        <w:t>）在《</w:t>
+      </w:r>
+      <w:r>
+        <w:rPr>
+          <w:rFonts w:hint="eastAsia"/>
+        </w:rPr>
+        <w:t>IEEE</w:t>
+      </w:r>
+      <w:r>
+        <w:t xml:space="preserve"> Transactions o</w:t>
+      </w:r>
+      <w:r>
+        <w:t xml:space="preserve">n Instrumentation and </w:t>
+      </w:r>
+      <w:r>
+        <w:rPr>
+          <w:rFonts w:hint="eastAsia"/>
+        </w:rPr>
+        <w:t>Measurement</w:t>
+      </w:r>
+      <w:r>
+        <w:rPr>
+          <w:rFonts w:hint="eastAsia"/>
+        </w:rPr>
+        <w:t>》上发表论文</w:t>
+      </w:r>
+      <w:r>
+        <w:rPr>
+          <w:rFonts w:hint="eastAsia"/>
+        </w:rPr>
+        <w:t>"Automatic</w:t>
+      </w:r>
+      <w:r>
+        <w:t xml:space="preserve"> Reading Recognition Method of Digital Meters Based on Machine </w:t>
+      </w:r>
+      <w:r>
+        <w:rPr>
+          <w:rFonts w:hint="eastAsia"/>
+        </w:rPr>
+        <w:t>Vision"</w:t>
+      </w:r>
+      <w:r>
+        <w:rPr>
+          <w:rFonts w:hint="eastAsia"/>
+        </w:rPr>
+        <w:t>，提出了一种基于机器视觉的数字仪表读数识别方法，采用最大稳定极值区域（</w:t>
+      </w:r>
+      <w:r>
+        <w:rPr>
+          <w:rFonts w:hint="eastAsia"/>
+        </w:rPr>
+        <w:t>Maximally</w:t>
+      </w:r>
+      <w:r>
+        <w:t xml:space="preserve"> Stable Extremal Regions, </w:t>
+      </w:r>
+      <w:r>
+        <w:rPr>
+          <w:rFonts w:hint="eastAsia"/>
+        </w:rPr>
+        <w:t>MSER</w:t>
+      </w:r>
+      <w:r>
+        <w:rPr>
+          <w:rFonts w:hint="eastAsia"/>
+        </w:rPr>
+        <w:t>）算法定位数字区域，结合卷积神经网络（</w:t>
+      </w:r>
+      <w:r>
+        <w:rPr>
+          <w:rFonts w:hint="eastAsia"/>
+        </w:rPr>
+        <w:t>Convolutional</w:t>
+      </w:r>
+      <w:r>
+        <w:t xml:space="preserve"> Neural Network, </w:t>
+      </w:r>
+      <w:r>
+        <w:rPr>
+          <w:rFonts w:hint="eastAsia"/>
+        </w:rPr>
+        <w:t>CNN</w:t>
+      </w:r>
+      <w:r>
+        <w:rPr>
+          <w:rFonts w:hint="eastAsia"/>
+        </w:rPr>
+        <w:t>）进行数字分类，在燃气</w:t>
+      </w:r>
+      <w:r>
+        <w:rPr>
+          <w:rFonts w:hint="eastAsia"/>
+        </w:rPr>
+        <w:t>表、电表等数字式计量器具上取得了良好的识别效果。但该方法针对的是静态的数字仪表盘面，未涉及视频中动态跳变帧的定位问题。</w:t>
+      </w:r>
+    </w:p>
+    <w:p>
+      <w:pPr>
+        <w:pStyle w:val="a0"/>
+      </w:pPr>
+      <w:r>
+        <w:rPr>
+          <w:rFonts w:hint="eastAsia"/>
+        </w:rPr>
+        <w:t>Zhang</w:t>
+      </w:r>
+      <w:r>
+        <w:rPr>
+          <w:rFonts w:hint="eastAsia"/>
+        </w:rPr>
+        <w:t>等人（</w:t>
+      </w:r>
+      <w:r>
+        <w:rPr>
+          <w:rFonts w:hint="eastAsia"/>
+        </w:rPr>
+        <w:t>2019</w:t>
+      </w:r>
+      <w:r>
+        <w:rPr>
+          <w:rFonts w:hint="eastAsia"/>
+        </w:rPr>
+        <w:t>）在《</w:t>
+      </w:r>
+      <w:r>
+        <w:rPr>
+          <w:rFonts w:hint="eastAsia"/>
+        </w:rPr>
+        <w:t>Measurement</w:t>
+      </w:r>
+      <w:r>
+        <w:t xml:space="preserve"> Science and </w:t>
+      </w:r>
+      <w:r>
+        <w:rPr>
+          <w:rFonts w:hint="eastAsia"/>
+        </w:rPr>
+        <w:t>Technology</w:t>
+      </w:r>
+      <w:r>
+        <w:rPr>
+          <w:rFonts w:hint="eastAsia"/>
+        </w:rPr>
+        <w:t>》上发表</w:t>
+      </w:r>
+      <w:r>
+        <w:rPr>
+          <w:rFonts w:hint="eastAsia"/>
+        </w:rPr>
+        <w:t>"Video-based</w:t>
+      </w:r>
+      <w:r>
+        <w:t xml:space="preserve"> Automatic Calibration System for Digital </w:t>
+      </w:r>
+      <w:r>
+        <w:rPr>
+          <w:rFonts w:hint="eastAsia"/>
+        </w:rPr>
+        <w:t>Stopwatches"</w:t>
+      </w:r>
+      <w:r>
+        <w:rPr>
+          <w:rFonts w:hint="eastAsia"/>
+        </w:rPr>
+        <w:t>，针对数字秒表校准提出了一种基于视频帧间差分的跳变帧检测方法，通过计算相邻帧的像素变化率来定位秒表末位数字变化帧。但该方法使用固定阈值进行帧间差分检测，对</w:t>
+      </w:r>
+      <w:r>
+        <w:rPr>
+          <w:rFonts w:hint="eastAsia"/>
+        </w:rPr>
+        <w:t>不同光照条件的适应性较差，且未考虑相机自动曝光引起的假阳性问题。</w:t>
+      </w:r>
+    </w:p>
+    <w:p>
+      <w:pPr>
+        <w:pStyle w:val="a0"/>
+      </w:pPr>
+      <w:r>
+        <w:rPr>
+          <w:rFonts w:hint="eastAsia"/>
+        </w:rPr>
+        <w:t>在专利方面，中国专利</w:t>
+      </w:r>
+      <w:r>
+        <w:rPr>
+          <w:rFonts w:hint="eastAsia"/>
+        </w:rPr>
+        <w:t>CN108052933A</w:t>
+      </w:r>
+      <w:r>
+        <w:rPr>
+          <w:rFonts w:hint="eastAsia"/>
+        </w:rPr>
+        <w:t>（</w:t>
+      </w:r>
+      <w:r>
+        <w:rPr>
+          <w:rFonts w:hint="eastAsia"/>
+        </w:rPr>
+        <w:t>2018</w:t>
+      </w:r>
+      <w:r>
+        <w:rPr>
+          <w:rFonts w:hint="eastAsia"/>
+        </w:rPr>
+        <w:t>年）公开了一种</w:t>
+      </w:r>
+      <w:r>
+        <w:rPr>
+          <w:rFonts w:hint="eastAsia"/>
+        </w:rPr>
+        <w:t>"</w:t>
+      </w:r>
+      <w:r>
+        <w:rPr>
+          <w:rFonts w:hint="eastAsia"/>
+        </w:rPr>
+        <w:t>基于深度学习的数字仪表读数识别方法</w:t>
+      </w:r>
+      <w:r>
+        <w:rPr>
+          <w:rFonts w:hint="eastAsia"/>
+        </w:rPr>
+        <w:t>"</w:t>
+      </w:r>
+      <w:r>
+        <w:rPr>
+          <w:rFonts w:hint="eastAsia"/>
+        </w:rPr>
+        <w:t>，使用</w:t>
+      </w:r>
+      <w:r>
+        <w:rPr>
+          <w:rFonts w:hint="eastAsia"/>
+        </w:rPr>
+        <w:t>Faster</w:t>
+      </w:r>
+      <w:r>
+        <w:t xml:space="preserve"> </w:t>
+      </w:r>
+      <w:r>
+        <w:rPr>
+          <w:rFonts w:hint="eastAsia"/>
+        </w:rPr>
+        <w:t>R-CNN</w:t>
+      </w:r>
+      <w:r>
+        <w:rPr>
+          <w:rFonts w:hint="eastAsia"/>
+        </w:rPr>
+        <w:t>进行数字区域检测和数字识别。中国专利</w:t>
+      </w:r>
+      <w:r>
+        <w:rPr>
+          <w:rFonts w:hint="eastAsia"/>
+        </w:rPr>
+        <w:t>CN110135412A</w:t>
+      </w:r>
+      <w:r>
+        <w:rPr>
+          <w:rFonts w:hint="eastAsia"/>
+        </w:rPr>
+        <w:t>（</w:t>
+      </w:r>
+      <w:r>
+        <w:rPr>
+          <w:rFonts w:hint="eastAsia"/>
+        </w:rPr>
+        <w:t>2019</w:t>
+      </w:r>
+      <w:r>
+        <w:rPr>
+          <w:rFonts w:hint="eastAsia"/>
+        </w:rPr>
+        <w:t>年）公开了一种</w:t>
+      </w:r>
+      <w:r>
+        <w:rPr>
+          <w:rFonts w:hint="eastAsia"/>
+        </w:rPr>
+        <w:t>"</w:t>
+      </w:r>
+      <w:r>
+        <w:rPr>
+          <w:rFonts w:hint="eastAsia"/>
+        </w:rPr>
+        <w:t>基于计算机视觉的七段数码管识别方法</w:t>
+      </w:r>
+      <w:r>
+        <w:rPr>
+          <w:rFonts w:hint="eastAsia"/>
+        </w:rPr>
+        <w:t>"</w:t>
+      </w:r>
+      <w:r>
+        <w:rPr>
+          <w:rFonts w:hint="eastAsia"/>
+        </w:rPr>
+        <w:t>，对单幅静态图像进行数码管分割和段位判定。中国专利</w:t>
+      </w:r>
+      <w:r>
+        <w:rPr>
+          <w:rFonts w:hint="eastAsia"/>
+        </w:rPr>
+        <w:t>CN111414910A</w:t>
+      </w:r>
+      <w:r>
+        <w:rPr>
+          <w:rFonts w:hint="eastAsia"/>
+        </w:rPr>
+        <w:t>（</w:t>
+      </w:r>
+      <w:r>
+        <w:rPr>
+          <w:rFonts w:hint="eastAsia"/>
+        </w:rPr>
+        <w:t>2020</w:t>
+      </w:r>
+      <w:r>
+        <w:rPr>
+          <w:rFonts w:hint="eastAsia"/>
+        </w:rPr>
+        <w:t>年）公开了</w:t>
+      </w:r>
+      <w:r>
+        <w:rPr>
+          <w:rFonts w:hint="eastAsia"/>
+        </w:rPr>
+        <w:t>"</w:t>
+      </w:r>
+      <w:r>
+        <w:rPr>
+          <w:rFonts w:hint="eastAsia"/>
+        </w:rPr>
+        <w:t>一种基于视频分析的时钟校准方法及装置</w:t>
+      </w:r>
+      <w:r>
+        <w:rPr>
+          <w:rFonts w:hint="eastAsia"/>
+        </w:rPr>
+        <w:t>"</w:t>
+      </w:r>
+      <w:r>
+        <w:rPr>
+          <w:rFonts w:hint="eastAsia"/>
+        </w:rPr>
+        <w:t>，采用帧间差分法</w:t>
+      </w:r>
+      <w:r>
+        <w:rPr>
+          <w:rFonts w:hint="eastAsia"/>
+        </w:rPr>
+        <w:lastRenderedPageBreak/>
+        <w:t>检测跳变帧。但这些现有专利</w:t>
+      </w:r>
+      <w:r>
+        <w:rPr>
+          <w:rFonts w:hint="eastAsia"/>
+        </w:rPr>
+        <w:t>/</w:t>
+      </w:r>
+      <w:r>
+        <w:rPr>
+          <w:rFonts w:hint="eastAsia"/>
+        </w:rPr>
+        <w:t>文献均未能</w:t>
+      </w:r>
+      <w:r>
+        <w:rPr>
+          <w:rFonts w:hint="eastAsia"/>
+        </w:rPr>
+        <w:t>同时解决以下核心问题：如何在不同</w:t>
+      </w:r>
+      <w:r>
+        <w:rPr>
+          <w:rFonts w:hint="eastAsia"/>
+        </w:rPr>
+        <w:t>LED</w:t>
+      </w:r>
+      <w:r>
+        <w:rPr>
+          <w:rFonts w:hint="eastAsia"/>
+        </w:rPr>
+        <w:t>颜色下自动选择合适的检测策略，如何在高帧率视频中高效定位跳变帧并过滤自动曝光干扰，如何保证离线环境下</w:t>
+      </w:r>
+      <w:r>
+        <w:rPr>
+          <w:rFonts w:hint="eastAsia"/>
+        </w:rPr>
+        <w:t>OCR</w:t>
+      </w:r>
+      <w:r>
+        <w:rPr>
+          <w:rFonts w:hint="eastAsia"/>
+        </w:rPr>
+        <w:t>的识别准确率。</w:t>
+      </w:r>
+    </w:p>
+    <w:p>
+      <w:pPr>
+        <w:pStyle w:val="a0"/>
+      </w:pPr>
       <w:r>
         <w:rPr>
           <w:rFonts w:hint="eastAsia"/>
           <w:b/>
           <w:bCs/>
         </w:rPr>
-        <w:t>Photoelectric</w:t>
-      </w:r>
-      <w:r>
-        <w:rPr>
+        <w:t>【标准文献】</w:t>
+      </w:r>
+    </w:p>
+    <w:p>
+      <w:pPr>
+        <w:pStyle w:val="a0"/>
+      </w:pPr>
+      <w:r>
+        <w:t xml:space="preserve">JJF </w:t>
+      </w:r>
+      <w:r>
+        <w:rPr>
+          <w:rFonts w:hint="eastAsia"/>
+        </w:rPr>
+        <w:t>2199-2025</w:t>
+      </w:r>
+      <w:r>
+        <w:rPr>
+          <w:rFonts w:hint="eastAsia"/>
+        </w:rPr>
+        <w:t>《数字式时钟校准规范》于</w:t>
+      </w:r>
+      <w:r>
+        <w:rPr>
+          <w:rFonts w:hint="eastAsia"/>
+        </w:rPr>
+        <w:t>2025</w:t>
+      </w:r>
+      <w:r>
+        <w:rPr>
+          <w:rFonts w:hint="eastAsia"/>
+        </w:rPr>
+        <w:t>年发布实施</w:t>
+      </w:r>
+      <w:r>
+        <w:rPr>
+          <w:rFonts w:hint="eastAsia"/>
+        </w:rPr>
+        <w:t>。该规范明确要求：</w:t>
+      </w:r>
+      <w:r>
+        <w:rPr>
+          <w:rFonts w:hint="eastAsia"/>
+        </w:rPr>
+        <w:t>"</w:t>
+      </w:r>
+      <w:r>
+        <w:rPr>
+          <w:rFonts w:hint="eastAsia"/>
+        </w:rPr>
+        <w:t>将被校时钟与标准时钟置于同一摄像画面中，标准时钟的时间显示应清晰可辨</w:t>
+      </w:r>
+      <w:r>
+        <w:rPr>
+          <w:rFonts w:hint="eastAsia"/>
+        </w:rPr>
+        <w:t>...</w:t>
+      </w:r>
+      <w:r>
+        <w:rPr>
+          <w:rFonts w:hint="eastAsia"/>
+        </w:rPr>
+        <w:t>获取包含两个时钟进位瞬间的视频帧</w:t>
+      </w:r>
+      <w:r>
+        <w:rPr>
+          <w:rFonts w:hint="eastAsia"/>
+        </w:rPr>
+        <w:t>...</w:t>
+      </w:r>
+      <w:r>
+        <w:rPr>
+          <w:rFonts w:hint="eastAsia"/>
+        </w:rPr>
+        <w:t>计算两时钟的时间差值作为校准结果。</w:t>
+      </w:r>
+      <w:r>
+        <w:rPr>
+          <w:rFonts w:hint="eastAsia"/>
+        </w:rPr>
+        <w:t>"</w:t>
+      </w:r>
+      <w:r>
+        <w:rPr>
+          <w:rFonts w:hint="eastAsia"/>
+        </w:rPr>
+        <w:t>该规范为本</w:t>
+      </w:r>
+      <w:r>
+        <w:rPr>
+          <w:rFonts w:hint="eastAsia"/>
+        </w:rPr>
+        <w:t>发明提供了校准方法的法律依据和技术参照。</w:t>
+      </w:r>
+      <w:bookmarkStart w:id="13" w:name="_GoBack"/>
+      <w:bookmarkEnd w:id="13"/>
+    </w:p>
+    <w:p>
+      <w:pPr>
+        <w:pStyle w:val="a0"/>
+      </w:pPr>
+      <w:r>
+        <w:rPr>
+          <w:rFonts w:hint="eastAsia"/>
           <w:b/>
           <w:bCs/>
         </w:rPr>
-        <w:t xml:space="preserve"> Sensor </w:t>
-      </w:r>
-      <w:r>
-        <w:rPr>
-          <w:rFonts w:hint="eastAsia"/>
-          <w:b/>
-          <w:bCs/>
-        </w:rPr>
-        <w:t>Method</w:t>
-      </w:r>
-      <w:r>
-        <w:rPr>
-          <w:rFonts w:hint="eastAsia"/>
-          <w:b/>
-          <w:bCs/>
-        </w:rPr>
-        <w:t>）</w:t>
-      </w:r>
-      <w:r>
-        <w:rPr>
-          <w:rFonts w:hint="eastAsia"/>
-        </w:rPr>
-        <w:t>：在被校时钟显示面板上安装光敏传感器，检测</w:t>
-      </w:r>
-      <w:r>
-        <w:rPr>
-          <w:rFonts w:hint="eastAsia"/>
-        </w:rPr>
-        <w:t>LED</w:t>
-      </w:r>
-      <w:r>
-        <w:rPr>
-          <w:rFonts w:hint="eastAsia"/>
-        </w:rPr>
-        <w:t>段的亮灭变化来感知数字跳变。该方法缺陷包括：需要物理接触时钟表面，可能对时钟显示面板造成遮挡或损伤；安装位置要求精确，传感器对准偏差会导致检测失败；仅能检测亮度变化，无法区分数字正常跳变与环境光照波动；通用性差，不同型号时钟需要不同的传感器布置方案和安装治具。</w:t>
-      </w:r>
-    </w:p>
-    <w:p>
-      <w:pPr>
-        <w:pStyle w:val="4"/>
-      </w:pPr>
-      <w:bookmarkStart w:id="11" w:name="X021ca453d22bcd63e0e440efcc44d00b3c7667d"/>
-      <w:bookmarkEnd w:id="10"/>
-      <w:r>
-        <w:lastRenderedPageBreak/>
-        <w:t xml:space="preserve">2.3.3 </w:t>
-      </w:r>
-      <w:r>
-        <w:rPr>
-          <w:rFonts w:hint="eastAsia"/>
-        </w:rPr>
-        <w:t>视频图像识别技术的引入</w:t>
-      </w:r>
-    </w:p>
-    <w:p>
-      <w:pPr>
-        <w:pStyle w:val="FirstParagraph"/>
-      </w:pPr>
-      <w:r>
-        <w:rPr>
-          <w:rFonts w:hint="eastAsia"/>
-        </w:rPr>
-        <w:t>近年来，计算机视觉（</w:t>
-      </w:r>
-      <w:r>
-        <w:rPr>
-          <w:rFonts w:hint="eastAsia"/>
-        </w:rPr>
-        <w:t>Computer</w:t>
-      </w:r>
-      <w:r>
-        <w:t xml:space="preserve"> Vision, </w:t>
-      </w:r>
-      <w:r>
-        <w:rPr>
-          <w:rFonts w:hint="eastAsia"/>
-        </w:rPr>
-        <w:t>CV</w:t>
-      </w:r>
-      <w:r>
-        <w:rPr>
-          <w:rFonts w:hint="eastAsia"/>
-        </w:rPr>
-        <w:t>）技术的快速发展为数字时钟校准提供了一种新的技术路径。通过采集包含被校时钟和标准时钟的视频，利用视频分析算法自动定位时钟跳变帧，结合</w:t>
-      </w:r>
-      <w:r>
-        <w:rPr>
-          <w:rFonts w:hint="eastAsia"/>
-        </w:rPr>
-        <w:t>OCR</w:t>
-      </w:r>
-      <w:r>
-        <w:rPr>
-          <w:rFonts w:hint="eastAsia"/>
-        </w:rPr>
-        <w:t>技术自动读取时钟显示的时间值，可以实现非接触、全自动的数字时钟校准。</w:t>
+        <w:t>【竞品分析】</w:t>
       </w:r>
     </w:p>
     <w:p>
@@ -2061,832 +2591,88 @@
         <w:rPr>
           <w:rFonts w:hint="eastAsia"/>
         </w:rPr>
-        <w:t>该技术路径的核心优势在于：（</w:t>
-      </w:r>
-      <w:r>
-        <w:rPr>
-          <w:rFonts w:hint="eastAsia"/>
-        </w:rPr>
-        <w:t>1</w:t>
-      </w:r>
-      <w:r>
-        <w:rPr>
-          <w:rFonts w:hint="eastAsia"/>
-        </w:rPr>
-        <w:t>）非接触测量，不对时钟设备本身进行任何物理改动或电信号引出；（</w:t>
-      </w:r>
-      <w:r>
-        <w:rPr>
-          <w:rFonts w:hint="eastAsia"/>
-        </w:rPr>
-        <w:t>2</w:t>
-      </w:r>
-      <w:r>
-        <w:rPr>
-          <w:rFonts w:hint="eastAsia"/>
-        </w:rPr>
-        <w:t>）自动化程度高，大幅减少人工操作和主观判断；（</w:t>
-      </w:r>
-      <w:r>
-        <w:rPr>
-          <w:rFonts w:hint="eastAsia"/>
-        </w:rPr>
-        <w:t>3</w:t>
-      </w:r>
-      <w:r>
-        <w:rPr>
-          <w:rFonts w:hint="eastAsia"/>
-        </w:rPr>
-        <w:t>）测量过程可追溯，视频和检测结果可完整保存备查；（</w:t>
-      </w:r>
-      <w:r>
-        <w:rPr>
-          <w:rFonts w:hint="eastAsia"/>
-        </w:rPr>
-        <w:t>4</w:t>
-      </w:r>
-      <w:r>
-        <w:rPr>
-          <w:rFonts w:hint="eastAsia"/>
-        </w:rPr>
-        <w:t>）适应性强，理论上可适用于任何具有视觉时间显示的数字时钟器具。</w:t>
-      </w:r>
-    </w:p>
-    <w:p>
-      <w:pPr>
-        <w:pStyle w:val="a0"/>
-      </w:pPr>
-      <w:r>
-        <w:rPr>
-          <w:rFonts w:hint="eastAsia"/>
-        </w:rPr>
-        <w:t>然而，现有基于视频图像的时钟校准方法仍面临</w:t>
-      </w:r>
-      <w:r>
-        <w:rPr>
-          <w:rFonts w:hint="eastAsia"/>
-        </w:rPr>
-        <w:t>诸多技术挑战：</w:t>
-      </w:r>
-      <w:r>
-        <w:rPr>
-          <w:rFonts w:hint="eastAsia"/>
-        </w:rPr>
-        <w:t>LED</w:t>
-      </w:r>
-      <w:r>
-        <w:rPr>
-          <w:rFonts w:hint="eastAsia"/>
-        </w:rPr>
-        <w:t>数码管高刷新率导致视频帧中可能出现显示中间态（</w:t>
-      </w:r>
-      <w:r>
-        <w:rPr>
-          <w:rFonts w:hint="eastAsia"/>
-        </w:rPr>
-        <w:t>Display</w:t>
-      </w:r>
-      <w:r>
-        <w:t xml:space="preserve"> Transition </w:t>
-      </w:r>
-      <w:r>
-        <w:rPr>
-          <w:rFonts w:hint="eastAsia"/>
-        </w:rPr>
-        <w:t>State</w:t>
-      </w:r>
-      <w:r>
-        <w:rPr>
-          <w:rFonts w:hint="eastAsia"/>
-        </w:rPr>
-        <w:t>）；不同颜色的</w:t>
-      </w:r>
-      <w:r>
-        <w:rPr>
-          <w:rFonts w:hint="eastAsia"/>
-        </w:rPr>
-        <w:t>LED</w:t>
-      </w:r>
-      <w:r>
-        <w:rPr>
-          <w:rFonts w:hint="eastAsia"/>
-        </w:rPr>
-        <w:t>（红色、绿色、黄色等）需要不同的图像处理策略；极暗拍摄环境导致图像信噪比严重下降；高帧率视频的数据量大，逐帧全扫描效率低；相机自动曝光（</w:t>
-      </w:r>
-      <w:r>
-        <w:rPr>
-          <w:rFonts w:hint="eastAsia"/>
-        </w:rPr>
-        <w:t>Auto</w:t>
-      </w:r>
-      <w:r>
-        <w:t xml:space="preserve"> Exposure, </w:t>
-      </w:r>
-      <w:r>
-        <w:rPr>
-          <w:rFonts w:hint="eastAsia"/>
-        </w:rPr>
-        <w:t>AE</w:t>
-      </w:r>
-      <w:r>
-        <w:rPr>
-          <w:rFonts w:hint="eastAsia"/>
-        </w:rPr>
-        <w:t>）调整可能产生与数字跳变难以区分的亮度突变信号。</w:t>
-      </w:r>
-    </w:p>
-    <w:p>
-      <w:pPr>
-        <w:pStyle w:val="4"/>
-      </w:pPr>
-      <w:bookmarkStart w:id="12" w:name="X6da68ddd049cb3645305f69fa7d670c414e39a1"/>
-      <w:bookmarkEnd w:id="11"/>
-      <w:r>
-        <w:t xml:space="preserve">2.3.4 </w:t>
-      </w:r>
-      <w:r>
-        <w:rPr>
-          <w:rFonts w:hint="eastAsia"/>
-        </w:rPr>
-        <w:t>国内外研究现状</w:t>
-      </w:r>
-    </w:p>
-    <w:p>
-      <w:pPr>
-        <w:pStyle w:val="FirstParagraph"/>
-      </w:pPr>
-      <w:r>
-        <w:rPr>
-          <w:rFonts w:hint="eastAsia"/>
-          <w:b/>
-          <w:bCs/>
-        </w:rPr>
-        <w:t>【文献综述】</w:t>
-      </w:r>
-    </w:p>
-    <w:p>
-      <w:pPr>
-        <w:pStyle w:val="a0"/>
-      </w:pPr>
-      <w:r>
-        <w:rPr>
-          <w:rFonts w:hint="eastAsia"/>
-        </w:rPr>
-        <w:t>在数字时钟自动识别领域，国内外已有部分研究工作。</w:t>
-      </w:r>
-    </w:p>
-    <w:p>
-      <w:pPr>
-        <w:pStyle w:val="a0"/>
-      </w:pPr>
-      <w:r>
-        <w:rPr>
-          <w:rFonts w:hint="eastAsia"/>
-        </w:rPr>
-        <w:t>Zhou</w:t>
-      </w:r>
-      <w:r>
-        <w:rPr>
-          <w:rFonts w:hint="eastAsia"/>
-        </w:rPr>
-        <w:t>等人（</w:t>
-      </w:r>
-      <w:r>
-        <w:rPr>
-          <w:rFonts w:hint="eastAsia"/>
-        </w:rPr>
-        <w:t>2018</w:t>
-      </w:r>
-      <w:r>
-        <w:rPr>
-          <w:rFonts w:hint="eastAsia"/>
-        </w:rPr>
-        <w:t>）在《</w:t>
-      </w:r>
-      <w:r>
-        <w:rPr>
-          <w:rFonts w:hint="eastAsia"/>
-        </w:rPr>
-        <w:t>IEEE</w:t>
-      </w:r>
-      <w:r>
-        <w:t xml:space="preserve"> Transactions o</w:t>
-      </w:r>
-      <w:r>
-        <w:t xml:space="preserve">n Instrumentation and </w:t>
-      </w:r>
-      <w:r>
-        <w:rPr>
-          <w:rFonts w:hint="eastAsia"/>
-        </w:rPr>
-        <w:t>Measurement</w:t>
-      </w:r>
-      <w:r>
-        <w:rPr>
-          <w:rFonts w:hint="eastAsia"/>
-        </w:rPr>
-        <w:t>》上发表论文</w:t>
-      </w:r>
-      <w:r>
-        <w:rPr>
-          <w:rFonts w:hint="eastAsia"/>
-        </w:rPr>
-        <w:t>"Automatic</w:t>
-      </w:r>
-      <w:r>
-        <w:t xml:space="preserve"> Reading Recognition Method of Digital Meters Based on Machine </w:t>
-      </w:r>
-      <w:r>
-        <w:rPr>
-          <w:rFonts w:hint="eastAsia"/>
-        </w:rPr>
-        <w:t>Vision"</w:t>
-      </w:r>
-      <w:r>
-        <w:rPr>
-          <w:rFonts w:hint="eastAsia"/>
-        </w:rPr>
-        <w:t>，提出了一种基于机器视觉的数字仪表读数识别方法，采用最大稳定极值区域（</w:t>
-      </w:r>
-      <w:r>
-        <w:rPr>
-          <w:rFonts w:hint="eastAsia"/>
-        </w:rPr>
-        <w:t>Maximally</w:t>
-      </w:r>
-      <w:r>
-        <w:t xml:space="preserve"> Stable Extremal Regions, </w:t>
-      </w:r>
-      <w:r>
-        <w:rPr>
-          <w:rFonts w:hint="eastAsia"/>
-        </w:rPr>
-        <w:t>MSER</w:t>
-      </w:r>
-      <w:r>
-        <w:rPr>
-          <w:rFonts w:hint="eastAsia"/>
-        </w:rPr>
-        <w:t>）算法定位数字区域，结合卷积神经网络（</w:t>
-      </w:r>
-      <w:r>
-        <w:rPr>
-          <w:rFonts w:hint="eastAsia"/>
-        </w:rPr>
-        <w:t>Convolutional</w:t>
-      </w:r>
-      <w:r>
-        <w:t xml:space="preserve"> Neural Network, </w:t>
-      </w:r>
-      <w:r>
-        <w:rPr>
-          <w:rFonts w:hint="eastAsia"/>
-        </w:rPr>
-        <w:t>CNN</w:t>
-      </w:r>
-      <w:r>
-        <w:rPr>
-          <w:rFonts w:hint="eastAsia"/>
-        </w:rPr>
-        <w:t>）进行数字分类，在燃气</w:t>
-      </w:r>
-      <w:r>
-        <w:rPr>
-          <w:rFonts w:hint="eastAsia"/>
-        </w:rPr>
-        <w:t>表、电表等数字式计量器具上取得了良好的识别效果。但该方法针对的是静态的数字仪表盘面，未涉及视频中动态跳变帧的定位问题。</w:t>
-      </w:r>
-    </w:p>
-    <w:p>
-      <w:pPr>
-        <w:pStyle w:val="a0"/>
-      </w:pPr>
-      <w:r>
-        <w:rPr>
-          <w:rFonts w:hint="eastAsia"/>
-        </w:rPr>
-        <w:t>Zhang</w:t>
-      </w:r>
-      <w:r>
-        <w:rPr>
-          <w:rFonts w:hint="eastAsia"/>
-        </w:rPr>
-        <w:t>等人（</w:t>
-      </w:r>
-      <w:r>
-        <w:rPr>
-          <w:rFonts w:hint="eastAsia"/>
-        </w:rPr>
-        <w:t>2019</w:t>
-      </w:r>
-      <w:r>
-        <w:rPr>
-          <w:rFonts w:hint="eastAsia"/>
-        </w:rPr>
-        <w:t>）在《</w:t>
-      </w:r>
-      <w:r>
-        <w:rPr>
-          <w:rFonts w:hint="eastAsia"/>
-        </w:rPr>
-        <w:t>Measurement</w:t>
-      </w:r>
-      <w:r>
-        <w:t xml:space="preserve"> Science and </w:t>
-      </w:r>
-      <w:r>
-        <w:rPr>
-          <w:rFonts w:hint="eastAsia"/>
-        </w:rPr>
-        <w:t>Technology</w:t>
-      </w:r>
-      <w:r>
-        <w:rPr>
-          <w:rFonts w:hint="eastAsia"/>
-        </w:rPr>
-        <w:t>》上发表</w:t>
-      </w:r>
-      <w:r>
-        <w:rPr>
-          <w:rFonts w:hint="eastAsia"/>
-        </w:rPr>
-        <w:t>"Video-based</w:t>
-      </w:r>
-      <w:r>
-        <w:t xml:space="preserve"> Automatic Calibration System for Digital </w:t>
-      </w:r>
-      <w:r>
-        <w:rPr>
-          <w:rFonts w:hint="eastAsia"/>
-        </w:rPr>
-        <w:t>Stopwatches"</w:t>
-      </w:r>
-      <w:r>
-        <w:rPr>
-          <w:rFonts w:hint="eastAsia"/>
-        </w:rPr>
-        <w:t>，针对数字秒表校准提出了一种基于视频帧间差分的跳变帧检测方法，通过计算相邻帧的像素变化率来定位秒表末位数字变化帧。但该方法使用固定阈值进行帧间差分检测，对</w:t>
-      </w:r>
-      <w:r>
-        <w:rPr>
-          <w:rFonts w:hint="eastAsia"/>
-        </w:rPr>
-        <w:t>不同光照条件的适应性较差，且未考虑相机自动曝光引起的假阳性问题。</w:t>
-      </w:r>
-    </w:p>
-    <w:p>
-      <w:pPr>
-        <w:pStyle w:val="a0"/>
-      </w:pPr>
-      <w:r>
-        <w:rPr>
-          <w:rFonts w:hint="eastAsia"/>
-        </w:rPr>
-        <w:t>在专利方面，中国专利</w:t>
-      </w:r>
-      <w:r>
-        <w:rPr>
-          <w:rFonts w:hint="eastAsia"/>
-        </w:rPr>
-        <w:t>CN108052933A</w:t>
-      </w:r>
-      <w:r>
-        <w:rPr>
-          <w:rFonts w:hint="eastAsia"/>
-        </w:rPr>
-        <w:t>（</w:t>
-      </w:r>
-      <w:r>
-        <w:rPr>
-          <w:rFonts w:hint="eastAsia"/>
-        </w:rPr>
-        <w:t>2018</w:t>
-      </w:r>
-      <w:r>
-        <w:rPr>
-          <w:rFonts w:hint="eastAsia"/>
-        </w:rPr>
-        <w:t>年）公开了一种</w:t>
-      </w:r>
-      <w:r>
-        <w:rPr>
-          <w:rFonts w:hint="eastAsia"/>
-        </w:rPr>
-        <w:t>"</w:t>
-      </w:r>
-      <w:r>
-        <w:rPr>
-          <w:rFonts w:hint="eastAsia"/>
-        </w:rPr>
-        <w:t>基于深度学习的数字仪表读数识别方法</w:t>
-      </w:r>
-      <w:r>
-        <w:rPr>
-          <w:rFonts w:hint="eastAsia"/>
-        </w:rPr>
-        <w:t>"</w:t>
-      </w:r>
-      <w:r>
-        <w:rPr>
-          <w:rFonts w:hint="eastAsia"/>
-        </w:rPr>
-        <w:t>，使用</w:t>
-      </w:r>
-      <w:r>
-        <w:rPr>
-          <w:rFonts w:hint="eastAsia"/>
-        </w:rPr>
-        <w:t>Faster</w:t>
-      </w:r>
-      <w:r>
-        <w:t xml:space="preserve"> </w:t>
-      </w:r>
-      <w:r>
-        <w:rPr>
-          <w:rFonts w:hint="eastAsia"/>
-        </w:rPr>
-        <w:t>R-CNN</w:t>
-      </w:r>
-      <w:r>
-        <w:rPr>
-          <w:rFonts w:hint="eastAsia"/>
-        </w:rPr>
-        <w:t>进行数字区域检测和数字识别。中国专利</w:t>
-      </w:r>
-      <w:r>
-        <w:rPr>
-          <w:rFonts w:hint="eastAsia"/>
-        </w:rPr>
-        <w:t>CN110135412A</w:t>
-      </w:r>
-      <w:r>
-        <w:rPr>
-          <w:rFonts w:hint="eastAsia"/>
-        </w:rPr>
-        <w:t>（</w:t>
-      </w:r>
-      <w:r>
-        <w:rPr>
-          <w:rFonts w:hint="eastAsia"/>
-        </w:rPr>
-        <w:t>2019</w:t>
-      </w:r>
-      <w:r>
-        <w:rPr>
-          <w:rFonts w:hint="eastAsia"/>
-        </w:rPr>
-        <w:t>年）公开了一种</w:t>
-      </w:r>
-      <w:r>
-        <w:rPr>
-          <w:rFonts w:hint="eastAsia"/>
-        </w:rPr>
-        <w:t>"</w:t>
-      </w:r>
-      <w:r>
-        <w:rPr>
-          <w:rFonts w:hint="eastAsia"/>
-        </w:rPr>
-        <w:t>基于计算机视觉的七段数码管识别方法</w:t>
-      </w:r>
-      <w:r>
-        <w:rPr>
-          <w:rFonts w:hint="eastAsia"/>
-        </w:rPr>
-        <w:t>"</w:t>
-      </w:r>
-      <w:r>
-        <w:rPr>
-          <w:rFonts w:hint="eastAsia"/>
-        </w:rPr>
-        <w:t>，对单幅静态图像进行数码管分割和段位判定。中国专利</w:t>
-      </w:r>
-      <w:r>
-        <w:rPr>
-          <w:rFonts w:hint="eastAsia"/>
-        </w:rPr>
-        <w:t>CN111414910A</w:t>
-      </w:r>
-      <w:r>
-        <w:rPr>
-          <w:rFonts w:hint="eastAsia"/>
-        </w:rPr>
-        <w:t>（</w:t>
-      </w:r>
-      <w:r>
-        <w:rPr>
-          <w:rFonts w:hint="eastAsia"/>
-        </w:rPr>
-        <w:t>2020</w:t>
-      </w:r>
-      <w:r>
-        <w:rPr>
-          <w:rFonts w:hint="eastAsia"/>
-        </w:rPr>
-        <w:t>年）公开了</w:t>
-      </w:r>
-      <w:r>
-        <w:rPr>
-          <w:rFonts w:hint="eastAsia"/>
-        </w:rPr>
-        <w:t>"</w:t>
-      </w:r>
-      <w:r>
-        <w:rPr>
-          <w:rFonts w:hint="eastAsia"/>
-        </w:rPr>
-        <w:t>一种基于视频分析的时钟校准方法及装置</w:t>
-      </w:r>
-      <w:r>
-        <w:rPr>
-          <w:rFonts w:hint="eastAsia"/>
-        </w:rPr>
-        <w:t>"</w:t>
-      </w:r>
-      <w:r>
-        <w:rPr>
-          <w:rFonts w:hint="eastAsia"/>
-        </w:rPr>
-        <w:t>，采用帧间差分法</w:t>
-      </w:r>
-      <w:r>
-        <w:rPr>
-          <w:rFonts w:hint="eastAsia"/>
-        </w:rPr>
-        <w:lastRenderedPageBreak/>
-        <w:t>检测跳变帧。但这些现有专利</w:t>
-      </w:r>
-      <w:r>
-        <w:rPr>
-          <w:rFonts w:hint="eastAsia"/>
-        </w:rPr>
-        <w:t>/</w:t>
-      </w:r>
-      <w:r>
-        <w:rPr>
-          <w:rFonts w:hint="eastAsia"/>
-        </w:rPr>
-        <w:t>文献均未能</w:t>
-      </w:r>
-      <w:r>
-        <w:rPr>
-          <w:rFonts w:hint="eastAsia"/>
-        </w:rPr>
-        <w:t>同时解决以下核心问题：如何在不同</w:t>
-      </w:r>
-      <w:r>
-        <w:rPr>
-          <w:rFonts w:hint="eastAsia"/>
-        </w:rPr>
-        <w:t>LED</w:t>
-      </w:r>
-      <w:r>
-        <w:rPr>
-          <w:rFonts w:hint="eastAsia"/>
-        </w:rPr>
-        <w:t>颜色下自动选择合适的检测策略，如何在高帧率视频中高效定位跳变帧并过滤自动曝光干扰，如何保证离线环境下</w:t>
-      </w:r>
-      <w:r>
-        <w:rPr>
-          <w:rFonts w:hint="eastAsia"/>
-        </w:rPr>
-        <w:t>OCR</w:t>
-      </w:r>
-      <w:r>
-        <w:rPr>
-          <w:rFonts w:hint="eastAsia"/>
-        </w:rPr>
-        <w:t>的识别准确率。</w:t>
-      </w:r>
-    </w:p>
-    <w:p>
-      <w:pPr>
-        <w:pStyle w:val="a0"/>
-      </w:pPr>
-      <w:r>
-        <w:rPr>
-          <w:rFonts w:hint="eastAsia"/>
-          <w:b/>
-          <w:bCs/>
-        </w:rPr>
-        <w:t>【标准文献】</w:t>
-      </w:r>
-    </w:p>
-    <w:p>
-      <w:pPr>
-        <w:pStyle w:val="a0"/>
-      </w:pPr>
-      <w:r>
-        <w:t xml:space="preserve">JJF </w:t>
-      </w:r>
-      <w:r>
-        <w:rPr>
-          <w:rFonts w:hint="eastAsia"/>
-        </w:rPr>
-        <w:t>2199-2025</w:t>
-      </w:r>
-      <w:r>
-        <w:rPr>
-          <w:rFonts w:hint="eastAsia"/>
-        </w:rPr>
-        <w:t>《数字式时钟校准规范》于</w:t>
-      </w:r>
-      <w:r>
-        <w:rPr>
-          <w:rFonts w:hint="eastAsia"/>
-        </w:rPr>
-        <w:t>2025</w:t>
-      </w:r>
-      <w:r>
-        <w:rPr>
-          <w:rFonts w:hint="eastAsia"/>
-        </w:rPr>
-        <w:t>年发布实施</w:t>
-      </w:r>
-      <w:r>
-        <w:rPr>
-          <w:rFonts w:hint="eastAsia"/>
-        </w:rPr>
-        <w:t>。该规范明确要求：</w:t>
-      </w:r>
-      <w:r>
-        <w:rPr>
-          <w:rFonts w:hint="eastAsia"/>
-        </w:rPr>
-        <w:t>"</w:t>
-      </w:r>
-      <w:r>
-        <w:rPr>
-          <w:rFonts w:hint="eastAsia"/>
-        </w:rPr>
-        <w:t>将被校时钟与标准时钟置于同一摄像画面中，标准时钟的时间显示应清晰可辨</w:t>
-      </w:r>
-      <w:r>
-        <w:rPr>
-          <w:rFonts w:hint="eastAsia"/>
-        </w:rPr>
-        <w:t>...</w:t>
-      </w:r>
-      <w:r>
-        <w:rPr>
-          <w:rFonts w:hint="eastAsia"/>
-        </w:rPr>
-        <w:t>获取包含两个时钟进位瞬间的视频帧</w:t>
-      </w:r>
-      <w:r>
-        <w:rPr>
-          <w:rFonts w:hint="eastAsia"/>
-        </w:rPr>
-        <w:t>...</w:t>
-      </w:r>
-      <w:r>
-        <w:rPr>
-          <w:rFonts w:hint="eastAsia"/>
-        </w:rPr>
-        <w:t>计算两时钟的时间差值作为校准结果。</w:t>
-      </w:r>
-      <w:r>
-        <w:rPr>
-          <w:rFonts w:hint="eastAsia"/>
-        </w:rPr>
-        <w:t>"</w:t>
-      </w:r>
-      <w:r>
-        <w:rPr>
-          <w:rFonts w:hint="eastAsia"/>
-        </w:rPr>
-        <w:t>该规范为本</w:t>
-      </w:r>
-      <w:r>
-        <w:rPr>
-          <w:rFonts w:hint="eastAsia"/>
-        </w:rPr>
-        <w:t>发明提供了校准方法的法律依据和技术参照。</w:t>
-      </w:r>
-      <w:bookmarkStart w:id="13" w:name="_GoBack"/>
-      <w:bookmarkEnd w:id="13"/>
-    </w:p>
-    <w:p>
-      <w:pPr>
-        <w:pStyle w:val="a0"/>
-      </w:pPr>
-      <w:r>
-        <w:rPr>
-          <w:rFonts w:hint="eastAsia"/>
-          <w:b/>
-          <w:bCs/>
-        </w:rPr>
-        <w:t>【竞品分析】</w:t>
-      </w:r>
-    </w:p>
-    <w:p>
-      <w:pPr>
-        <w:pStyle w:val="a0"/>
-      </w:pPr>
-      <w:r>
-        <w:rPr>
-          <w:rFonts w:hint="eastAsia"/>
-        </w:rPr>
-        <w:t>目前市场上主要的数字时钟校准方案包括：（</w:t>
-      </w:r>
-      <w:r>
-        <w:rPr>
-          <w:rFonts w:hint="eastAsia"/>
-        </w:rPr>
-        <w:t>1</w:t>
-      </w:r>
-      <w:r>
-        <w:rPr>
-          <w:rFonts w:hint="eastAsia"/>
-        </w:rPr>
-        <w:t>）</w:t>
-      </w:r>
-      <w:r>
-        <w:rPr>
-          <w:rFonts w:hint="eastAsia"/>
-        </w:rPr>
-        <w:t>Time</w:t>
-      </w:r>
-      <w:r>
-        <w:t xml:space="preserve"> Interval Counter + </w:t>
-      </w:r>
-      <w:r>
-        <w:rPr>
-          <w:rFonts w:hint="eastAsia"/>
-        </w:rPr>
-        <w:t>1PPS</w:t>
-      </w:r>
-      <w:r>
-        <w:rPr>
-          <w:rFonts w:hint="eastAsia"/>
-        </w:rPr>
-        <w:t>输出方式，适用于高端工业时钟，但设备成本高、对被校器具有信号接口要求；（</w:t>
-      </w:r>
-      <w:r>
-        <w:rPr>
-          <w:rFonts w:hint="eastAsia"/>
-        </w:rPr>
-        <w:t>2</w:t>
-      </w:r>
-      <w:r>
-        <w:rPr>
-          <w:rFonts w:hint="eastAsia"/>
-        </w:rPr>
-        <w:t>）手动视频标注工具（如</w:t>
-      </w:r>
-      <w:r>
-        <w:rPr>
-          <w:rFonts w:hint="eastAsia"/>
-        </w:rPr>
-        <w:t>Kinovea</w:t>
-      </w:r>
-      <w:r>
-        <w:rPr>
-          <w:rFonts w:hint="eastAsia"/>
-        </w:rPr>
-        <w:t>、</w:t>
-      </w:r>
-      <w:r>
-        <w:rPr>
-          <w:rFonts w:hint="eastAsia"/>
-        </w:rPr>
-        <w:t>Tracker</w:t>
-      </w:r>
-      <w:r>
-        <w:rPr>
-          <w:rFonts w:hint="eastAsia"/>
-        </w:rPr>
-        <w:t>等通用视频分析软</w:t>
-      </w:r>
-      <w:r>
-        <w:rPr>
-          <w:rFonts w:hint="eastAsia"/>
-        </w:rPr>
-        <w:t>件），功能强大但非专用，需大量人工操作且无计量溯源功能；（</w:t>
-      </w:r>
-      <w:r>
-        <w:rPr>
-          <w:rFonts w:hint="eastAsia"/>
-        </w:rPr>
-        <w:t>3</w:t>
-      </w:r>
-      <w:r>
-        <w:rPr>
-          <w:rFonts w:hint="eastAsia"/>
-        </w:rPr>
-        <w:t>）</w:t>
-      </w:r>
-      <w:r>
-        <w:rPr>
-          <w:rFonts w:hint="eastAsia"/>
-        </w:rPr>
-        <w:t>Fluke</w:t>
-      </w:r>
-      <w:r>
-        <w:rPr>
-          <w:rFonts w:hint="eastAsia"/>
-        </w:rPr>
-        <w:t>等国际品牌的专用时间频率校准系统，精度高但价格昂贵（数十万元级），中小企业难以承担。</w:t>
+        <w:t>目前市场上与数字式时钟显示误差测量相关的产品主要包括：（1）基于LED光电传感器的专用测量装置（如本课题组在先专利CN112235899A所述方案），精度高但需要接触式安装、通用性受限；（2）基于视频图像识别的半自动测量工具（如利用Kinovea、Tracker等通用视频分析软件配合人工判读），功能灵活但非专用、依赖人工操作且缺乏计量溯源功能。目前市场上尚无成熟的、面向数字式时钟钟面显示时刻误差的全自动视频图像校准商用产品。</w:t>
+      </w:r>
+      <w:r>
+        <w:rPr>
+          <w:rFonts w:hint="eastAsia"/>
+        </w:rPr>
+      </w:r>
+      <w:r>
+        <w:rPr>
+          <w:rFonts w:hint="eastAsia"/>
+        </w:rPr>
+      </w:r>
+      <w:r>
+        <w:rPr>
+          <w:rFonts w:hint="eastAsia"/>
+        </w:rPr>
+      </w:r>
+      <w:r/>
+      <w:r>
+        <w:rPr>
+          <w:rFonts w:hint="eastAsia"/>
+        </w:rPr>
+      </w:r>
+      <w:r>
+        <w:rPr>
+          <w:rFonts w:hint="eastAsia"/>
+        </w:rPr>
+      </w:r>
+      <w:r>
+        <w:rPr>
+          <w:rFonts w:hint="eastAsia"/>
+        </w:rPr>
+      </w:r>
+      <w:r>
+        <w:rPr>
+          <w:rFonts w:hint="eastAsia"/>
+        </w:rPr>
+      </w:r>
+      <w:r>
+        <w:rPr>
+          <w:rFonts w:hint="eastAsia"/>
+        </w:rPr>
+      </w:r>
+      <w:r>
+        <w:rPr>
+          <w:rFonts w:hint="eastAsia"/>
+        </w:rPr>
+      </w:r>
+      <w:r>
+        <w:rPr>
+          <w:rFonts w:hint="eastAsia"/>
+        </w:rPr>
+      </w:r>
+      <w:r>
+        <w:rPr>
+          <w:rFonts w:hint="eastAsia"/>
+        </w:rPr>
+      </w:r>
+      <w:r>
+        <w:rPr>
+          <w:rFonts w:hint="eastAsia"/>
+        </w:rPr>
+      </w:r>
+      <w:r>
+        <w:rPr>
+          <w:rFonts w:hint="eastAsia"/>
+        </w:rPr>
+      </w:r>
+      <w:r>
+        <w:rPr>
+          <w:rFonts w:hint="eastAsia"/>
+        </w:rPr>
+      </w:r>
+      <w:r>
+        <w:rPr>
+          <w:rFonts w:hint="eastAsia"/>
+        </w:rPr>
+      </w:r>
+      <w:r>
+        <w:rPr>
+          <w:rFonts w:hint="eastAsia"/>
+        </w:rPr>
       </w:r>
     </w:p>
     <w:p>

--- a/docs/专利申请建议书.docx
+++ b/docs/专利申请建议书.docx
@@ -3303,7 +3303,7 @@
           <w:b/>
           <w:bCs/>
         </w:rPr>
-        <w:t>步骤S2：LED颜色判别与策略选择。在被校时钟ROI的右侧30%区域（对应末位数字区域），通过RGB三通道红/绿像素占比，判别LED发光颜色。无论红绿LED，均进入统一处理管线：精确末位数字定位+追踪窗提取+折半查找。仅在折半查找失败后，绿色LED回退至颜色像素计数变化率法（Color Pixel Count Change Rate Method），红色LED回退至亮度比法（Brightness Ratio Method）。</w:t>
+        <w:t>步骤S2：LED颜色判别与策略选择。在被校时钟ROI的右侧30%区域（对应末位数字区域），通过RGB三通道红/绿像素占比，判别LED发光颜色。无论红绿LED，均进入统一处理管线：MSER精确末位数字定位+亮区窗口提取+折半查找。仅在折半查找失败后，按颜色分流回退：绿色LED回退至颜色像素计数变化率法，红色LED回退至全扫描亮度比+CV稳定性验证法。</w:t>
       </w:r>
       <w:r>
         <w:rPr>
@@ -3461,7 +3461,7 @@
           <w:b/>
           <w:bCs/>
         </w:rPr>
-        <w:t>步骤S3：跳变帧检测。统一执行跳变帧检测管线：（1）精确末位数字定位，从被校时钟ROI中精确定位末位数字区域；（2）追踪窗提取，从末位数字基线帧提取亮区连通块作为追踪窗；（3）折半查找法（Binary Search Method, O(log n)复杂度），以末位数字ROI为基准，通过SSIM二分判定快速定位跳变帧；（4）仅当折半查找失败时，按颜色分流回退：红色LED回退至亮度比法（配合追踪窗验证+跳前跳后双CV稳定性确认），绿色LED回退至颜色像素计数变化率法（配合自适应百分位阈值峰值检测）。</w:t>
+        <w:t>步骤S3：跳变帧检测。统一执行跳变帧检测管线：（1）MSER精确定位末位数字区域；（2）亮区窗口提取，在末位数字ROI上提取亮区连通块作为SSIM比较窗口；（3）折半查找法O(log n)——亮区窗口SSIM优先（合格窗口&gt;=2个时启用），不足时回退全图SSIM——以末位数字ROI为基准，通过SSIM二分判定快速定位跳变帧；（4）仅当折半查找失败时，启动全扫描亮度信号+双CV稳定性验证回退。</w:t>
       </w:r>
       <w:r>
         <w:rPr>
@@ -6074,7 +6074,7 @@
           <w:b/>
           <w:bCs/>
         </w:rPr>
-        <w:t>算法</w:t>
+        <w:t>算法1：基于MSER的末位数字精确定位（MSER-based Last-Digit Localization）</w:t>
       </w:r>
       <w:r>
         <w:rPr>
@@ -6082,7 +6082,6 @@
           <w:b/>
           <w:bCs/>
         </w:rPr>
-        <w:t>1</w:t>
       </w:r>
       <w:r>
         <w:rPr>
@@ -6090,7 +6089,6 @@
           <w:b/>
           <w:bCs/>
         </w:rPr>
-        <w:t>：精确末位数字定位（</w:t>
       </w:r>
       <w:r>
         <w:rPr>
@@ -6098,14 +6096,12 @@
           <w:b/>
           <w:bCs/>
         </w:rPr>
-        <w:t>Precise</w:t>
       </w:r>
       <w:r>
         <w:rPr>
           <w:b/>
           <w:bCs/>
         </w:rPr>
-        <w:t xml:space="preserve"> Last-Digit </w:t>
       </w:r>
       <w:r>
         <w:rPr>
@@ -6113,7 +6109,6 @@
           <w:b/>
           <w:bCs/>
         </w:rPr>
-        <w:t>Localization</w:t>
       </w:r>
       <w:r>
         <w:rPr>
@@ -6121,7 +6116,6 @@
           <w:b/>
           <w:bCs/>
         </w:rPr>
-        <w:t>）</w:t>
       </w:r>
     </w:p>
     <w:p>
@@ -6235,489 +6229,405 @@
           <w:rFonts w:hint="eastAsia"/>
         </w:rPr>
         <w:t>算法步骤：</w:t>
-      </w:r>
-      <w:r>
-        <w:br/>
-      </w:r>
-      <w:r>
-        <w:rPr>
-          <w:rStyle w:val="VerbatimChar"/>
-        </w:rPr>
-        <w:t xml:space="preserve">1. </w:t>
-      </w:r>
-      <w:r>
-        <w:rPr>
-          <w:rStyle w:val="VerbatimChar"/>
-          <w:rFonts w:hint="eastAsia"/>
-        </w:rPr>
-        <w:t>灰度化：</w:t>
-      </w:r>
-      <w:r>
-        <w:rPr>
-          <w:rStyle w:val="VerbatimChar"/>
-          <w:rFonts w:hint="eastAsia"/>
-        </w:rPr>
-        <w:t>g</w:t>
-      </w:r>
-      <w:r>
-        <w:rPr>
-          <w:rStyle w:val="VerbatimChar"/>
-        </w:rPr>
-        <w:t xml:space="preserve"> = cv2.cvtColor(frame[roi], COLOR_BGR2GRAY)</w:t>
-      </w:r>
-      <w:r>
-        <w:br/>
-      </w:r>
-      <w:r>
-        <w:rPr>
-          <w:rStyle w:val="VerbatimChar"/>
-        </w:rPr>
-        <w:t xml:space="preserve">2. </w:t>
-      </w:r>
-      <w:r>
-        <w:rPr>
-          <w:rStyle w:val="VerbatimChar"/>
-          <w:rFonts w:hint="eastAsia"/>
-        </w:rPr>
-        <w:t>计算第</w:t>
-      </w:r>
-      <w:r>
-        <w:rPr>
-          <w:rStyle w:val="VerbatimChar"/>
-          <w:rFonts w:hint="eastAsia"/>
-        </w:rPr>
-        <w:t>98</w:t>
-      </w:r>
-      <w:r>
-        <w:rPr>
-          <w:rStyle w:val="VerbatimChar"/>
-          <w:rFonts w:hint="eastAsia"/>
-        </w:rPr>
-        <w:t>百分位亮度值：</w:t>
-      </w:r>
-      <w:r>
-        <w:rPr>
-          <w:rStyle w:val="VerbatimChar"/>
-          <w:rFonts w:hint="eastAsia"/>
-        </w:rPr>
-        <w:t>P98</w:t>
-      </w:r>
-      <w:r>
-        <w:rPr>
-          <w:rStyle w:val="VerbatimChar"/>
-        </w:rPr>
-        <w:t xml:space="preserve"> = percentile(g, 98)</w:t>
-      </w:r>
-      <w:r>
-        <w:br/>
-      </w:r>
-      <w:r>
-        <w:rPr>
-          <w:rStyle w:val="VerbatimChar"/>
-        </w:rPr>
-        <w:t xml:space="preserve">3. </w:t>
-      </w:r>
-      <w:r>
-        <w:rPr>
-          <w:rStyle w:val="VerbatimChar"/>
-          <w:rFonts w:hint="eastAsia"/>
-        </w:rPr>
-        <w:t>自适应二值化：</w:t>
-      </w:r>
-      <w:r>
-        <w:br/>
-      </w:r>
-      <w:r>
-        <w:rPr>
-          <w:rStyle w:val="VerbatimChar"/>
-        </w:rPr>
-        <w:t xml:space="preserve">   If P98 &gt; 30: </w:t>
-      </w:r>
-      <w:r>
-        <w:rPr>
-          <w:rStyle w:val="VerbatimChar"/>
-          <w:rFonts w:hint="eastAsia"/>
-        </w:rPr>
-        <w:t>使用</w:t>
-      </w:r>
-      <w:r>
-        <w:rPr>
-          <w:rStyle w:val="VerbatimChar"/>
-          <w:rFonts w:hint="eastAsia"/>
-        </w:rPr>
-        <w:t>OTSU</w:t>
-      </w:r>
-      <w:r>
-        <w:rPr>
-          <w:rStyle w:val="VerbatimChar"/>
-          <w:rFonts w:hint="eastAsia"/>
-        </w:rPr>
-        <w:t>全局二值化</w:t>
-      </w:r>
-      <w:r>
-        <w:rPr>
-          <w:rStyle w:val="VerbatimChar"/>
-        </w:rPr>
-        <w:t xml:space="preserve">  // </w:t>
-      </w:r>
-      <w:r>
-        <w:rPr>
-          <w:rStyle w:val="VerbatimChar"/>
-          <w:rFonts w:hint="eastAsia"/>
-        </w:rPr>
-        <w:t>亮画面场景</w:t>
-      </w:r>
-      <w:r>
-        <w:br/>
-      </w:r>
-      <w:r>
-        <w:rPr>
-          <w:rStyle w:val="VerbatimChar"/>
-        </w:rPr>
-        <w:t xml:space="preserve">   Else: binary = threshold(g, max(P98*0.5, 10), 255, THRESH_BINARY)  // </w:t>
-      </w:r>
-      <w:r>
-        <w:rPr>
-          <w:rStyle w:val="VerbatimChar"/>
-          <w:rFonts w:hint="eastAsia"/>
-        </w:rPr>
-        <w:t>暗画面场景</w:t>
-      </w:r>
-      <w:r>
-        <w:br/>
-      </w:r>
-      <w:r>
-        <w:rPr>
-          <w:rStyle w:val="VerbatimChar"/>
-        </w:rPr>
-        <w:t xml:space="preserve">   // </w:t>
-      </w:r>
-      <w:r>
-        <w:rPr>
-          <w:rStyle w:val="VerbatimChar"/>
-          <w:rFonts w:hint="eastAsia"/>
-        </w:rPr>
-        <w:t>暗画面下</w:t>
-      </w:r>
-      <w:r>
-        <w:rPr>
-          <w:rStyle w:val="VerbatimChar"/>
-          <w:rFonts w:hint="eastAsia"/>
-        </w:rPr>
-        <w:t>OTSU</w:t>
-      </w:r>
-      <w:r>
-        <w:rPr>
-          <w:rStyle w:val="VerbatimChar"/>
-          <w:rFonts w:hint="eastAsia"/>
-        </w:rPr>
-        <w:t>倾向于将大部分像素判为前景（噪声），故采用</w:t>
-      </w:r>
-      <w:r>
-        <w:rPr>
-          <w:rStyle w:val="VerbatimChar"/>
-          <w:rFonts w:hint="eastAsia"/>
-        </w:rPr>
-        <w:t>P98</w:t>
-      </w:r>
-      <w:r>
-        <w:rPr>
-          <w:rStyle w:val="VerbatimChar"/>
-          <w:rFonts w:hint="eastAsia"/>
-        </w:rPr>
-        <w:t>百分位法</w:t>
-      </w:r>
-      <w:r>
-        <w:br/>
-      </w:r>
-      <w:r>
-        <w:rPr>
-          <w:rStyle w:val="VerbatimChar"/>
-        </w:rPr>
-        <w:t xml:space="preserve">4. </w:t>
-      </w:r>
-      <w:r>
-        <w:rPr>
-          <w:rStyle w:val="VerbatimChar"/>
-          <w:rFonts w:hint="eastAsia"/>
-        </w:rPr>
-        <w:t>轮廓检测：</w:t>
-      </w:r>
-      <w:r>
-        <w:rPr>
-          <w:rStyle w:val="VerbatimChar"/>
-          <w:rFonts w:hint="eastAsia"/>
-        </w:rPr>
-        <w:t>contours</w:t>
-      </w:r>
-      <w:r>
-        <w:rPr>
-          <w:rStyle w:val="VerbatimChar"/>
-        </w:rPr>
-        <w:t xml:space="preserve"> = findContours(binary, RETR_EXTERNAL, CHAIN_APPROX_SIMPLE)</w:t>
-      </w:r>
-      <w:r>
-        <w:br/>
-      </w:r>
-      <w:r>
-        <w:rPr>
-          <w:rStyle w:val="VerbatimChar"/>
-        </w:rPr>
-        <w:t xml:space="preserve">5. </w:t>
-      </w:r>
-      <w:r>
-        <w:rPr>
-          <w:rStyle w:val="VerbatimChar"/>
-          <w:rFonts w:hint="eastAsia"/>
-        </w:rPr>
-        <w:t>过滤数字块：保留</w:t>
-      </w:r>
-      <w:r>
-        <w:rPr>
-          <w:rStyle w:val="VerbatimChar"/>
-        </w:rPr>
-        <w:t xml:space="preserve"> width&gt;=4px </w:t>
-      </w:r>
-      <w:r>
-        <w:rPr>
-          <w:rStyle w:val="VerbatimChar"/>
-          <w:rFonts w:hint="eastAsia"/>
-        </w:rPr>
-        <w:t>且</w:t>
-      </w:r>
-      <w:r>
-        <w:rPr>
-          <w:rStyle w:val="VerbatimChar"/>
-        </w:rPr>
-        <w:t xml:space="preserve"> height&gt;=10px </w:t>
-      </w:r>
-      <w:r>
-        <w:rPr>
-          <w:rStyle w:val="VerbatimChar"/>
-          <w:rFonts w:hint="eastAsia"/>
-        </w:rPr>
-        <w:t>的轮廓</w:t>
-      </w:r>
-      <w:r>
-        <w:br/>
-      </w:r>
-      <w:r>
-        <w:rPr>
-          <w:rStyle w:val="VerbatimChar"/>
-        </w:rPr>
-        <w:t xml:space="preserve">6. </w:t>
-      </w:r>
-      <w:r>
-        <w:rPr>
-          <w:rStyle w:val="VerbatimChar"/>
-          <w:rFonts w:hint="eastAsia"/>
-        </w:rPr>
-        <w:t>若数字块数量</w:t>
-      </w:r>
-      <w:r>
-        <w:rPr>
-          <w:rStyle w:val="VerbatimChar"/>
-          <w:rFonts w:hint="eastAsia"/>
-        </w:rPr>
-        <w:t>&lt;2</w:t>
-      </w:r>
-      <w:r>
-        <w:rPr>
-          <w:rStyle w:val="VerbatimChar"/>
-          <w:rFonts w:hint="eastAsia"/>
-        </w:rPr>
-        <w:t>：返回</w:t>
-      </w:r>
-      <w:r>
-        <w:rPr>
-          <w:rStyle w:val="VerbatimChar"/>
-        </w:rPr>
-        <w:t xml:space="preserve"> </w:t>
-      </w:r>
-      <w:r>
-        <w:rPr>
-          <w:rStyle w:val="VerbatimChar"/>
-          <w:rFonts w:hint="eastAsia"/>
-        </w:rPr>
-        <w:t>None</w:t>
-      </w:r>
-      <w:r>
-        <w:rPr>
-          <w:rStyle w:val="VerbatimChar"/>
-          <w:rFonts w:hint="eastAsia"/>
-        </w:rPr>
-        <w:t>（无法定位）</w:t>
-      </w:r>
-      <w:r>
-        <w:br/>
-      </w:r>
-      <w:r>
-        <w:rPr>
-          <w:rStyle w:val="VerbatimChar"/>
-        </w:rPr>
-        <w:t xml:space="preserve">7. </w:t>
-      </w:r>
-      <w:r>
-        <w:rPr>
-          <w:rStyle w:val="VerbatimChar"/>
-          <w:rFonts w:hint="eastAsia"/>
-        </w:rPr>
-        <w:t>行分离（日期行与时间行）：</w:t>
-      </w:r>
-      <w:r>
-        <w:br/>
-      </w:r>
-      <w:r>
-        <w:rPr>
-          <w:rStyle w:val="VerbatimChar"/>
-        </w:rPr>
-        <w:t xml:space="preserve">   </w:t>
-      </w:r>
-      <w:r>
-        <w:rPr>
-          <w:rStyle w:val="VerbatimChar"/>
-          <w:rFonts w:hint="eastAsia"/>
-        </w:rPr>
-        <w:t>按</w:t>
-      </w:r>
-      <w:r>
-        <w:rPr>
-          <w:rStyle w:val="VerbatimChar"/>
-          <w:rFonts w:hint="eastAsia"/>
-        </w:rPr>
-        <w:t>y</w:t>
-      </w:r>
-      <w:r>
-        <w:rPr>
-          <w:rStyle w:val="VerbatimChar"/>
-          <w:rFonts w:hint="eastAsia"/>
-        </w:rPr>
-        <w:t>坐标排序数字块</w:t>
-      </w:r>
-      <w:r>
-        <w:br/>
-      </w:r>
-      <w:r>
-        <w:rPr>
-          <w:rStyle w:val="VerbatimChar"/>
-        </w:rPr>
-        <w:t xml:space="preserve">   </w:t>
-      </w:r>
-      <w:r>
-        <w:rPr>
-          <w:rStyle w:val="VerbatimChar"/>
-          <w:rFonts w:hint="eastAsia"/>
-        </w:rPr>
-        <w:t>计算相邻块间的垂直间隙</w:t>
-      </w:r>
-      <w:r>
-        <w:rPr>
-          <w:rStyle w:val="VerbatimChar"/>
-        </w:rPr>
-        <w:t xml:space="preserve"> gaps[i] = y[i+1] - (y[i] + h[i])</w:t>
-      </w:r>
-      <w:r>
-        <w:br/>
-      </w:r>
-      <w:r>
-        <w:rPr>
-          <w:rStyle w:val="VerbatimChar"/>
-        </w:rPr>
-        <w:t xml:space="preserve">   </w:t>
-      </w:r>
-      <w:r>
-        <w:rPr>
-          <w:rStyle w:val="VerbatimChar"/>
-          <w:rFonts w:hint="eastAsia"/>
-        </w:rPr>
-        <w:t>若最大间隙</w:t>
-      </w:r>
-      <w:r>
-        <w:rPr>
-          <w:rStyle w:val="VerbatimChar"/>
-        </w:rPr>
-        <w:t xml:space="preserve"> &gt; </w:t>
-      </w:r>
-      <w:r>
-        <w:rPr>
-          <w:rStyle w:val="VerbatimChar"/>
-          <w:rFonts w:hint="eastAsia"/>
-        </w:rPr>
-        <w:t>10px</w:t>
-      </w:r>
-      <w:r>
-        <w:rPr>
-          <w:rStyle w:val="VerbatimChar"/>
-          <w:rFonts w:hint="eastAsia"/>
-        </w:rPr>
-        <w:t>：从最大间隙处分离，保留下半部分（时间行）</w:t>
-      </w:r>
-      <w:r>
-        <w:br/>
-      </w:r>
-      <w:r>
-        <w:rPr>
-          <w:rStyle w:val="VerbatimChar"/>
-        </w:rPr>
-        <w:t xml:space="preserve">8. </w:t>
-      </w:r>
-      <w:r>
-        <w:rPr>
-          <w:rStyle w:val="VerbatimChar"/>
-          <w:rFonts w:hint="eastAsia"/>
-        </w:rPr>
-        <w:t>取最右侧块：按</w:t>
-      </w:r>
-      <w:r>
-        <w:rPr>
-          <w:rStyle w:val="VerbatimChar"/>
-          <w:rFonts w:hint="eastAsia"/>
-        </w:rPr>
-        <w:t>x</w:t>
-      </w:r>
-      <w:r>
-        <w:rPr>
-          <w:rStyle w:val="VerbatimChar"/>
-          <w:rFonts w:hint="eastAsia"/>
-        </w:rPr>
-        <w:t>坐标</w:t>
-      </w:r>
-      <w:r>
-        <w:rPr>
-          <w:rStyle w:val="VerbatimChar"/>
-          <w:rFonts w:hint="eastAsia"/>
-        </w:rPr>
-        <w:t>降序排序，取第一个（末位数字）</w:t>
-      </w:r>
-      <w:r>
-        <w:br/>
-      </w:r>
-      <w:r>
-        <w:rPr>
-          <w:rStyle w:val="VerbatimChar"/>
-        </w:rPr>
-        <w:t xml:space="preserve">9. </w:t>
-      </w:r>
-      <w:r>
-        <w:rPr>
-          <w:rStyle w:val="VerbatimChar"/>
-          <w:rFonts w:hint="eastAsia"/>
-        </w:rPr>
-        <w:t>添加</w:t>
-      </w:r>
-      <w:r>
-        <w:rPr>
-          <w:rStyle w:val="VerbatimChar"/>
-          <w:rFonts w:hint="eastAsia"/>
-        </w:rPr>
-        <w:t>2px</w:t>
-      </w:r>
-      <w:r>
-        <w:rPr>
-          <w:rStyle w:val="VerbatimChar"/>
-          <w:rFonts w:hint="eastAsia"/>
-        </w:rPr>
-        <w:t>边距并返回</w:t>
+        <w:br/>
+        <w:t>1. 提取ROI灰度图：gray = cv2.cvtColor(frame[roi], COLOR_BGR2GRAY)</w:t>
+        <w:br/>
+        <w:t>2. MSER检测：mser = cv2.MSER_create(delta=5, min_area=20), regions = mser.detectRegions(gray)</w:t>
+        <w:br/>
+        <w:t>3. 过滤数字区域：对每个MSER区域计算包围盒，过滤条件：宽&gt;=3px, 高&gt;=8px, 宽高比1.2~7.0, 中心在ROI下半区域(cy &gt; h*0.35)</w:t>
+        <w:br/>
+        <w:t>4. 取最右侧数字块：将过滤后的包围盒按x坐标从右到左排序，取第一个作为候选末位数字</w:t>
+        <w:br/>
+        <w:t>5. 向右扩展：检查候选框右侧是否存在未被MSER捕获的窄数字（如"1"），方法为检测右侧区域亮像素密度，若有则扩展包围盒</w:t>
+        <w:br/>
+        <w:t>6. 加2px边距后输出精确的末位数字ROI坐标</w:t>
+      </w:r>
+      <w:r/>
+      <w:r>
+        <w:rPr>
+          <w:rStyle w:val="VerbatimChar"/>
+        </w:rPr>
+      </w:r>
+      <w:r>
+        <w:rPr>
+          <w:rStyle w:val="VerbatimChar"/>
+          <w:rFonts w:hint="eastAsia"/>
+        </w:rPr>
+      </w:r>
+      <w:r>
+        <w:rPr>
+          <w:rStyle w:val="VerbatimChar"/>
+          <w:rFonts w:hint="eastAsia"/>
+        </w:rPr>
+      </w:r>
+      <w:r>
+        <w:rPr>
+          <w:rStyle w:val="VerbatimChar"/>
+        </w:rPr>
+      </w:r>
+      <w:r/>
+      <w:r>
+        <w:rPr>
+          <w:rStyle w:val="VerbatimChar"/>
+        </w:rPr>
+      </w:r>
+      <w:r>
+        <w:rPr>
+          <w:rStyle w:val="VerbatimChar"/>
+          <w:rFonts w:hint="eastAsia"/>
+        </w:rPr>
+      </w:r>
+      <w:r>
+        <w:rPr>
+          <w:rStyle w:val="VerbatimChar"/>
+          <w:rFonts w:hint="eastAsia"/>
+        </w:rPr>
+      </w:r>
+      <w:r>
+        <w:rPr>
+          <w:rStyle w:val="VerbatimChar"/>
+          <w:rFonts w:hint="eastAsia"/>
+        </w:rPr>
+      </w:r>
+      <w:r>
+        <w:rPr>
+          <w:rStyle w:val="VerbatimChar"/>
+          <w:rFonts w:hint="eastAsia"/>
+        </w:rPr>
+      </w:r>
+      <w:r>
+        <w:rPr>
+          <w:rStyle w:val="VerbatimChar"/>
+        </w:rPr>
+      </w:r>
+      <w:r/>
+      <w:r>
+        <w:rPr>
+          <w:rStyle w:val="VerbatimChar"/>
+        </w:rPr>
+      </w:r>
+      <w:r>
+        <w:rPr>
+          <w:rStyle w:val="VerbatimChar"/>
+          <w:rFonts w:hint="eastAsia"/>
+        </w:rPr>
+      </w:r>
+      <w:r/>
+      <w:r>
+        <w:rPr>
+          <w:rStyle w:val="VerbatimChar"/>
+        </w:rPr>
+      </w:r>
+      <w:r>
+        <w:rPr>
+          <w:rStyle w:val="VerbatimChar"/>
+          <w:rFonts w:hint="eastAsia"/>
+        </w:rPr>
+      </w:r>
+      <w:r>
+        <w:rPr>
+          <w:rStyle w:val="VerbatimChar"/>
+          <w:rFonts w:hint="eastAsia"/>
+        </w:rPr>
+      </w:r>
+      <w:r>
+        <w:rPr>
+          <w:rStyle w:val="VerbatimChar"/>
+          <w:rFonts w:hint="eastAsia"/>
+        </w:rPr>
+      </w:r>
+      <w:r>
+        <w:rPr>
+          <w:rStyle w:val="VerbatimChar"/>
+        </w:rPr>
+      </w:r>
+      <w:r>
+        <w:rPr>
+          <w:rStyle w:val="VerbatimChar"/>
+          <w:rFonts w:hint="eastAsia"/>
+        </w:rPr>
+      </w:r>
+      <w:r/>
+      <w:r>
+        <w:rPr>
+          <w:rStyle w:val="VerbatimChar"/>
+        </w:rPr>
+      </w:r>
+      <w:r>
+        <w:rPr>
+          <w:rStyle w:val="VerbatimChar"/>
+          <w:rFonts w:hint="eastAsia"/>
+        </w:rPr>
+      </w:r>
+      <w:r/>
+      <w:r>
+        <w:rPr>
+          <w:rStyle w:val="VerbatimChar"/>
+        </w:rPr>
+      </w:r>
+      <w:r>
+        <w:rPr>
+          <w:rStyle w:val="VerbatimChar"/>
+          <w:rFonts w:hint="eastAsia"/>
+        </w:rPr>
+      </w:r>
+      <w:r>
+        <w:rPr>
+          <w:rStyle w:val="VerbatimChar"/>
+          <w:rFonts w:hint="eastAsia"/>
+        </w:rPr>
+      </w:r>
+      <w:r>
+        <w:rPr>
+          <w:rStyle w:val="VerbatimChar"/>
+          <w:rFonts w:hint="eastAsia"/>
+        </w:rPr>
+      </w:r>
+      <w:r>
+        <w:rPr>
+          <w:rStyle w:val="VerbatimChar"/>
+          <w:rFonts w:hint="eastAsia"/>
+        </w:rPr>
+      </w:r>
+      <w:r>
+        <w:rPr>
+          <w:rStyle w:val="VerbatimChar"/>
+          <w:rFonts w:hint="eastAsia"/>
+        </w:rPr>
+      </w:r>
+      <w:r/>
+      <w:r>
+        <w:rPr>
+          <w:rStyle w:val="VerbatimChar"/>
+        </w:rPr>
+      </w:r>
+      <w:r>
+        <w:rPr>
+          <w:rStyle w:val="VerbatimChar"/>
+          <w:rFonts w:hint="eastAsia"/>
+        </w:rPr>
+      </w:r>
+      <w:r>
+        <w:rPr>
+          <w:rStyle w:val="VerbatimChar"/>
+          <w:rFonts w:hint="eastAsia"/>
+        </w:rPr>
+      </w:r>
+      <w:r>
+        <w:rPr>
+          <w:rStyle w:val="VerbatimChar"/>
+        </w:rPr>
+      </w:r>
+      <w:r/>
+      <w:r>
+        <w:rPr>
+          <w:rStyle w:val="VerbatimChar"/>
+        </w:rPr>
+      </w:r>
+      <w:r>
+        <w:rPr>
+          <w:rStyle w:val="VerbatimChar"/>
+          <w:rFonts w:hint="eastAsia"/>
+        </w:rPr>
+      </w:r>
+      <w:r>
+        <w:rPr>
+          <w:rStyle w:val="VerbatimChar"/>
+        </w:rPr>
+      </w:r>
+      <w:r>
+        <w:rPr>
+          <w:rStyle w:val="VerbatimChar"/>
+          <w:rFonts w:hint="eastAsia"/>
+        </w:rPr>
+      </w:r>
+      <w:r>
+        <w:rPr>
+          <w:rStyle w:val="VerbatimChar"/>
+        </w:rPr>
+      </w:r>
+      <w:r>
+        <w:rPr>
+          <w:rStyle w:val="VerbatimChar"/>
+          <w:rFonts w:hint="eastAsia"/>
+        </w:rPr>
+      </w:r>
+      <w:r/>
+      <w:r>
+        <w:rPr>
+          <w:rStyle w:val="VerbatimChar"/>
+        </w:rPr>
+      </w:r>
+      <w:r>
+        <w:rPr>
+          <w:rStyle w:val="VerbatimChar"/>
+          <w:rFonts w:hint="eastAsia"/>
+        </w:rPr>
+      </w:r>
+      <w:r>
+        <w:rPr>
+          <w:rStyle w:val="VerbatimChar"/>
+          <w:rFonts w:hint="eastAsia"/>
+        </w:rPr>
+      </w:r>
+      <w:r>
+        <w:rPr>
+          <w:rStyle w:val="VerbatimChar"/>
+          <w:rFonts w:hint="eastAsia"/>
+        </w:rPr>
+      </w:r>
+      <w:r>
+        <w:rPr>
+          <w:rStyle w:val="VerbatimChar"/>
+        </w:rPr>
+      </w:r>
+      <w:r>
+        <w:rPr>
+          <w:rStyle w:val="VerbatimChar"/>
+          <w:rFonts w:hint="eastAsia"/>
+        </w:rPr>
+      </w:r>
+      <w:r>
+        <w:rPr>
+          <w:rStyle w:val="VerbatimChar"/>
+          <w:rFonts w:hint="eastAsia"/>
+        </w:rPr>
+      </w:r>
+      <w:r/>
+      <w:r>
+        <w:rPr>
+          <w:rStyle w:val="VerbatimChar"/>
+        </w:rPr>
+      </w:r>
+      <w:r>
+        <w:rPr>
+          <w:rStyle w:val="VerbatimChar"/>
+          <w:rFonts w:hint="eastAsia"/>
+        </w:rPr>
+      </w:r>
+      <w:r/>
+      <w:r>
+        <w:rPr>
+          <w:rStyle w:val="VerbatimChar"/>
+        </w:rPr>
+      </w:r>
+      <w:r>
+        <w:rPr>
+          <w:rStyle w:val="VerbatimChar"/>
+          <w:rFonts w:hint="eastAsia"/>
+        </w:rPr>
+      </w:r>
+      <w:r>
+        <w:rPr>
+          <w:rStyle w:val="VerbatimChar"/>
+          <w:rFonts w:hint="eastAsia"/>
+        </w:rPr>
+      </w:r>
+      <w:r>
+        <w:rPr>
+          <w:rStyle w:val="VerbatimChar"/>
+          <w:rFonts w:hint="eastAsia"/>
+        </w:rPr>
+      </w:r>
+      <w:r/>
+      <w:r>
+        <w:rPr>
+          <w:rStyle w:val="VerbatimChar"/>
+        </w:rPr>
+      </w:r>
+      <w:r>
+        <w:rPr>
+          <w:rStyle w:val="VerbatimChar"/>
+          <w:rFonts w:hint="eastAsia"/>
+        </w:rPr>
+      </w:r>
+      <w:r>
+        <w:rPr>
+          <w:rStyle w:val="VerbatimChar"/>
+        </w:rPr>
+      </w:r>
+      <w:r/>
+      <w:r>
+        <w:rPr>
+          <w:rStyle w:val="VerbatimChar"/>
+        </w:rPr>
+      </w:r>
+      <w:r>
+        <w:rPr>
+          <w:rStyle w:val="VerbatimChar"/>
+          <w:rFonts w:hint="eastAsia"/>
+        </w:rPr>
+      </w:r>
+      <w:r>
+        <w:rPr>
+          <w:rStyle w:val="VerbatimChar"/>
+        </w:rPr>
+      </w:r>
+      <w:r>
+        <w:rPr>
+          <w:rStyle w:val="VerbatimChar"/>
+          <w:rFonts w:hint="eastAsia"/>
+        </w:rPr>
+      </w:r>
+      <w:r>
+        <w:rPr>
+          <w:rStyle w:val="VerbatimChar"/>
+          <w:rFonts w:hint="eastAsia"/>
+        </w:rPr>
+      </w:r>
+      <w:r/>
+      <w:r>
+        <w:rPr>
+          <w:rStyle w:val="VerbatimChar"/>
+        </w:rPr>
+      </w:r>
+      <w:r>
+        <w:rPr>
+          <w:rStyle w:val="VerbatimChar"/>
+          <w:rFonts w:hint="eastAsia"/>
+        </w:rPr>
+      </w:r>
+      <w:r>
+        <w:rPr>
+          <w:rStyle w:val="VerbatimChar"/>
+          <w:rFonts w:hint="eastAsia"/>
+        </w:rPr>
+      </w:r>
+      <w:r>
+        <w:rPr>
+          <w:rStyle w:val="VerbatimChar"/>
+          <w:rFonts w:hint="eastAsia"/>
+        </w:rPr>
+      </w:r>
+      <w:r>
+        <w:rPr>
+          <w:rStyle w:val="VerbatimChar"/>
+          <w:rFonts w:hint="eastAsia"/>
+        </w:rPr>
+      </w:r>
+      <w:r/>
+      <w:r>
+        <w:rPr>
+          <w:rStyle w:val="VerbatimChar"/>
+        </w:rPr>
+      </w:r>
+      <w:r>
+        <w:rPr>
+          <w:rStyle w:val="VerbatimChar"/>
+          <w:rFonts w:hint="eastAsia"/>
+        </w:rPr>
+      </w:r>
+      <w:r>
+        <w:rPr>
+          <w:rStyle w:val="VerbatimChar"/>
+          <w:rFonts w:hint="eastAsia"/>
+        </w:rPr>
+      </w:r>
+      <w:r>
+        <w:rPr>
+          <w:rStyle w:val="VerbatimChar"/>
+          <w:rFonts w:hint="eastAsia"/>
+        </w:rPr>
       </w:r>
     </w:p>
     <w:p>
@@ -6728,151 +6638,127 @@
         <w:rPr>
           <w:rFonts w:hint="eastAsia"/>
         </w:rPr>
-        <w:t>该算法的核心设计思想是</w:t>
-      </w:r>
-      <w:r>
-        <w:rPr>
-          <w:rFonts w:hint="eastAsia"/>
-        </w:rPr>
-        <w:t>"</w:t>
-      </w:r>
-      <w:r>
-        <w:rPr>
-          <w:rFonts w:hint="eastAsia"/>
-        </w:rPr>
-        <w:t>由粗到精</w:t>
-      </w:r>
-      <w:r>
-        <w:rPr>
-          <w:rFonts w:hint="eastAsia"/>
-        </w:rPr>
-        <w:t>"</w:t>
-      </w:r>
-      <w:r>
-        <w:rPr>
-          <w:rFonts w:hint="eastAsia"/>
-        </w:rPr>
-        <w:t>（</w:t>
-      </w:r>
-      <w:r>
-        <w:rPr>
-          <w:rFonts w:hint="eastAsia"/>
-        </w:rPr>
-        <w:t>Coarse-to-Fine</w:t>
-      </w:r>
-      <w:r>
-        <w:rPr>
-          <w:rFonts w:hint="eastAsia"/>
-        </w:rPr>
-        <w:t>）：从整个时钟</w:t>
-      </w:r>
-      <w:r>
-        <w:rPr>
-          <w:rFonts w:hint="eastAsia"/>
-        </w:rPr>
-        <w:t>ROI</w:t>
-      </w:r>
-      <w:r>
-        <w:rPr>
-          <w:rFonts w:hint="eastAsia"/>
-        </w:rPr>
-        <w:t>中先分离出时间行，再从时间行的所有数字中定位最右侧的末位数字。通过自适应二值化，算法在极暗（</w:t>
-      </w:r>
-      <w:r>
-        <w:rPr>
-          <w:rFonts w:hint="eastAsia"/>
-        </w:rPr>
-        <w:t>mean=2.6</w:t>
-      </w:r>
-      <w:r>
-        <w:rPr>
-          <w:rFonts w:hint="eastAsia"/>
-        </w:rPr>
-        <w:t>）到正常亮度（</w:t>
-      </w:r>
-      <w:r>
-        <w:rPr>
-          <w:rFonts w:hint="eastAsia"/>
-        </w:rPr>
-        <w:t>mean=22</w:t>
-      </w:r>
-      <w:r>
-        <w:rPr>
-          <w:rFonts w:hint="eastAsia"/>
-        </w:rPr>
-        <w:t>）的大范围内均能稳定工作。末位数字子</w:t>
-      </w:r>
-      <w:r>
-        <w:rPr>
-          <w:rFonts w:hint="eastAsia"/>
-        </w:rPr>
-        <w:t>ROI</w:t>
-      </w:r>
-      <w:r>
-        <w:rPr>
-          <w:rFonts w:hint="eastAsia"/>
-        </w:rPr>
-        <w:t>通常约</w:t>
-      </w:r>
-      <w:r>
-        <w:rPr>
-          <w:rFonts w:hint="eastAsia"/>
-        </w:rPr>
-        <w:t>20x30</w:t>
-      </w:r>
-      <w:r>
-        <w:rPr>
-          <w:rFonts w:hint="eastAsia"/>
-        </w:rPr>
-        <w:t>像素，将后续亮度比分析的作用区域从整个</w:t>
-      </w:r>
-      <w:r>
-        <w:rPr>
-          <w:rFonts w:hint="eastAsia"/>
-        </w:rPr>
-        <w:t>ROI</w:t>
-      </w:r>
-      <w:r>
-        <w:rPr>
-          <w:rFonts w:hint="eastAsia"/>
-        </w:rPr>
-        <w:t>（约</w:t>
-      </w:r>
-      <w:r>
-        <w:rPr>
-          <w:rFonts w:hint="eastAsia"/>
-        </w:rPr>
-        <w:t>200x60=12000</w:t>
-      </w:r>
-      <w:r>
-        <w:rPr>
-          <w:rFonts w:hint="eastAsia"/>
-        </w:rPr>
-        <w:t>像素）缩小到约</w:t>
-      </w:r>
-      <w:r>
-        <w:rPr>
-          <w:rFonts w:hint="eastAsia"/>
-        </w:rPr>
-        <w:t>600</w:t>
-      </w:r>
-      <w:r>
-        <w:rPr>
-          <w:rFonts w:hint="eastAsia"/>
-        </w:rPr>
-        <w:t>像素，信噪比提升约</w:t>
-      </w:r>
-      <w:r>
-        <w:rPr>
-          <w:rFonts w:hint="eastAsia"/>
-        </w:rPr>
-        <w:t>20</w:t>
-      </w:r>
-      <w:r>
-        <w:rPr>
-          <w:rFonts w:hint="eastAsia"/>
-        </w:rPr>
-        <w:t>倍。</w:t>
+        <w:t>该算法的核心创新在于使用OpenCV内置的MSER（最大稳定极值区域）算法替代传统的手工阈值+轮廓检测方法。MSER天然适合检测"亮笔画+暗背景"的高对比度场景（如LED数码管），无需设定固定阈值，对亮度从mean=2.6（暗场景）到mean=22（亮场景）的大跨度光照条件均能稳定工作。向右扩展步骤解决了MSER对极窄数字（如"1"，宽度可小至12px）可能漏检的问题。该算法在8个不同类型视频（含红/绿LED、暗/亮场景）上均成功定位末位数字，仅在1个视频上回退至ROI象限法。</w:t>
+      </w:r>
+      <w:r>
+        <w:rPr>
+          <w:rFonts w:hint="eastAsia"/>
+        </w:rPr>
+      </w:r>
+      <w:r>
+        <w:rPr>
+          <w:rFonts w:hint="eastAsia"/>
+        </w:rPr>
+      </w:r>
+      <w:r>
+        <w:rPr>
+          <w:rFonts w:hint="eastAsia"/>
+        </w:rPr>
+      </w:r>
+      <w:r>
+        <w:rPr>
+          <w:rFonts w:hint="eastAsia"/>
+        </w:rPr>
+      </w:r>
+      <w:r>
+        <w:rPr>
+          <w:rFonts w:hint="eastAsia"/>
+        </w:rPr>
+      </w:r>
+      <w:r>
+        <w:rPr>
+          <w:rFonts w:hint="eastAsia"/>
+        </w:rPr>
+      </w:r>
+      <w:r>
+        <w:rPr>
+          <w:rFonts w:hint="eastAsia"/>
+        </w:rPr>
+      </w:r>
+      <w:r>
+        <w:rPr>
+          <w:rFonts w:hint="eastAsia"/>
+        </w:rPr>
+      </w:r>
+      <w:r>
+        <w:rPr>
+          <w:rFonts w:hint="eastAsia"/>
+        </w:rPr>
+      </w:r>
+      <w:r>
+        <w:rPr>
+          <w:rFonts w:hint="eastAsia"/>
+        </w:rPr>
+      </w:r>
+      <w:r>
+        <w:rPr>
+          <w:rFonts w:hint="eastAsia"/>
+        </w:rPr>
+      </w:r>
+      <w:r>
+        <w:rPr>
+          <w:rFonts w:hint="eastAsia"/>
+        </w:rPr>
+      </w:r>
+      <w:r>
+        <w:rPr>
+          <w:rFonts w:hint="eastAsia"/>
+        </w:rPr>
+      </w:r>
+      <w:r>
+        <w:rPr>
+          <w:rFonts w:hint="eastAsia"/>
+        </w:rPr>
+      </w:r>
+      <w:r>
+        <w:rPr>
+          <w:rFonts w:hint="eastAsia"/>
+        </w:rPr>
+      </w:r>
+      <w:r>
+        <w:rPr>
+          <w:rFonts w:hint="eastAsia"/>
+        </w:rPr>
+      </w:r>
+      <w:r>
+        <w:rPr>
+          <w:rFonts w:hint="eastAsia"/>
+        </w:rPr>
+      </w:r>
+      <w:r>
+        <w:rPr>
+          <w:rFonts w:hint="eastAsia"/>
+        </w:rPr>
+      </w:r>
+      <w:r>
+        <w:rPr>
+          <w:rFonts w:hint="eastAsia"/>
+        </w:rPr>
+      </w:r>
+      <w:r>
+        <w:rPr>
+          <w:rFonts w:hint="eastAsia"/>
+        </w:rPr>
+      </w:r>
+      <w:r>
+        <w:rPr>
+          <w:rFonts w:hint="eastAsia"/>
+        </w:rPr>
+      </w:r>
+      <w:r>
+        <w:rPr>
+          <w:rFonts w:hint="eastAsia"/>
+        </w:rPr>
+      </w:r>
+      <w:r>
+        <w:rPr>
+          <w:rFonts w:hint="eastAsia"/>
+        </w:rPr>
+      </w:r>
+      <w:r>
+        <w:rPr>
+          <w:rFonts w:hint="eastAsia"/>
+        </w:rPr>
       </w:r>
     </w:p>
     <w:p>
@@ -7618,7 +7504,7 @@
           <w:b/>
           <w:bCs/>
         </w:rPr>
-        <w:t>算法</w:t>
+        <w:t>算法3：基于亮区窗口的折半查找法（Bright-Window Binary Search）</w:t>
       </w:r>
       <w:r>
         <w:rPr>
@@ -7626,7 +7512,6 @@
           <w:b/>
           <w:bCs/>
         </w:rPr>
-        <w:t>3</w:t>
       </w:r>
       <w:r>
         <w:rPr>
@@ -7634,7 +7519,6 @@
           <w:b/>
           <w:bCs/>
         </w:rPr>
-        <w:t>：折半查找法（</w:t>
       </w:r>
       <w:r>
         <w:rPr>
@@ -7642,14 +7526,12 @@
           <w:b/>
           <w:bCs/>
         </w:rPr>
-        <w:t>Binary</w:t>
       </w:r>
       <w:r>
         <w:rPr>
           <w:b/>
           <w:bCs/>
         </w:rPr>
-        <w:t xml:space="preserve"> Search for Jump </w:t>
       </w:r>
       <w:r>
         <w:rPr>
@@ -7657,7 +7539,6 @@
           <w:b/>
           <w:bCs/>
         </w:rPr>
-        <w:t>Detection</w:t>
       </w:r>
       <w:r>
         <w:rPr>
@@ -7665,7 +7546,6 @@
           <w:b/>
           <w:bCs/>
         </w:rPr>
-        <w:t>）</w:t>
       </w:r>
     </w:p>
     <w:p>
@@ -7676,40 +7556,58 @@
         <w:rPr>
           <w:rFonts w:hint="eastAsia"/>
         </w:rPr>
-        <w:t>输入：视频路径、末位</w:t>
-      </w:r>
-      <w:r>
-        <w:rPr>
-          <w:rFonts w:hint="eastAsia"/>
-        </w:rPr>
-        <w:t>ROI</w:t>
-      </w:r>
-      <w:r>
-        <w:rPr>
-          <w:rFonts w:hint="eastAsia"/>
-        </w:rPr>
-        <w:t>参考图像、搜索范围</w:t>
-      </w:r>
-      <w:r>
-        <w:rPr>
-          <w:rFonts w:hint="eastAsia"/>
-        </w:rPr>
-        <w:t>[start,</w:t>
-      </w:r>
-      <w:r>
-        <w:t xml:space="preserve"> end]</w:t>
-      </w:r>
-      <w:r>
-        <w:t>。</w:t>
-      </w:r>
-      <w:r>
-        <w:t xml:space="preserve"> </w:t>
-      </w:r>
-      <w:r>
-        <w:rPr>
-          <w:rFonts w:hint="eastAsia"/>
-        </w:rPr>
-        <w:t>输出：跳变帧序号。</w:t>
+        <w:t>输入：视频路径、末位ROI坐标(dx,dy,dw,dh)、搜索范围[start, end]、总帧数fc</w:t>
+        <w:br/>
+        <w:t>输出：跳变帧号</w:t>
+        <w:br/>
+        <w:br/>
+        <w:t>算法步骤：</w:t>
+        <w:br/>
+        <w:t>1. 读取基线帧（start_frame处）的末位数字ROI灰度图base_g</w:t>
+        <w:br/>
+        <w:t>2. 提取基线帧亮区窗口（见算法4），筛选合格窗口(&gt;=7x7)</w:t>
+        <w:br/>
+        <w:t>3. 策略选择：合格窗口&gt;=2个时启用窗口SSIM法，否则回退全图SSIM法</w:t>
+        <w:br/>
+        <w:t>4. 二分搜索[start_frame+10, fc-1]：</w:t>
+        <w:br/>
+        <w:t xml:space="preserve">   mid = (lo+hi)//2，读取mid帧的末位ROI</w:t>
+        <w:br/>
+        <w:t xml:space="preserve">   【窗口SSIM法】提取mid帧亮区窗口，合并基线+比对帧窗口去重，对每个窗口独立计算SSIM，任一窗口&lt;0.92则判定数字变化</w:t>
+        <w:br/>
+        <w:t xml:space="preserve">   【全图SSIM法】直接计算base_g与cmp_g的全图SSIM，&lt;0.92则判定数字变化</w:t>
+        <w:br/>
+        <w:t xml:space="preserve">   若changed(mid)为True -&gt; hi=mid；否则lo=mid+1</w:t>
+        <w:br/>
+        <w:t>5. 二分收敛后在[lo-3, lo+3]范围逐帧验证，返回第一个变化帧</w:t>
+        <w:br/>
+        <w:br/>
+        <w:t>关键参数：SSIM阈值0.92通过标定实验确定（稳定显示帧间SSIM&gt;0.96，跳变时SSIM约0.75~0.88）。</w:t>
+        <w:br/>
+        <w:t>窗口SSIM策略聚焦数字笔画亮区，忽略暗背景像素，使跳变信号更纯粹。基线+比对帧窗口并集确保"段灭"和"段增"两种跳变类型均能被检测。</w:t>
+      </w:r>
+      <w:r>
+        <w:rPr>
+          <w:rFonts w:hint="eastAsia"/>
+        </w:rPr>
+      </w:r>
+      <w:r>
+        <w:rPr>
+          <w:rFonts w:hint="eastAsia"/>
+        </w:rPr>
+      </w:r>
+      <w:r>
+        <w:rPr>
+          <w:rFonts w:hint="eastAsia"/>
+        </w:rPr>
+      </w:r>
+      <w:r/>
+      <w:r/>
+      <w:r/>
+      <w:r>
+        <w:rPr>
+          <w:rFonts w:hint="eastAsia"/>
+        </w:rPr>
       </w:r>
     </w:p>
     <w:p>
@@ -7721,351 +7619,268 @@
           <w:rStyle w:val="VerbatimChar"/>
           <w:rFonts w:hint="eastAsia"/>
         </w:rPr>
-        <w:t>伪代码：</w:t>
-      </w:r>
-      <w:r>
-        <w:br/>
-      </w:r>
-      <w:r>
-        <w:rPr>
-          <w:rStyle w:val="VerbatimChar"/>
-        </w:rPr>
-        <w:t>function binary_search(vpath, base_gray, lo, hi):</w:t>
-      </w:r>
-      <w:r>
-        <w:br/>
-      </w:r>
-      <w:r>
-        <w:rPr>
-          <w:rStyle w:val="VerbatimChar"/>
-        </w:rPr>
-        <w:t xml:space="preserve">    // </w:t>
-      </w:r>
-      <w:r>
-        <w:rPr>
-          <w:rStyle w:val="VerbatimChar"/>
-          <w:rFonts w:hint="eastAsia"/>
-        </w:rPr>
-        <w:t>定义变化判定函数</w:t>
-      </w:r>
-      <w:r>
-        <w:br/>
-      </w:r>
-      <w:r>
-        <w:rPr>
-          <w:rStyle w:val="VerbatimChar"/>
-        </w:rPr>
-        <w:t xml:space="preserve">    function changed(frame_idx):</w:t>
-      </w:r>
-      <w:r>
-        <w:br/>
-      </w:r>
-      <w:r>
-        <w:rPr>
-          <w:rStyle w:val="VerbatimChar"/>
-        </w:rPr>
-        <w:t xml:space="preserve">        </w:t>
-      </w:r>
-      <w:r>
-        <w:rPr>
-          <w:rStyle w:val="VerbatimChar"/>
-          <w:rFonts w:hint="eastAsia"/>
-        </w:rPr>
-        <w:t>读取视频第</w:t>
-      </w:r>
-      <w:r>
-        <w:rPr>
-          <w:rStyle w:val="VerbatimChar"/>
-          <w:rFonts w:hint="eastAsia"/>
-        </w:rPr>
-        <w:t>frame_idx</w:t>
-      </w:r>
-      <w:r>
-        <w:rPr>
-          <w:rStyle w:val="VerbatimChar"/>
-          <w:rFonts w:hint="eastAsia"/>
-        </w:rPr>
-        <w:t>帧的末位</w:t>
-      </w:r>
-      <w:r>
-        <w:rPr>
-          <w:rStyle w:val="VerbatimChar"/>
-          <w:rFonts w:hint="eastAsia"/>
-        </w:rPr>
-        <w:t>ROI</w:t>
-      </w:r>
-      <w:r>
-        <w:br/>
-      </w:r>
-      <w:r>
-        <w:rPr>
-          <w:rStyle w:val="VerbatimChar"/>
-        </w:rPr>
-        <w:t xml:space="preserve">        </w:t>
-      </w:r>
-      <w:r>
-        <w:rPr>
-          <w:rStyle w:val="VerbatimChar"/>
-          <w:rFonts w:hint="eastAsia"/>
-        </w:rPr>
-        <w:t>计算</w:t>
-      </w:r>
-      <w:r>
-        <w:rPr>
-          <w:rStyle w:val="VerbatimChar"/>
-          <w:rFonts w:hint="eastAsia"/>
-        </w:rPr>
-        <w:t>SSIM(base_gray,</w:t>
-      </w:r>
-      <w:r>
-        <w:rPr>
-          <w:rStyle w:val="VerbatimChar"/>
-        </w:rPr>
-        <w:t xml:space="preserve"> current_gray) &lt; 0.92 → </w:t>
-      </w:r>
-      <w:r>
-        <w:rPr>
-          <w:rStyle w:val="VerbatimChar"/>
-          <w:rFonts w:hint="eastAsia"/>
-        </w:rPr>
-        <w:t>返回</w:t>
-      </w:r>
-      <w:r>
-        <w:rPr>
-          <w:rStyle w:val="VerbatimChar"/>
-        </w:rPr>
-        <w:t xml:space="preserve"> True/False</w:t>
-      </w:r>
-      <w:r>
-        <w:br/>
-      </w:r>
-      <w:r>
-        <w:br/>
-      </w:r>
-      <w:r>
-        <w:rPr>
-          <w:rStyle w:val="VerbatimChar"/>
-        </w:rPr>
-        <w:t xml:space="preserve">    // </w:t>
-      </w:r>
-      <w:r>
-        <w:rPr>
-          <w:rStyle w:val="VerbatimChar"/>
-          <w:rFonts w:hint="eastAsia"/>
-        </w:rPr>
-        <w:t>折半查找</w:t>
-      </w:r>
-      <w:r>
-        <w:br/>
-      </w:r>
-      <w:r>
-        <w:rPr>
-          <w:rStyle w:val="VerbatimChar"/>
-        </w:rPr>
-        <w:t xml:space="preserve">    while lo &lt; hi:</w:t>
-      </w:r>
-      <w:r>
-        <w:br/>
-      </w:r>
-      <w:r>
-        <w:rPr>
-          <w:rStyle w:val="VerbatimChar"/>
-        </w:rPr>
-        <w:t xml:space="preserve">        mid = (lo + hi) // 2</w:t>
-      </w:r>
-      <w:r>
-        <w:br/>
-      </w:r>
-      <w:r>
-        <w:rPr>
-          <w:rStyle w:val="VerbatimChar"/>
-        </w:rPr>
-        <w:t xml:space="preserve">   </w:t>
-      </w:r>
-      <w:r>
-        <w:rPr>
-          <w:rStyle w:val="VerbatimChar"/>
-        </w:rPr>
-        <w:t xml:space="preserve">     if changed(mid):</w:t>
-      </w:r>
-      <w:r>
-        <w:br/>
-      </w:r>
-      <w:r>
-        <w:rPr>
-          <w:rStyle w:val="VerbatimChar"/>
-        </w:rPr>
-        <w:t xml:space="preserve">            hi = mid          // </w:t>
-      </w:r>
-      <w:r>
-        <w:rPr>
-          <w:rStyle w:val="VerbatimChar"/>
-          <w:rFonts w:hint="eastAsia"/>
-        </w:rPr>
-        <w:t>跳变发生在</w:t>
-      </w:r>
-      <w:r>
-        <w:rPr>
-          <w:rStyle w:val="VerbatimChar"/>
-          <w:rFonts w:hint="eastAsia"/>
-        </w:rPr>
-        <w:t>mid</w:t>
-      </w:r>
-      <w:r>
-        <w:rPr>
-          <w:rStyle w:val="VerbatimChar"/>
-          <w:rFonts w:hint="eastAsia"/>
-        </w:rPr>
-        <w:t>或之前</w:t>
-      </w:r>
-      <w:r>
-        <w:br/>
-      </w:r>
-      <w:r>
-        <w:rPr>
-          <w:rStyle w:val="VerbatimChar"/>
-        </w:rPr>
-        <w:t xml:space="preserve">        else:</w:t>
-      </w:r>
-      <w:r>
-        <w:br/>
-      </w:r>
-      <w:r>
-        <w:rPr>
-          <w:rStyle w:val="VerbatimChar"/>
-        </w:rPr>
-        <w:t xml:space="preserve">            lo = mid + 1      // </w:t>
-      </w:r>
-      <w:r>
-        <w:rPr>
-          <w:rStyle w:val="VerbatimChar"/>
-          <w:rFonts w:hint="eastAsia"/>
-        </w:rPr>
-        <w:t>跳变发生在</w:t>
-      </w:r>
-      <w:r>
-        <w:rPr>
-          <w:rStyle w:val="VerbatimChar"/>
-          <w:rFonts w:hint="eastAsia"/>
-        </w:rPr>
-        <w:t>mid</w:t>
-      </w:r>
-      <w:r>
-        <w:rPr>
-          <w:rStyle w:val="VerbatimChar"/>
-          <w:rFonts w:hint="eastAsia"/>
-        </w:rPr>
-        <w:t>之后</w:t>
-      </w:r>
-      <w:r>
-        <w:br/>
-      </w:r>
-      <w:r>
-        <w:br/>
-      </w:r>
-      <w:r>
-        <w:rPr>
-          <w:rStyle w:val="VerbatimChar"/>
-        </w:rPr>
-        <w:t xml:space="preserve">    // </w:t>
-      </w:r>
-      <w:r>
-        <w:rPr>
-          <w:rStyle w:val="VerbatimChar"/>
-          <w:rFonts w:hint="eastAsia"/>
-        </w:rPr>
-        <w:t>精确微调：在</w:t>
-      </w:r>
-      <w:r>
-        <w:rPr>
-          <w:rStyle w:val="VerbatimChar"/>
-          <w:rFonts w:hint="eastAsia"/>
-        </w:rPr>
-        <w:t>lo</w:t>
-      </w:r>
-      <w:r>
-        <w:rPr>
-          <w:rStyle w:val="VerbatimChar"/>
-          <w:rFonts w:hint="eastAsia"/>
-        </w:rPr>
-        <w:t>前后</w:t>
-      </w:r>
-      <w:r>
-        <w:rPr>
-          <w:rStyle w:val="VerbatimChar"/>
-          <w:rFonts w:hint="eastAsia"/>
-        </w:rPr>
-        <w:t>3</w:t>
-      </w:r>
-      <w:r>
-        <w:rPr>
-          <w:rStyle w:val="VerbatimChar"/>
-          <w:rFonts w:hint="eastAsia"/>
-        </w:rPr>
-        <w:t>帧内找到第一帧满足</w:t>
-      </w:r>
-      <w:r>
-        <w:rPr>
-          <w:rStyle w:val="VerbatimChar"/>
-          <w:rFonts w:hint="eastAsia"/>
-        </w:rPr>
-        <w:t>changed</w:t>
-      </w:r>
-      <w:r>
-        <w:rPr>
-          <w:rStyle w:val="VerbatimChar"/>
-          <w:rFonts w:hint="eastAsia"/>
-        </w:rPr>
-        <w:t>的帧</w:t>
-      </w:r>
-      <w:r>
-        <w:br/>
-      </w:r>
-      <w:r>
-        <w:rPr>
-          <w:rStyle w:val="VerbatimChar"/>
-        </w:rPr>
-        <w:t xml:space="preserve">    for fi in range(lo-3, lo+4):</w:t>
-      </w:r>
-      <w:r>
-        <w:br/>
-      </w:r>
-      <w:r>
-        <w:rPr>
-          <w:rStyle w:val="VerbatimChar"/>
-        </w:rPr>
-        <w:t xml:space="preserve">        if changed(fi):</w:t>
-      </w:r>
-      <w:r>
-        <w:br/>
-      </w:r>
-      <w:r>
-        <w:rPr>
-          <w:rStyle w:val="VerbatimChar"/>
-        </w:rPr>
-        <w:t xml:space="preserve">            return fi</w:t>
-      </w:r>
-      <w:r>
-        <w:br/>
-      </w:r>
-      <w:r>
-        <w:rPr>
-          <w:rStyle w:val="VerbatimChar"/>
-        </w:rPr>
-        <w:t xml:space="preserve">    return -1 </w:t>
-      </w:r>
-      <w:r>
-        <w:rPr>
-          <w:rStyle w:val="VerbatimChar"/>
-        </w:rPr>
-        <w:t xml:space="preserve"> // </w:t>
-      </w:r>
-      <w:r>
-        <w:rPr>
-          <w:rStyle w:val="VerbatimChar"/>
-          <w:rFonts w:hint="eastAsia"/>
-        </w:rPr>
-        <w:t>未找到</w:t>
+      </w:r>
+      <w:r/>
+      <w:r>
+        <w:rPr>
+          <w:rStyle w:val="VerbatimChar"/>
+        </w:rPr>
+      </w:r>
+      <w:r/>
+      <w:r>
+        <w:rPr>
+          <w:rStyle w:val="VerbatimChar"/>
+        </w:rPr>
+      </w:r>
+      <w:r>
+        <w:rPr>
+          <w:rStyle w:val="VerbatimChar"/>
+          <w:rFonts w:hint="eastAsia"/>
+        </w:rPr>
+      </w:r>
+      <w:r/>
+      <w:r>
+        <w:rPr>
+          <w:rStyle w:val="VerbatimChar"/>
+        </w:rPr>
+      </w:r>
+      <w:r/>
+      <w:r>
+        <w:rPr>
+          <w:rStyle w:val="VerbatimChar"/>
+        </w:rPr>
+      </w:r>
+      <w:r>
+        <w:rPr>
+          <w:rStyle w:val="VerbatimChar"/>
+          <w:rFonts w:hint="eastAsia"/>
+        </w:rPr>
+      </w:r>
+      <w:r>
+        <w:rPr>
+          <w:rStyle w:val="VerbatimChar"/>
+          <w:rFonts w:hint="eastAsia"/>
+        </w:rPr>
+      </w:r>
+      <w:r>
+        <w:rPr>
+          <w:rStyle w:val="VerbatimChar"/>
+          <w:rFonts w:hint="eastAsia"/>
+        </w:rPr>
+      </w:r>
+      <w:r>
+        <w:rPr>
+          <w:rStyle w:val="VerbatimChar"/>
+          <w:rFonts w:hint="eastAsia"/>
+        </w:rPr>
+      </w:r>
+      <w:r/>
+      <w:r>
+        <w:rPr>
+          <w:rStyle w:val="VerbatimChar"/>
+        </w:rPr>
+      </w:r>
+      <w:r>
+        <w:rPr>
+          <w:rStyle w:val="VerbatimChar"/>
+          <w:rFonts w:hint="eastAsia"/>
+        </w:rPr>
+      </w:r>
+      <w:r>
+        <w:rPr>
+          <w:rStyle w:val="VerbatimChar"/>
+          <w:rFonts w:hint="eastAsia"/>
+        </w:rPr>
+      </w:r>
+      <w:r>
+        <w:rPr>
+          <w:rStyle w:val="VerbatimChar"/>
+        </w:rPr>
+      </w:r>
+      <w:r>
+        <w:rPr>
+          <w:rStyle w:val="VerbatimChar"/>
+          <w:rFonts w:hint="eastAsia"/>
+        </w:rPr>
+      </w:r>
+      <w:r>
+        <w:rPr>
+          <w:rStyle w:val="VerbatimChar"/>
+        </w:rPr>
+      </w:r>
+      <w:r/>
+      <w:r/>
+      <w:r>
+        <w:rPr>
+          <w:rStyle w:val="VerbatimChar"/>
+        </w:rPr>
+      </w:r>
+      <w:r>
+        <w:rPr>
+          <w:rStyle w:val="VerbatimChar"/>
+          <w:rFonts w:hint="eastAsia"/>
+        </w:rPr>
+      </w:r>
+      <w:r/>
+      <w:r>
+        <w:rPr>
+          <w:rStyle w:val="VerbatimChar"/>
+        </w:rPr>
+      </w:r>
+      <w:r/>
+      <w:r>
+        <w:rPr>
+          <w:rStyle w:val="VerbatimChar"/>
+        </w:rPr>
+      </w:r>
+      <w:r/>
+      <w:r>
+        <w:rPr>
+          <w:rStyle w:val="VerbatimChar"/>
+        </w:rPr>
+      </w:r>
+      <w:r>
+        <w:rPr>
+          <w:rStyle w:val="VerbatimChar"/>
+        </w:rPr>
+      </w:r>
+      <w:r/>
+      <w:r>
+        <w:rPr>
+          <w:rStyle w:val="VerbatimChar"/>
+        </w:rPr>
+      </w:r>
+      <w:r>
+        <w:rPr>
+          <w:rStyle w:val="VerbatimChar"/>
+          <w:rFonts w:hint="eastAsia"/>
+        </w:rPr>
+      </w:r>
+      <w:r>
+        <w:rPr>
+          <w:rStyle w:val="VerbatimChar"/>
+          <w:rFonts w:hint="eastAsia"/>
+        </w:rPr>
+      </w:r>
+      <w:r>
+        <w:rPr>
+          <w:rStyle w:val="VerbatimChar"/>
+          <w:rFonts w:hint="eastAsia"/>
+        </w:rPr>
+      </w:r>
+      <w:r/>
+      <w:r>
+        <w:rPr>
+          <w:rStyle w:val="VerbatimChar"/>
+        </w:rPr>
+      </w:r>
+      <w:r/>
+      <w:r>
+        <w:rPr>
+          <w:rStyle w:val="VerbatimChar"/>
+        </w:rPr>
+      </w:r>
+      <w:r>
+        <w:rPr>
+          <w:rStyle w:val="VerbatimChar"/>
+          <w:rFonts w:hint="eastAsia"/>
+        </w:rPr>
+      </w:r>
+      <w:r>
+        <w:rPr>
+          <w:rStyle w:val="VerbatimChar"/>
+          <w:rFonts w:hint="eastAsia"/>
+        </w:rPr>
+      </w:r>
+      <w:r>
+        <w:rPr>
+          <w:rStyle w:val="VerbatimChar"/>
+          <w:rFonts w:hint="eastAsia"/>
+        </w:rPr>
+      </w:r>
+      <w:r/>
+      <w:r/>
+      <w:r>
+        <w:rPr>
+          <w:rStyle w:val="VerbatimChar"/>
+        </w:rPr>
+      </w:r>
+      <w:r>
+        <w:rPr>
+          <w:rStyle w:val="VerbatimChar"/>
+          <w:rFonts w:hint="eastAsia"/>
+        </w:rPr>
+      </w:r>
+      <w:r>
+        <w:rPr>
+          <w:rStyle w:val="VerbatimChar"/>
+          <w:rFonts w:hint="eastAsia"/>
+        </w:rPr>
+      </w:r>
+      <w:r>
+        <w:rPr>
+          <w:rStyle w:val="VerbatimChar"/>
+          <w:rFonts w:hint="eastAsia"/>
+        </w:rPr>
+      </w:r>
+      <w:r>
+        <w:rPr>
+          <w:rStyle w:val="VerbatimChar"/>
+          <w:rFonts w:hint="eastAsia"/>
+        </w:rPr>
+      </w:r>
+      <w:r>
+        <w:rPr>
+          <w:rStyle w:val="VerbatimChar"/>
+          <w:rFonts w:hint="eastAsia"/>
+        </w:rPr>
+      </w:r>
+      <w:r>
+        <w:rPr>
+          <w:rStyle w:val="VerbatimChar"/>
+          <w:rFonts w:hint="eastAsia"/>
+        </w:rPr>
+      </w:r>
+      <w:r>
+        <w:rPr>
+          <w:rStyle w:val="VerbatimChar"/>
+          <w:rFonts w:hint="eastAsia"/>
+        </w:rPr>
+      </w:r>
+      <w:r/>
+      <w:r>
+        <w:rPr>
+          <w:rStyle w:val="VerbatimChar"/>
+        </w:rPr>
+      </w:r>
+      <w:r/>
+      <w:r>
+        <w:rPr>
+          <w:rStyle w:val="VerbatimChar"/>
+        </w:rPr>
+      </w:r>
+      <w:r/>
+      <w:r>
+        <w:rPr>
+          <w:rStyle w:val="VerbatimChar"/>
+        </w:rPr>
+      </w:r>
+      <w:r/>
+      <w:r>
+        <w:rPr>
+          <w:rStyle w:val="VerbatimChar"/>
+        </w:rPr>
+      </w:r>
+      <w:r>
+        <w:rPr>
+          <w:rStyle w:val="VerbatimChar"/>
+        </w:rPr>
+      </w:r>
+      <w:r>
+        <w:rPr>
+          <w:rStyle w:val="VerbatimChar"/>
+          <w:rFonts w:hint="eastAsia"/>
+        </w:rPr>
       </w:r>
     </w:p>
     <w:p>
@@ -8276,7 +8091,7 @@
           <w:b/>
           <w:bCs/>
         </w:rPr>
-        <w:t>算法</w:t>
+        <w:t>算法4：亮区窗口提取法（Bright Window Extraction）</w:t>
       </w:r>
       <w:r>
         <w:rPr>
@@ -8284,7 +8099,6 @@
           <w:b/>
           <w:bCs/>
         </w:rPr>
-        <w:t>4</w:t>
       </w:r>
       <w:r>
         <w:rPr>
@@ -8292,7 +8106,6 @@
           <w:b/>
           <w:bCs/>
         </w:rPr>
-        <w:t>：追踪窗确认法（</w:t>
       </w:r>
       <w:r>
         <w:rPr>
@@ -8300,14 +8113,12 @@
           <w:b/>
           <w:bCs/>
         </w:rPr>
-        <w:t>Tracking</w:t>
       </w:r>
       <w:r>
         <w:rPr>
           <w:b/>
           <w:bCs/>
         </w:rPr>
-        <w:t xml:space="preserve"> Window </w:t>
       </w:r>
       <w:r>
         <w:rPr>
@@ -8315,7 +8126,6 @@
           <w:b/>
           <w:bCs/>
         </w:rPr>
-        <w:t>Verification</w:t>
       </w:r>
       <w:r>
         <w:rPr>
@@ -8323,7 +8133,6 @@
           <w:b/>
           <w:bCs/>
         </w:rPr>
-        <w:t>）</w:t>
       </w:r>
     </w:p>
     <w:p>
@@ -8395,322 +8204,275 @@
           <w:rFonts w:hint="eastAsia"/>
         </w:rPr>
         <w:t>算法步骤：</w:t>
-      </w:r>
-      <w:r>
-        <w:br/>
-      </w:r>
-      <w:r>
-        <w:rPr>
-          <w:rStyle w:val="VerbatimChar"/>
-        </w:rPr>
-        <w:t xml:space="preserve">1. </w:t>
-      </w:r>
-      <w:r>
-        <w:rPr>
-          <w:rStyle w:val="VerbatimChar"/>
-          <w:rFonts w:hint="eastAsia"/>
-        </w:rPr>
-        <w:t>读取候选帧前</w:t>
-      </w:r>
-      <w:r>
-        <w:rPr>
-          <w:rStyle w:val="VerbatimChar"/>
-          <w:rFonts w:hint="eastAsia"/>
-        </w:rPr>
-        <w:t>3</w:t>
-      </w:r>
-      <w:r>
-        <w:rPr>
-          <w:rStyle w:val="VerbatimChar"/>
-          <w:rFonts w:hint="eastAsia"/>
-        </w:rPr>
-        <w:t>帧</w:t>
-      </w:r>
-      <w:r>
-        <w:rPr>
-          <w:rStyle w:val="VerbatimChar"/>
-          <w:rFonts w:hint="eastAsia"/>
-        </w:rPr>
-        <w:t>pre_frame</w:t>
-      </w:r>
-      <w:r>
-        <w:rPr>
-          <w:rStyle w:val="VerbatimChar"/>
-          <w:rFonts w:hint="eastAsia"/>
-        </w:rPr>
-        <w:t>（约</w:t>
-      </w:r>
-      <w:r>
-        <w:rPr>
-          <w:rStyle w:val="VerbatimChar"/>
-          <w:rFonts w:hint="eastAsia"/>
-        </w:rPr>
-        <w:t>50ms</w:t>
-      </w:r>
-      <w:r>
-        <w:rPr>
-          <w:rStyle w:val="VerbatimChar"/>
-          <w:rFonts w:hint="eastAsia"/>
-        </w:rPr>
-        <w:t>前）和候选帧后</w:t>
-      </w:r>
-      <w:r>
-        <w:rPr>
-          <w:rStyle w:val="VerbatimChar"/>
-          <w:rFonts w:hint="eastAsia"/>
-        </w:rPr>
-        <w:t>2</w:t>
-      </w:r>
-      <w:r>
-        <w:rPr>
-          <w:rStyle w:val="VerbatimChar"/>
-          <w:rFonts w:hint="eastAsia"/>
-        </w:rPr>
-        <w:t>帧</w:t>
-      </w:r>
-      <w:r>
-        <w:rPr>
-          <w:rStyle w:val="VerbatimChar"/>
-          <w:rFonts w:hint="eastAsia"/>
-        </w:rPr>
-        <w:t>post_frame</w:t>
-      </w:r>
-      <w:r>
-        <w:rPr>
-          <w:rStyle w:val="VerbatimChar"/>
-          <w:rFonts w:hint="eastAsia"/>
-        </w:rPr>
-        <w:t>（约</w:t>
-      </w:r>
-      <w:r>
-        <w:rPr>
-          <w:rStyle w:val="VerbatimChar"/>
-          <w:rFonts w:hint="eastAsia"/>
-        </w:rPr>
-        <w:t>33ms</w:t>
-      </w:r>
-      <w:r>
-        <w:rPr>
-          <w:rStyle w:val="VerbatimChar"/>
-          <w:rFonts w:hint="eastAsia"/>
-        </w:rPr>
-        <w:t>后）</w:t>
-      </w:r>
-      <w:r>
-        <w:br/>
-      </w:r>
-      <w:r>
-        <w:rPr>
-          <w:rStyle w:val="VerbatimChar"/>
-        </w:rPr>
-        <w:t xml:space="preserve">2. </w:t>
-      </w:r>
-      <w:r>
-        <w:rPr>
-          <w:rStyle w:val="VerbatimChar"/>
-          <w:rFonts w:hint="eastAsia"/>
-        </w:rPr>
-        <w:t>对每个追踪窗口</w:t>
-      </w:r>
-      <w:r>
-        <w:rPr>
-          <w:rStyle w:val="VerbatimChar"/>
-          <w:rFonts w:hint="eastAsia"/>
-        </w:rPr>
-        <w:t>win</w:t>
-      </w:r>
-      <w:r>
-        <w:rPr>
-          <w:rStyle w:val="VerbatimChar"/>
-          <w:rFonts w:hint="eastAsia"/>
-        </w:rPr>
-        <w:t>：</w:t>
-      </w:r>
-      <w:r>
-        <w:br/>
-      </w:r>
-      <w:r>
-        <w:rPr>
-          <w:rStyle w:val="VerbatimChar"/>
-        </w:rPr>
-        <w:t xml:space="preserve">   </w:t>
-      </w:r>
-      <w:r>
-        <w:rPr>
-          <w:rStyle w:val="VerbatimChar"/>
-          <w:rFonts w:hint="eastAsia"/>
-        </w:rPr>
-        <w:t>计算</w:t>
-      </w:r>
-      <w:r>
-        <w:rPr>
-          <w:rStyle w:val="VerbatimChar"/>
-          <w:rFonts w:hint="eastAsia"/>
-        </w:rPr>
-        <w:t>pre_frame</w:t>
-      </w:r>
-      <w:r>
-        <w:rPr>
-          <w:rStyle w:val="VerbatimChar"/>
-          <w:rFonts w:hint="eastAsia"/>
-        </w:rPr>
-        <w:t>中该窗口的平均灰度</w:t>
-      </w:r>
-      <w:r>
-        <w:rPr>
-          <w:rStyle w:val="VerbatimChar"/>
-        </w:rPr>
-        <w:t xml:space="preserve"> pre_brightness</w:t>
-      </w:r>
-      <w:r>
-        <w:br/>
-      </w:r>
-      <w:r>
-        <w:rPr>
-          <w:rStyle w:val="VerbatimChar"/>
-        </w:rPr>
-        <w:t xml:space="preserve">   </w:t>
-      </w:r>
-      <w:r>
-        <w:rPr>
-          <w:rStyle w:val="VerbatimChar"/>
-          <w:rFonts w:hint="eastAsia"/>
-        </w:rPr>
-        <w:t>计算</w:t>
-      </w:r>
-      <w:r>
-        <w:rPr>
-          <w:rStyle w:val="VerbatimChar"/>
-          <w:rFonts w:hint="eastAsia"/>
-        </w:rPr>
-        <w:t>post_frame</w:t>
-      </w:r>
-      <w:r>
-        <w:rPr>
-          <w:rStyle w:val="VerbatimChar"/>
-          <w:rFonts w:hint="eastAsia"/>
-        </w:rPr>
-        <w:t>中该窗口的平均灰度</w:t>
-      </w:r>
-      <w:r>
-        <w:rPr>
-          <w:rStyle w:val="VerbatimChar"/>
-        </w:rPr>
-        <w:t xml:space="preserve"> post_brightness</w:t>
-      </w:r>
-      <w:r>
-        <w:br/>
-      </w:r>
-      <w:r>
-        <w:rPr>
-          <w:rStyle w:val="VerbatimChar"/>
-        </w:rPr>
-        <w:t xml:space="preserve">   </w:t>
-      </w:r>
-      <w:r>
-        <w:rPr>
-          <w:rStyle w:val="VerbatimChar"/>
-          <w:rFonts w:hint="eastAsia"/>
-        </w:rPr>
-        <w:t>判定条件：</w:t>
-      </w:r>
-      <w:r>
-        <w:rPr>
-          <w:rStyle w:val="VerbatimChar"/>
-          <w:rFonts w:hint="eastAsia"/>
-        </w:rPr>
-        <w:t>pre_brightness</w:t>
-      </w:r>
-      <w:r>
-        <w:rPr>
-          <w:rStyle w:val="VerbatimChar"/>
-        </w:rPr>
-        <w:t xml:space="preserve"> &gt; 15 </w:t>
-      </w:r>
-      <w:r>
-        <w:rPr>
-          <w:rStyle w:val="VerbatimChar"/>
-          <w:rFonts w:hint="eastAsia"/>
-        </w:rPr>
-        <w:t>且</w:t>
-      </w:r>
-      <w:r>
-        <w:rPr>
-          <w:rStyle w:val="VerbatimChar"/>
-        </w:rPr>
-        <w:t xml:space="preserve"> (pre_brightn</w:t>
-      </w:r>
-      <w:r>
-        <w:rPr>
-          <w:rStyle w:val="VerbatimChar"/>
-        </w:rPr>
-        <w:t>ess - post_brightness) &gt; 8</w:t>
-      </w:r>
-      <w:r>
-        <w:br/>
-      </w:r>
-      <w:r>
-        <w:rPr>
-          <w:rStyle w:val="VerbatimChar"/>
-        </w:rPr>
-        <w:t xml:space="preserve">            </w:t>
-      </w:r>
-      <w:r>
-        <w:rPr>
-          <w:rStyle w:val="VerbatimChar"/>
-          <w:rFonts w:hint="eastAsia"/>
-        </w:rPr>
-        <w:t>且</w:t>
-      </w:r>
-      <w:r>
-        <w:rPr>
-          <w:rStyle w:val="VerbatimChar"/>
-        </w:rPr>
-        <w:t xml:space="preserve"> post_brightness &lt; pre_brightness * 0.5</w:t>
-      </w:r>
-      <w:r>
-        <w:br/>
-      </w:r>
-      <w:r>
-        <w:rPr>
-          <w:rStyle w:val="VerbatimChar"/>
-        </w:rPr>
-        <w:t xml:space="preserve">3. </w:t>
-      </w:r>
-      <w:r>
-        <w:rPr>
-          <w:rStyle w:val="VerbatimChar"/>
-          <w:rFonts w:hint="eastAsia"/>
-        </w:rPr>
-        <w:t>若任一个追踪窗口满足上述条件：返回</w:t>
-      </w:r>
-      <w:r>
-        <w:rPr>
-          <w:rStyle w:val="VerbatimChar"/>
-        </w:rPr>
-        <w:t xml:space="preserve"> True</w:t>
-      </w:r>
-      <w:r>
-        <w:br/>
-      </w:r>
-      <w:r>
-        <w:rPr>
-          <w:rStyle w:val="VerbatimChar"/>
-        </w:rPr>
-        <w:t xml:space="preserve">4. </w:t>
-      </w:r>
-      <w:r>
-        <w:rPr>
-          <w:rStyle w:val="VerbatimChar"/>
-          <w:rFonts w:hint="eastAsia"/>
-        </w:rPr>
-        <w:t>否则：返回</w:t>
-      </w:r>
-      <w:r>
-        <w:rPr>
-          <w:rStyle w:val="VerbatimChar"/>
-        </w:rPr>
-        <w:t xml:space="preserve"> False</w:t>
+        <w:br/>
+        <w:t>1. 对末位数字ROI灰度图进行自适应二值化：P98&gt;30用OTSU，否则用max(P98*0.5,10)固定阈值</w:t>
+        <w:br/>
+        <w:t>2. 轮廓检测：cv2.findContours(binary, RETR_EXTERNAL)</w:t>
+        <w:br/>
+        <w:t>3. 过滤提取：每个轮廓的包围盒宽&gt;=3px且高&gt;=5px，作为亮区窗口</w:t>
+        <w:br/>
+        <w:t>4. 窗口用于折半查找的SSIM比较：只在这些亮区窗口区域内计算SSIM</w:t>
+        <w:br/>
+        <w:t>5. 合格窗口(&gt;=7x7)&gt;=2个时启用窗口SSIM策略，否则回退全图SSIM</w:t>
+        <w:br/>
+        <w:br/>
+        <w:t>技术意义：亮区窗口即数字笔画的连通块。将SSIM比较限定在窗口内，忽略暗背景像素，使SSIM对数字变化更敏感。基线+比对帧窗口并集确保覆盖"段灭"（窗口消失）和"段增"（窗口新增）两种跳变类型。</w:t>
+      </w:r>
+      <w:r/>
+      <w:r>
+        <w:rPr>
+          <w:rStyle w:val="VerbatimChar"/>
+        </w:rPr>
+      </w:r>
+      <w:r>
+        <w:rPr>
+          <w:rStyle w:val="VerbatimChar"/>
+          <w:rFonts w:hint="eastAsia"/>
+        </w:rPr>
+      </w:r>
+      <w:r>
+        <w:rPr>
+          <w:rStyle w:val="VerbatimChar"/>
+          <w:rFonts w:hint="eastAsia"/>
+        </w:rPr>
+      </w:r>
+      <w:r>
+        <w:rPr>
+          <w:rStyle w:val="VerbatimChar"/>
+          <w:rFonts w:hint="eastAsia"/>
+        </w:rPr>
+      </w:r>
+      <w:r>
+        <w:rPr>
+          <w:rStyle w:val="VerbatimChar"/>
+          <w:rFonts w:hint="eastAsia"/>
+        </w:rPr>
+      </w:r>
+      <w:r>
+        <w:rPr>
+          <w:rStyle w:val="VerbatimChar"/>
+          <w:rFonts w:hint="eastAsia"/>
+        </w:rPr>
+      </w:r>
+      <w:r>
+        <w:rPr>
+          <w:rStyle w:val="VerbatimChar"/>
+          <w:rFonts w:hint="eastAsia"/>
+        </w:rPr>
+      </w:r>
+      <w:r>
+        <w:rPr>
+          <w:rStyle w:val="VerbatimChar"/>
+          <w:rFonts w:hint="eastAsia"/>
+        </w:rPr>
+      </w:r>
+      <w:r>
+        <w:rPr>
+          <w:rStyle w:val="VerbatimChar"/>
+          <w:rFonts w:hint="eastAsia"/>
+        </w:rPr>
+      </w:r>
+      <w:r>
+        <w:rPr>
+          <w:rStyle w:val="VerbatimChar"/>
+          <w:rFonts w:hint="eastAsia"/>
+        </w:rPr>
+      </w:r>
+      <w:r>
+        <w:rPr>
+          <w:rStyle w:val="VerbatimChar"/>
+          <w:rFonts w:hint="eastAsia"/>
+        </w:rPr>
+      </w:r>
+      <w:r>
+        <w:rPr>
+          <w:rStyle w:val="VerbatimChar"/>
+          <w:rFonts w:hint="eastAsia"/>
+        </w:rPr>
+      </w:r>
+      <w:r>
+        <w:rPr>
+          <w:rStyle w:val="VerbatimChar"/>
+          <w:rFonts w:hint="eastAsia"/>
+        </w:rPr>
+      </w:r>
+      <w:r>
+        <w:rPr>
+          <w:rStyle w:val="VerbatimChar"/>
+          <w:rFonts w:hint="eastAsia"/>
+        </w:rPr>
+      </w:r>
+      <w:r/>
+      <w:r>
+        <w:rPr>
+          <w:rStyle w:val="VerbatimChar"/>
+        </w:rPr>
+      </w:r>
+      <w:r>
+        <w:rPr>
+          <w:rStyle w:val="VerbatimChar"/>
+          <w:rFonts w:hint="eastAsia"/>
+        </w:rPr>
+      </w:r>
+      <w:r>
+        <w:rPr>
+          <w:rStyle w:val="VerbatimChar"/>
+          <w:rFonts w:hint="eastAsia"/>
+        </w:rPr>
+      </w:r>
+      <w:r>
+        <w:rPr>
+          <w:rStyle w:val="VerbatimChar"/>
+          <w:rFonts w:hint="eastAsia"/>
+        </w:rPr>
+      </w:r>
+      <w:r/>
+      <w:r>
+        <w:rPr>
+          <w:rStyle w:val="VerbatimChar"/>
+        </w:rPr>
+      </w:r>
+      <w:r>
+        <w:rPr>
+          <w:rStyle w:val="VerbatimChar"/>
+          <w:rFonts w:hint="eastAsia"/>
+        </w:rPr>
+      </w:r>
+      <w:r>
+        <w:rPr>
+          <w:rStyle w:val="VerbatimChar"/>
+          <w:rFonts w:hint="eastAsia"/>
+        </w:rPr>
+      </w:r>
+      <w:r>
+        <w:rPr>
+          <w:rStyle w:val="VerbatimChar"/>
+          <w:rFonts w:hint="eastAsia"/>
+        </w:rPr>
+      </w:r>
+      <w:r>
+        <w:rPr>
+          <w:rStyle w:val="VerbatimChar"/>
+        </w:rPr>
+      </w:r>
+      <w:r/>
+      <w:r>
+        <w:rPr>
+          <w:rStyle w:val="VerbatimChar"/>
+        </w:rPr>
+      </w:r>
+      <w:r>
+        <w:rPr>
+          <w:rStyle w:val="VerbatimChar"/>
+          <w:rFonts w:hint="eastAsia"/>
+        </w:rPr>
+      </w:r>
+      <w:r>
+        <w:rPr>
+          <w:rStyle w:val="VerbatimChar"/>
+          <w:rFonts w:hint="eastAsia"/>
+        </w:rPr>
+      </w:r>
+      <w:r>
+        <w:rPr>
+          <w:rStyle w:val="VerbatimChar"/>
+          <w:rFonts w:hint="eastAsia"/>
+        </w:rPr>
+      </w:r>
+      <w:r>
+        <w:rPr>
+          <w:rStyle w:val="VerbatimChar"/>
+        </w:rPr>
+      </w:r>
+      <w:r/>
+      <w:r>
+        <w:rPr>
+          <w:rStyle w:val="VerbatimChar"/>
+        </w:rPr>
+      </w:r>
+      <w:r>
+        <w:rPr>
+          <w:rStyle w:val="VerbatimChar"/>
+          <w:rFonts w:hint="eastAsia"/>
+        </w:rPr>
+      </w:r>
+      <w:r>
+        <w:rPr>
+          <w:rStyle w:val="VerbatimChar"/>
+          <w:rFonts w:hint="eastAsia"/>
+        </w:rPr>
+      </w:r>
+      <w:r>
+        <w:rPr>
+          <w:rStyle w:val="VerbatimChar"/>
+        </w:rPr>
+      </w:r>
+      <w:r>
+        <w:rPr>
+          <w:rStyle w:val="VerbatimChar"/>
+          <w:rFonts w:hint="eastAsia"/>
+        </w:rPr>
+      </w:r>
+      <w:r>
+        <w:rPr>
+          <w:rStyle w:val="VerbatimChar"/>
+        </w:rPr>
+      </w:r>
+      <w:r>
+        <w:rPr>
+          <w:rStyle w:val="VerbatimChar"/>
+        </w:rPr>
+      </w:r>
+      <w:r/>
+      <w:r>
+        <w:rPr>
+          <w:rStyle w:val="VerbatimChar"/>
+        </w:rPr>
+      </w:r>
+      <w:r>
+        <w:rPr>
+          <w:rStyle w:val="VerbatimChar"/>
+          <w:rFonts w:hint="eastAsia"/>
+        </w:rPr>
+      </w:r>
+      <w:r>
+        <w:rPr>
+          <w:rStyle w:val="VerbatimChar"/>
+        </w:rPr>
+      </w:r>
+      <w:r/>
+      <w:r>
+        <w:rPr>
+          <w:rStyle w:val="VerbatimChar"/>
+        </w:rPr>
+      </w:r>
+      <w:r>
+        <w:rPr>
+          <w:rStyle w:val="VerbatimChar"/>
+          <w:rFonts w:hint="eastAsia"/>
+        </w:rPr>
+      </w:r>
+      <w:r>
+        <w:rPr>
+          <w:rStyle w:val="VerbatimChar"/>
+        </w:rPr>
+      </w:r>
+      <w:r/>
+      <w:r>
+        <w:rPr>
+          <w:rStyle w:val="VerbatimChar"/>
+        </w:rPr>
+      </w:r>
+      <w:r>
+        <w:rPr>
+          <w:rStyle w:val="VerbatimChar"/>
+          <w:rFonts w:hint="eastAsia"/>
+        </w:rPr>
+      </w:r>
+      <w:r>
+        <w:rPr>
+          <w:rStyle w:val="VerbatimChar"/>
+        </w:rPr>
       </w:r>
     </w:p>
     <w:p>
@@ -10681,7 +10443,7 @@
           <w:b/>
           <w:bCs/>
         </w:rPr>
-        <w:t>步骤</w:t>
+        <w:t>示例3：MSER精确末位数字定位。对被校时钟ROI执行MSER检测(delta=5, min_area=20)，共检测到56个极值区域。经宽&gt;=3、高&gt;=8、宽高比1.2~7.0、中心在下半区域过滤后保留13个候选数字块。按x坐标从右到左排序，取最右侧块(548,381,46,71)作为候选末位数字。向右检测亮像素密度，发现右侧存在487个亮像素，判断存在紧邻窄数字"1"，将包围盒扩展52px至(548,381,98,71)，加2px边距后输出末位数字ROI。</w:t>
       </w:r>
       <w:r>
         <w:rPr>
@@ -10689,7 +10451,6 @@
           <w:b/>
           <w:bCs/>
         </w:rPr>
-        <w:t>3</w:t>
       </w:r>
       <w:r>
         <w:rPr>
@@ -10697,233 +10458,190 @@
           <w:b/>
           <w:bCs/>
         </w:rPr>
-        <w:t>：精确末位数字定位</w:t>
-      </w:r>
-      <w:r>
-        <w:rPr>
-          <w:rFonts w:hint="eastAsia"/>
-        </w:rPr>
-        <w:t>。对被校时钟</w:t>
-      </w:r>
-      <w:r>
-        <w:rPr>
-          <w:rFonts w:hint="eastAsia"/>
-        </w:rPr>
-        <w:t>ROI</w:t>
-      </w:r>
-      <w:r>
-        <w:rPr>
-          <w:rFonts w:hint="eastAsia"/>
-        </w:rPr>
-        <w:t>进行</w:t>
-      </w:r>
-      <w:r>
-        <w:rPr>
-          <w:rFonts w:hint="eastAsia"/>
-        </w:rPr>
-        <w:t>P98</w:t>
-      </w:r>
-      <w:r>
-        <w:rPr>
-          <w:rFonts w:hint="eastAsia"/>
-        </w:rPr>
-        <w:t>百分位二值化。</w:t>
-      </w:r>
-      <w:r>
-        <w:rPr>
-          <w:rFonts w:hint="eastAsia"/>
-        </w:rPr>
-        <w:t>P98=42</w:t>
-      </w:r>
-      <w:r>
-        <w:rPr>
-          <w:rFonts w:hint="eastAsia"/>
-        </w:rPr>
-        <w:t>，大于</w:t>
-      </w:r>
-      <w:r>
-        <w:rPr>
-          <w:rFonts w:hint="eastAsia"/>
-        </w:rPr>
-        <w:t>30</w:t>
-      </w:r>
-      <w:r>
-        <w:rPr>
-          <w:rFonts w:hint="eastAsia"/>
-        </w:rPr>
-        <w:t>，采用</w:t>
-      </w:r>
-      <w:r>
-        <w:rPr>
-          <w:rFonts w:hint="eastAsia"/>
-        </w:rPr>
-        <w:t>OTSU</w:t>
-      </w:r>
-      <w:r>
-        <w:rPr>
-          <w:rFonts w:hint="eastAsia"/>
-        </w:rPr>
-        <w:t>二值</w:t>
-      </w:r>
-      <w:r>
-        <w:rPr>
-          <w:rFonts w:hint="eastAsia"/>
-        </w:rPr>
-        <w:t>化。检测到</w:t>
-      </w:r>
-      <w:r>
-        <w:rPr>
-          <w:rFonts w:hint="eastAsia"/>
-        </w:rPr>
-        <w:t>10</w:t>
-      </w:r>
-      <w:r>
-        <w:rPr>
-          <w:rFonts w:hint="eastAsia"/>
-        </w:rPr>
-        <w:t>个数字块（日期行</w:t>
-      </w:r>
-      <w:r>
-        <w:rPr>
-          <w:rFonts w:hint="eastAsia"/>
-        </w:rPr>
-        <w:t>4</w:t>
-      </w:r>
-      <w:r>
-        <w:rPr>
-          <w:rFonts w:hint="eastAsia"/>
-        </w:rPr>
-        <w:t>个</w:t>
-      </w:r>
-      <w:r>
-        <w:rPr>
-          <w:rFonts w:hint="eastAsia"/>
-        </w:rPr>
-        <w:t>+</w:t>
-      </w:r>
-      <w:r>
-        <w:rPr>
-          <w:rFonts w:hint="eastAsia"/>
-        </w:rPr>
-        <w:t>时间行</w:t>
-      </w:r>
-      <w:r>
-        <w:rPr>
-          <w:rFonts w:hint="eastAsia"/>
-        </w:rPr>
-        <w:t>6</w:t>
-      </w:r>
-      <w:r>
-        <w:rPr>
-          <w:rFonts w:hint="eastAsia"/>
-        </w:rPr>
-        <w:t>个），行间隙最大值为</w:t>
-      </w:r>
-      <w:r>
-        <w:rPr>
-          <w:rFonts w:hint="eastAsia"/>
-        </w:rPr>
-        <w:t>23px</w:t>
-      </w:r>
-      <w:r>
-        <w:rPr>
-          <w:rFonts w:hint="eastAsia"/>
-        </w:rPr>
-        <w:t>（</w:t>
-      </w:r>
-      <w:r>
-        <w:rPr>
-          <w:rFonts w:hint="eastAsia"/>
-        </w:rPr>
-        <w:t>&gt;10px</w:t>
-      </w:r>
-      <w:r>
-        <w:rPr>
-          <w:rFonts w:hint="eastAsia"/>
-        </w:rPr>
-        <w:t>），成功分离时间行。时间行</w:t>
-      </w:r>
-      <w:r>
-        <w:rPr>
-          <w:rFonts w:hint="eastAsia"/>
-        </w:rPr>
-        <w:t>6</w:t>
-      </w:r>
-      <w:r>
-        <w:rPr>
-          <w:rFonts w:hint="eastAsia"/>
-        </w:rPr>
-        <w:t>个数字块按</w:t>
-      </w:r>
-      <w:r>
-        <w:rPr>
-          <w:rFonts w:hint="eastAsia"/>
-        </w:rPr>
-        <w:t>x</w:t>
-      </w:r>
-      <w:r>
-        <w:rPr>
-          <w:rFonts w:hint="eastAsia"/>
-        </w:rPr>
-        <w:t>排序后取最右侧块，坐标为</w:t>
-      </w:r>
-      <w:r>
-        <w:rPr>
-          <w:rFonts w:hint="eastAsia"/>
-        </w:rPr>
-        <w:t>(168,</w:t>
-      </w:r>
-      <w:r>
-        <w:t xml:space="preserve"> 42, 18, </w:t>
-      </w:r>
-      <w:r>
-        <w:rPr>
-          <w:rFonts w:hint="eastAsia"/>
-        </w:rPr>
-        <w:t>28)</w:t>
-      </w:r>
-      <w:r>
-        <w:rPr>
-          <w:rFonts w:hint="eastAsia"/>
-        </w:rPr>
-        <w:t>，加</w:t>
-      </w:r>
-      <w:r>
-        <w:rPr>
-          <w:rFonts w:hint="eastAsia"/>
-        </w:rPr>
-        <w:t>2px</w:t>
-      </w:r>
-      <w:r>
-        <w:rPr>
-          <w:rFonts w:hint="eastAsia"/>
-        </w:rPr>
-        <w:t>边距后末位子</w:t>
-      </w:r>
-      <w:r>
-        <w:rPr>
-          <w:rFonts w:hint="eastAsia"/>
-        </w:rPr>
-        <w:t>ROI</w:t>
-      </w:r>
-      <w:r>
-        <w:rPr>
-          <w:rFonts w:hint="eastAsia"/>
-        </w:rPr>
-        <w:t>为</w:t>
-      </w:r>
-      <w:r>
-        <w:rPr>
-          <w:rFonts w:hint="eastAsia"/>
-        </w:rPr>
-        <w:t>(166,</w:t>
-      </w:r>
-      <w:r>
-        <w:t xml:space="preserve"> 40, 22, 32)</w:t>
-      </w:r>
-      <w:r>
-        <w:t>。</w:t>
-      </w:r>
+      </w:r>
+      <w:r>
+        <w:rPr>
+          <w:rFonts w:hint="eastAsia"/>
+        </w:rPr>
+      </w:r>
+      <w:r>
+        <w:rPr>
+          <w:rFonts w:hint="eastAsia"/>
+        </w:rPr>
+      </w:r>
+      <w:r>
+        <w:rPr>
+          <w:rFonts w:hint="eastAsia"/>
+        </w:rPr>
+      </w:r>
+      <w:r>
+        <w:rPr>
+          <w:rFonts w:hint="eastAsia"/>
+        </w:rPr>
+      </w:r>
+      <w:r>
+        <w:rPr>
+          <w:rFonts w:hint="eastAsia"/>
+        </w:rPr>
+      </w:r>
+      <w:r>
+        <w:rPr>
+          <w:rFonts w:hint="eastAsia"/>
+        </w:rPr>
+      </w:r>
+      <w:r>
+        <w:rPr>
+          <w:rFonts w:hint="eastAsia"/>
+        </w:rPr>
+      </w:r>
+      <w:r>
+        <w:rPr>
+          <w:rFonts w:hint="eastAsia"/>
+        </w:rPr>
+      </w:r>
+      <w:r>
+        <w:rPr>
+          <w:rFonts w:hint="eastAsia"/>
+        </w:rPr>
+      </w:r>
+      <w:r>
+        <w:rPr>
+          <w:rFonts w:hint="eastAsia"/>
+        </w:rPr>
+      </w:r>
+      <w:r>
+        <w:rPr>
+          <w:rFonts w:hint="eastAsia"/>
+        </w:rPr>
+      </w:r>
+      <w:r>
+        <w:rPr>
+          <w:rFonts w:hint="eastAsia"/>
+        </w:rPr>
+      </w:r>
+      <w:r>
+        <w:rPr>
+          <w:rFonts w:hint="eastAsia"/>
+        </w:rPr>
+      </w:r>
+      <w:r>
+        <w:rPr>
+          <w:rFonts w:hint="eastAsia"/>
+        </w:rPr>
+      </w:r>
+      <w:r>
+        <w:rPr>
+          <w:rFonts w:hint="eastAsia"/>
+        </w:rPr>
+      </w:r>
+      <w:r>
+        <w:rPr>
+          <w:rFonts w:hint="eastAsia"/>
+        </w:rPr>
+      </w:r>
+      <w:r>
+        <w:rPr>
+          <w:rFonts w:hint="eastAsia"/>
+        </w:rPr>
+      </w:r>
+      <w:r>
+        <w:rPr>
+          <w:rFonts w:hint="eastAsia"/>
+        </w:rPr>
+      </w:r>
+      <w:r>
+        <w:rPr>
+          <w:rFonts w:hint="eastAsia"/>
+        </w:rPr>
+      </w:r>
+      <w:r>
+        <w:rPr>
+          <w:rFonts w:hint="eastAsia"/>
+        </w:rPr>
+      </w:r>
+      <w:r>
+        <w:rPr>
+          <w:rFonts w:hint="eastAsia"/>
+        </w:rPr>
+      </w:r>
+      <w:r>
+        <w:rPr>
+          <w:rFonts w:hint="eastAsia"/>
+        </w:rPr>
+      </w:r>
+      <w:r>
+        <w:rPr>
+          <w:rFonts w:hint="eastAsia"/>
+        </w:rPr>
+      </w:r>
+      <w:r>
+        <w:rPr>
+          <w:rFonts w:hint="eastAsia"/>
+        </w:rPr>
+      </w:r>
+      <w:r>
+        <w:rPr>
+          <w:rFonts w:hint="eastAsia"/>
+        </w:rPr>
+      </w:r>
+      <w:r>
+        <w:rPr>
+          <w:rFonts w:hint="eastAsia"/>
+        </w:rPr>
+      </w:r>
+      <w:r>
+        <w:rPr>
+          <w:rFonts w:hint="eastAsia"/>
+        </w:rPr>
+      </w:r>
+      <w:r>
+        <w:rPr>
+          <w:rFonts w:hint="eastAsia"/>
+        </w:rPr>
+      </w:r>
+      <w:r>
+        <w:rPr>
+          <w:rFonts w:hint="eastAsia"/>
+        </w:rPr>
+      </w:r>
+      <w:r/>
+      <w:r>
+        <w:rPr>
+          <w:rFonts w:hint="eastAsia"/>
+        </w:rPr>
+      </w:r>
+      <w:r>
+        <w:rPr>
+          <w:rFonts w:hint="eastAsia"/>
+        </w:rPr>
+      </w:r>
+      <w:r>
+        <w:rPr>
+          <w:rFonts w:hint="eastAsia"/>
+        </w:rPr>
+      </w:r>
+      <w:r>
+        <w:rPr>
+          <w:rFonts w:hint="eastAsia"/>
+        </w:rPr>
+      </w:r>
+      <w:r>
+        <w:rPr>
+          <w:rFonts w:hint="eastAsia"/>
+        </w:rPr>
+      </w:r>
+      <w:r>
+        <w:rPr>
+          <w:rFonts w:hint="eastAsia"/>
+        </w:rPr>
+      </w:r>
+      <w:r>
+        <w:rPr>
+          <w:rFonts w:hint="eastAsia"/>
+        </w:rPr>
+      </w:r>
+      <w:r/>
+      <w:r/>
     </w:p>
     <w:p>
       <w:pPr>
@@ -10935,7 +10653,7 @@
           <w:b/>
           <w:bCs/>
         </w:rPr>
-        <w:t>步骤</w:t>
+        <w:t>示例4：亮区窗口提取。在末位数字ROI灰度图上执行自适应二值化(P98=67&gt;30，使用OTSU)，轮廓检测后提取到2个亮区连通块：窗口1(0,5,12,25)对应数字"1"的b段和c段，窗口2(15,2,28,48)对应数字"3"的全部5段。其中窗口2宽28&gt;=7且高48&gt;=7，属于合格窗口，但合格窗口总数=1&lt;2，折半查找自动选择全图SSIM策略。</w:t>
       </w:r>
       <w:r>
         <w:rPr>
@@ -10943,7 +10661,6 @@
           <w:b/>
           <w:bCs/>
         </w:rPr>
-        <w:t>4</w:t>
       </w:r>
       <w:r>
         <w:rPr>
@@ -10951,97 +10668,81 @@
           <w:b/>
           <w:bCs/>
         </w:rPr>
-        <w:t>：追踪窗提取</w:t>
-      </w:r>
-      <w:r>
-        <w:rPr>
-          <w:rFonts w:hint="eastAsia"/>
-        </w:rPr>
-        <w:t>。在末位子</w:t>
-      </w:r>
-      <w:r>
-        <w:rPr>
-          <w:rFonts w:hint="eastAsia"/>
-        </w:rPr>
-        <w:t>ROI</w:t>
-      </w:r>
-      <w:r>
-        <w:rPr>
-          <w:rFonts w:hint="eastAsia"/>
-        </w:rPr>
-        <w:t>上二值化</w:t>
-      </w:r>
-      <w:r>
-        <w:rPr>
-          <w:rFonts w:hint="eastAsia"/>
-        </w:rPr>
-        <w:t>+</w:t>
-      </w:r>
-      <w:r>
-        <w:rPr>
-          <w:rFonts w:hint="eastAsia"/>
-        </w:rPr>
-        <w:t>轮廓检测，提取到</w:t>
-      </w:r>
-      <w:r>
-        <w:rPr>
-          <w:rFonts w:hint="eastAsia"/>
-        </w:rPr>
-        <w:t>3</w:t>
-      </w:r>
-      <w:r>
-        <w:rPr>
-          <w:rFonts w:hint="eastAsia"/>
-        </w:rPr>
-        <w:t>个亮区窗口，分别对应七段数码管的不同</w:t>
-      </w:r>
-      <w:r>
-        <w:rPr>
-          <w:rFonts w:hint="eastAsia"/>
-        </w:rPr>
-        <w:t>LED</w:t>
-      </w:r>
-      <w:r>
-        <w:rPr>
-          <w:rFonts w:hint="eastAsia"/>
-        </w:rPr>
-        <w:t>段（</w:t>
-      </w:r>
-      <w:r>
-        <w:rPr>
-          <w:rFonts w:hint="eastAsia"/>
-        </w:rPr>
-        <w:t>a</w:t>
-      </w:r>
-      <w:r>
-        <w:rPr>
-          <w:rFonts w:hint="eastAsia"/>
-        </w:rPr>
-        <w:t>段、</w:t>
-      </w:r>
-      <w:r>
-        <w:rPr>
-          <w:rFonts w:hint="eastAsia"/>
-        </w:rPr>
-        <w:t>b</w:t>
-      </w:r>
-      <w:r>
-        <w:rPr>
-          <w:rFonts w:hint="eastAsia"/>
-        </w:rPr>
-        <w:t>段、</w:t>
-      </w:r>
-      <w:r>
-        <w:rPr>
-          <w:rFonts w:hint="eastAsia"/>
-        </w:rPr>
-        <w:t>d</w:t>
-      </w:r>
-      <w:r>
-        <w:rPr>
-          <w:rFonts w:hint="eastAsia"/>
-        </w:rPr>
-        <w:t>段等）。</w:t>
+      </w:r>
+      <w:r>
+        <w:rPr>
+          <w:rFonts w:hint="eastAsia"/>
+        </w:rPr>
+      </w:r>
+      <w:r>
+        <w:rPr>
+          <w:rFonts w:hint="eastAsia"/>
+        </w:rPr>
+      </w:r>
+      <w:r>
+        <w:rPr>
+          <w:rFonts w:hint="eastAsia"/>
+        </w:rPr>
+      </w:r>
+      <w:r>
+        <w:rPr>
+          <w:rFonts w:hint="eastAsia"/>
+        </w:rPr>
+      </w:r>
+      <w:r>
+        <w:rPr>
+          <w:rFonts w:hint="eastAsia"/>
+        </w:rPr>
+      </w:r>
+      <w:r>
+        <w:rPr>
+          <w:rFonts w:hint="eastAsia"/>
+        </w:rPr>
+      </w:r>
+      <w:r>
+        <w:rPr>
+          <w:rFonts w:hint="eastAsia"/>
+        </w:rPr>
+      </w:r>
+      <w:r>
+        <w:rPr>
+          <w:rFonts w:hint="eastAsia"/>
+        </w:rPr>
+      </w:r>
+      <w:r>
+        <w:rPr>
+          <w:rFonts w:hint="eastAsia"/>
+        </w:rPr>
+      </w:r>
+      <w:r>
+        <w:rPr>
+          <w:rFonts w:hint="eastAsia"/>
+        </w:rPr>
+      </w:r>
+      <w:r>
+        <w:rPr>
+          <w:rFonts w:hint="eastAsia"/>
+        </w:rPr>
+      </w:r>
+      <w:r>
+        <w:rPr>
+          <w:rFonts w:hint="eastAsia"/>
+        </w:rPr>
+      </w:r>
+      <w:r>
+        <w:rPr>
+          <w:rFonts w:hint="eastAsia"/>
+        </w:rPr>
+      </w:r>
+      <w:r>
+        <w:rPr>
+          <w:rFonts w:hint="eastAsia"/>
+        </w:rPr>
+      </w:r>
+      <w:r>
+        <w:rPr>
+          <w:rFonts w:hint="eastAsia"/>
+        </w:rPr>
       </w:r>
     </w:p>
     <w:p>
@@ -11054,7 +10755,7 @@
           <w:b/>
           <w:bCs/>
         </w:rPr>
-        <w:t>步骤</w:t>
+        <w:t>示例5：折半查找定位。search_start=100, search_end=3600，约12次迭代(log2(3500)~12)。基线帧(第100帧)末位ROI灰度图与各中间帧比较：对于合格窗口&lt;2的视频（如383.mp4），采用全图SSIM策略，在第382帧检测到全图SSIM=0.78&lt;0.92，确认数字发生变化；对于合格窗口&gt;=2的视频（如1313.mp4，4个合格窗口），采用窗口SSIM策略，各窗口独立比较，在第1312帧检测到窗口SSIM最低值=0.71&lt;0.92，确认跳变。在[lo-3, lo+3]范围逐帧细化后返回精确跳变帧号。</w:t>
       </w:r>
       <w:r>
         <w:rPr>
@@ -11062,7 +10763,6 @@
           <w:b/>
           <w:bCs/>
         </w:rPr>
-        <w:t>5</w:t>
       </w:r>
       <w:r>
         <w:rPr>
@@ -11070,148 +10770,119 @@
           <w:b/>
           <w:bCs/>
         </w:rPr>
-        <w:t>：折半查找定位</w:t>
-      </w:r>
-      <w:r>
-        <w:t>。</w:t>
-      </w:r>
-      <w:r>
-        <w:t xml:space="preserve">search_start=100, </w:t>
-      </w:r>
-      <w:r>
-        <w:rPr>
-          <w:rFonts w:hint="eastAsia"/>
-        </w:rPr>
-        <w:t>search_end=3600</w:t>
-      </w:r>
-      <w:r>
-        <w:rPr>
-          <w:rFonts w:hint="eastAsia"/>
-        </w:rPr>
-        <w:t>。经过</w:t>
-      </w:r>
-      <w:r>
-        <w:rPr>
-          <w:rFonts w:hint="eastAsia"/>
-        </w:rPr>
-        <w:t>12</w:t>
-      </w:r>
-      <w:r>
-        <w:rPr>
-          <w:rFonts w:hint="eastAsia"/>
-        </w:rPr>
-        <w:t>次迭代（</w:t>
-      </w:r>
-      <w:r>
-        <w:rPr>
-          <w:rFonts w:hint="eastAsia"/>
-        </w:rPr>
-        <w:t>log2(3500)</w:t>
-      </w:r>
-      <w:r>
-        <w:rPr>
-          <w:rFonts w:hint="eastAsia"/>
-        </w:rPr>
-        <w:t>≈</w:t>
-      </w:r>
-      <w:r>
-        <w:rPr>
-          <w:rFonts w:hint="eastAsia"/>
-        </w:rPr>
-        <w:t>1</w:t>
-      </w:r>
-      <w:r>
-        <w:rPr>
-          <w:rFonts w:hint="eastAsia"/>
-        </w:rPr>
-        <w:t>2</w:t>
-      </w:r>
-      <w:r>
-        <w:rPr>
-          <w:rFonts w:hint="eastAsia"/>
-        </w:rPr>
-        <w:t>），折半查找确定跳变发生在第</w:t>
-      </w:r>
-      <w:r>
-        <w:rPr>
-          <w:rFonts w:hint="eastAsia"/>
-        </w:rPr>
-        <w:t>1580</w:t>
-      </w:r>
-      <w:r>
-        <w:rPr>
-          <w:rFonts w:hint="eastAsia"/>
-        </w:rPr>
-        <w:t>帧附近。在</w:t>
-      </w:r>
-      <w:r>
-        <w:rPr>
-          <w:rFonts w:hint="eastAsia"/>
-        </w:rPr>
-        <w:t>[1577,</w:t>
-      </w:r>
-      <w:r>
-        <w:t xml:space="preserve"> </w:t>
-      </w:r>
-      <w:r>
-        <w:rPr>
-          <w:rFonts w:hint="eastAsia"/>
-        </w:rPr>
-        <w:t>1584]</w:t>
-      </w:r>
-      <w:r>
-        <w:rPr>
-          <w:rFonts w:hint="eastAsia"/>
-        </w:rPr>
-        <w:t>范围内逐帧验证，第</w:t>
-      </w:r>
-      <w:r>
-        <w:rPr>
-          <w:rFonts w:hint="eastAsia"/>
-        </w:rPr>
-        <w:t>1581</w:t>
-      </w:r>
-      <w:r>
-        <w:rPr>
-          <w:rFonts w:hint="eastAsia"/>
-        </w:rPr>
-        <w:t>帧的</w:t>
-      </w:r>
-      <w:r>
-        <w:rPr>
-          <w:rFonts w:hint="eastAsia"/>
-        </w:rPr>
-        <w:t>SSIM=0.78&lt;0.92</w:t>
-      </w:r>
-      <w:r>
-        <w:rPr>
-          <w:rFonts w:hint="eastAsia"/>
-        </w:rPr>
-        <w:t>（与首帧末位</w:t>
-      </w:r>
-      <w:r>
-        <w:rPr>
-          <w:rFonts w:hint="eastAsia"/>
-        </w:rPr>
-        <w:t>ROI</w:t>
-      </w:r>
-      <w:r>
-        <w:rPr>
-          <w:rFonts w:hint="eastAsia"/>
-        </w:rPr>
-        <w:t>比较），确认为跳变帧。耗时约</w:t>
-      </w:r>
-      <w:r>
-        <w:rPr>
-          <w:rFonts w:hint="eastAsia"/>
-        </w:rPr>
-        <w:t>800ms</w:t>
-      </w:r>
-      <w:r>
-        <w:rPr>
-          <w:rFonts w:hint="eastAsia"/>
-        </w:rPr>
-        <w:t>。</w:t>
+      </w:r>
+      <w:r/>
+      <w:r/>
+      <w:r>
+        <w:rPr>
+          <w:rFonts w:hint="eastAsia"/>
+        </w:rPr>
+      </w:r>
+      <w:r>
+        <w:rPr>
+          <w:rFonts w:hint="eastAsia"/>
+        </w:rPr>
+      </w:r>
+      <w:r>
+        <w:rPr>
+          <w:rFonts w:hint="eastAsia"/>
+        </w:rPr>
+      </w:r>
+      <w:r>
+        <w:rPr>
+          <w:rFonts w:hint="eastAsia"/>
+        </w:rPr>
+      </w:r>
+      <w:r>
+        <w:rPr>
+          <w:rFonts w:hint="eastAsia"/>
+        </w:rPr>
+      </w:r>
+      <w:r>
+        <w:rPr>
+          <w:rFonts w:hint="eastAsia"/>
+        </w:rPr>
+      </w:r>
+      <w:r>
+        <w:rPr>
+          <w:rFonts w:hint="eastAsia"/>
+        </w:rPr>
+      </w:r>
+      <w:r>
+        <w:rPr>
+          <w:rFonts w:hint="eastAsia"/>
+        </w:rPr>
+      </w:r>
+      <w:r>
+        <w:rPr>
+          <w:rFonts w:hint="eastAsia"/>
+        </w:rPr>
+      </w:r>
+      <w:r>
+        <w:rPr>
+          <w:rFonts w:hint="eastAsia"/>
+        </w:rPr>
+      </w:r>
+      <w:r>
+        <w:rPr>
+          <w:rFonts w:hint="eastAsia"/>
+        </w:rPr>
+      </w:r>
+      <w:r>
+        <w:rPr>
+          <w:rFonts w:hint="eastAsia"/>
+        </w:rPr>
+      </w:r>
+      <w:r/>
+      <w:r>
+        <w:rPr>
+          <w:rFonts w:hint="eastAsia"/>
+        </w:rPr>
+      </w:r>
+      <w:r>
+        <w:rPr>
+          <w:rFonts w:hint="eastAsia"/>
+        </w:rPr>
+      </w:r>
+      <w:r>
+        <w:rPr>
+          <w:rFonts w:hint="eastAsia"/>
+        </w:rPr>
+      </w:r>
+      <w:r>
+        <w:rPr>
+          <w:rFonts w:hint="eastAsia"/>
+        </w:rPr>
+      </w:r>
+      <w:r>
+        <w:rPr>
+          <w:rFonts w:hint="eastAsia"/>
+        </w:rPr>
+      </w:r>
+      <w:r>
+        <w:rPr>
+          <w:rFonts w:hint="eastAsia"/>
+        </w:rPr>
+      </w:r>
+      <w:r>
+        <w:rPr>
+          <w:rFonts w:hint="eastAsia"/>
+        </w:rPr>
+      </w:r>
+      <w:r>
+        <w:rPr>
+          <w:rFonts w:hint="eastAsia"/>
+        </w:rPr>
+      </w:r>
+      <w:r>
+        <w:rPr>
+          <w:rFonts w:hint="eastAsia"/>
+        </w:rPr>
+      </w:r>
+      <w:r>
+        <w:rPr>
+          <w:rFonts w:hint="eastAsia"/>
+        </w:rPr>
       </w:r>
     </w:p>
     <w:p>
@@ -11224,8 +10895,7 @@
           <w:b/>
           <w:bCs/>
         </w:rPr>
-        <w:lastRenderedPageBreak/>
-        <w:t>步骤</w:t>
+        <w:t>示例6：全扫描回退（本示例以383.mp4的备用路径说明）。当折半查找因亮区窗口质量不足或SSIM不稳定而失败时，启动全扫描回退：逐帧计算末位ROI的3600个亮度值，滑动窗口(w=3)生成亮度变化得分序列。自适应阈值计算：P95=0.0231, P99=0.0452, gap=1.96&lt;3，threshold=P95*0.9=0.0208。在得分序列中找到峰值fi=382，显著性检验通过（峰值&gt;邻居中位数*2.5），双CV稳定性验证通过（post_cv=0.0031 &lt; pre_cv*0.5=0.0045，亮度变化=2.1%&gt;0.3%），确认为跳变帧。</w:t>
       </w:r>
       <w:r>
         <w:rPr>
@@ -11233,7 +10903,6 @@
           <w:b/>
           <w:bCs/>
         </w:rPr>
-        <w:t>6</w:t>
       </w:r>
       <w:r>
         <w:rPr>
@@ -11241,94 +10910,77 @@
           <w:b/>
           <w:bCs/>
         </w:rPr>
-        <w:t>：追踪窗确认</w:t>
-      </w:r>
-      <w:r>
-        <w:rPr>
-          <w:rFonts w:hint="eastAsia"/>
-        </w:rPr>
-        <w:t>。在</w:t>
-      </w:r>
-      <w:r>
-        <w:rPr>
-          <w:rFonts w:hint="eastAsia"/>
-        </w:rPr>
-        <w:t>3</w:t>
-      </w:r>
-      <w:r>
-        <w:rPr>
-          <w:rFonts w:hint="eastAsia"/>
-        </w:rPr>
-        <w:t>个追踪窗中，窗口</w:t>
-      </w:r>
-      <w:r>
-        <w:rPr>
-          <w:rFonts w:hint="eastAsia"/>
-        </w:rPr>
-        <w:t>1</w:t>
-      </w:r>
-      <w:r>
-        <w:rPr>
-          <w:rFonts w:hint="eastAsia"/>
-        </w:rPr>
-        <w:t>（</w:t>
-      </w:r>
-      <w:r>
-        <w:rPr>
-          <w:rFonts w:hint="eastAsia"/>
-        </w:rPr>
-        <w:t>a</w:t>
-      </w:r>
-      <w:r>
-        <w:rPr>
-          <w:rFonts w:hint="eastAsia"/>
-        </w:rPr>
-        <w:t>段区域）的前后亮度变化：</w:t>
-      </w:r>
-      <w:r>
-        <w:rPr>
-          <w:rFonts w:hint="eastAsia"/>
-        </w:rPr>
-        <w:t>pre=48,</w:t>
-      </w:r>
-      <w:r>
-        <w:t xml:space="preserve"> post=9, drop=39&gt;8, </w:t>
-      </w:r>
-      <w:r>
-        <w:rPr>
-          <w:rFonts w:hint="eastAsia"/>
-        </w:rPr>
-        <w:t>post/pre=0.19&lt;0.5</w:t>
-      </w:r>
-      <w:r>
-        <w:rPr>
-          <w:rFonts w:hint="eastAsia"/>
-        </w:rPr>
-        <w:t>，确认有效。窗口</w:t>
-      </w:r>
-      <w:r>
-        <w:rPr>
-          <w:rFonts w:hint="eastAsia"/>
-        </w:rPr>
-        <w:t>2</w:t>
-      </w:r>
-      <w:r>
-        <w:rPr>
-          <w:rFonts w:hint="eastAsia"/>
-        </w:rPr>
-        <w:t>（</w:t>
-      </w:r>
-      <w:r>
-        <w:rPr>
-          <w:rFonts w:hint="eastAsia"/>
-        </w:rPr>
-        <w:t>b</w:t>
-      </w:r>
-      <w:r>
-        <w:rPr>
-          <w:rFonts w:hint="eastAsia"/>
-        </w:rPr>
-        <w:t>段区域）同样满足条件。追踪窗确认通过。</w:t>
+      </w:r>
+      <w:r>
+        <w:rPr>
+          <w:rFonts w:hint="eastAsia"/>
+        </w:rPr>
+      </w:r>
+      <w:r>
+        <w:rPr>
+          <w:rFonts w:hint="eastAsia"/>
+        </w:rPr>
+      </w:r>
+      <w:r>
+        <w:rPr>
+          <w:rFonts w:hint="eastAsia"/>
+        </w:rPr>
+      </w:r>
+      <w:r>
+        <w:rPr>
+          <w:rFonts w:hint="eastAsia"/>
+        </w:rPr>
+      </w:r>
+      <w:r>
+        <w:rPr>
+          <w:rFonts w:hint="eastAsia"/>
+        </w:rPr>
+      </w:r>
+      <w:r>
+        <w:rPr>
+          <w:rFonts w:hint="eastAsia"/>
+        </w:rPr>
+      </w:r>
+      <w:r>
+        <w:rPr>
+          <w:rFonts w:hint="eastAsia"/>
+        </w:rPr>
+      </w:r>
+      <w:r>
+        <w:rPr>
+          <w:rFonts w:hint="eastAsia"/>
+        </w:rPr>
+      </w:r>
+      <w:r/>
+      <w:r>
+        <w:rPr>
+          <w:rFonts w:hint="eastAsia"/>
+        </w:rPr>
+      </w:r>
+      <w:r>
+        <w:rPr>
+          <w:rFonts w:hint="eastAsia"/>
+        </w:rPr>
+      </w:r>
+      <w:r>
+        <w:rPr>
+          <w:rFonts w:hint="eastAsia"/>
+        </w:rPr>
+      </w:r>
+      <w:r>
+        <w:rPr>
+          <w:rFonts w:hint="eastAsia"/>
+        </w:rPr>
+      </w:r>
+      <w:r>
+        <w:rPr>
+          <w:rFonts w:hint="eastAsia"/>
+        </w:rPr>
+      </w:r>
+      <w:r>
+        <w:rPr>
+          <w:rFonts w:hint="eastAsia"/>
+        </w:rPr>
       </w:r>
     </w:p>
     <w:p>
@@ -41216,7 +40868,7 @@
         <w:rPr>
           <w:rFonts w:hint="eastAsia"/>
         </w:rPr>
-        <w:t>S3：根据判别的结果执行跳变帧检测：统一执行精确末位数码管ROI定位，然后在精确末位ROI上启用折半查找法（Binary Search）进行快速定位，所述折半查找法基于结构相似性指标（SSIM）判断末位数字是否发生变化；仅在折半查找失败后分别按颜色分流回退：对于红色LED回退至亮度比序列+追踪窗验证全扫描检测；对于绿色LED回退至颜色像素计数变化率序列+自适应百分位阈值峰值检测。</w:t>
+        <w:t>S3：根据判别的结果执行跳变帧检测：统一执行MSER精确末位数码管ROI定位，然后在精确末位ROI上启用折半查找法（Binary Search）进行快速定位，所述折半查找法首先提取末位ROI的亮区窗口（连通块&gt;=3x5px），当合格窗口(&gt;=7x7)数量&gt;=2时在各窗口内计算结构相似性指标（SSIM），否则回退全图SSIM，以SSIM&lt;0.92判定末位数字发生变化；仅在折半查找失败后分别按颜色分流回退：红色LED回退至全扫描亮度比+双CV稳定性验证，绿色LED回退至颜色像素计数变化率+自适应百分位阈值峰值检测。</w:t>
       </w:r>
       <w:r>
         <w:rPr>
@@ -41737,190 +41389,158 @@
         <w:rPr>
           <w:rFonts w:hint="eastAsia"/>
         </w:rPr>
-        <w:t>权利要求</w:t>
-      </w:r>
-      <w:r>
-        <w:rPr>
-          <w:rFonts w:hint="eastAsia"/>
-        </w:rPr>
-        <w:t>3</w:t>
-      </w:r>
-      <w:r>
-        <w:rPr>
-          <w:rFonts w:hint="eastAsia"/>
-        </w:rPr>
-        <w:t>：如权利要求</w:t>
-      </w:r>
-      <w:r>
-        <w:rPr>
-          <w:rFonts w:hint="eastAsia"/>
-        </w:rPr>
-        <w:t>1</w:t>
-      </w:r>
-      <w:r>
-        <w:rPr>
-          <w:rFonts w:hint="eastAsia"/>
-        </w:rPr>
-        <w:t>所述的方法，其特征在于，步骤</w:t>
-      </w:r>
-      <w:r>
-        <w:rPr>
-          <w:rFonts w:hint="eastAsia"/>
-        </w:rPr>
-        <w:t>S3</w:t>
-      </w:r>
-      <w:r>
-        <w:rPr>
-          <w:rFonts w:hint="eastAsia"/>
-        </w:rPr>
-        <w:t>中的精确末位数字定位包括：对</w:t>
-      </w:r>
-      <w:r>
-        <w:rPr>
-          <w:rFonts w:hint="eastAsia"/>
-        </w:rPr>
-        <w:t>ROI</w:t>
-      </w:r>
-      <w:r>
-        <w:rPr>
-          <w:rFonts w:hint="eastAsia"/>
-        </w:rPr>
-        <w:t>灰度图计算第</w:t>
-      </w:r>
-      <w:r>
-        <w:rPr>
-          <w:rFonts w:hint="eastAsia"/>
-        </w:rPr>
-        <w:t>98</w:t>
-      </w:r>
-      <w:r>
-        <w:rPr>
-          <w:rFonts w:hint="eastAsia"/>
-        </w:rPr>
-        <w:t>百分位亮度值</w:t>
-      </w:r>
-      <w:r>
-        <w:rPr>
-          <w:rFonts w:hint="eastAsia"/>
-        </w:rPr>
-        <w:t>P98</w:t>
-      </w:r>
-      <w:r>
-        <w:rPr>
-          <w:rFonts w:hint="eastAsia"/>
-        </w:rPr>
-        <w:t>，若</w:t>
-      </w:r>
-      <w:r>
-        <w:rPr>
-          <w:rFonts w:hint="eastAsia"/>
-        </w:rPr>
-        <w:t>P98&gt;30</w:t>
-      </w:r>
-      <w:r>
-        <w:rPr>
-          <w:rFonts w:hint="eastAsia"/>
-        </w:rPr>
-        <w:t>使用</w:t>
-      </w:r>
-      <w:r>
-        <w:rPr>
-          <w:rFonts w:hint="eastAsia"/>
-        </w:rPr>
-        <w:t>OTSU</w:t>
-      </w:r>
-      <w:r>
-        <w:rPr>
-          <w:rFonts w:hint="eastAsia"/>
-        </w:rPr>
-        <w:t>二值化，否则使用</w:t>
-      </w:r>
-      <w:r>
-        <w:rPr>
-          <w:rFonts w:hint="eastAsia"/>
-        </w:rPr>
-        <w:t>max(P98*0.5,</w:t>
-      </w:r>
-      <w:r>
-        <w:t xml:space="preserve"> </w:t>
-      </w:r>
-      <w:r>
-        <w:rPr>
-          <w:rFonts w:hint="eastAsia"/>
-        </w:rPr>
-        <w:t>10)</w:t>
-      </w:r>
-      <w:r>
-        <w:rPr>
-          <w:rFonts w:hint="eastAsia"/>
-        </w:rPr>
-        <w:t>为阈值的固定二值化；检测轮廓并过滤宽度</w:t>
-      </w:r>
-      <w:r>
-        <w:rPr>
-          <w:rFonts w:hint="eastAsia"/>
-        </w:rPr>
-        <w:t>&gt;=4px</w:t>
-      </w:r>
-      <w:r>
-        <w:rPr>
-          <w:rFonts w:hint="eastAsia"/>
-        </w:rPr>
-        <w:t>且高度</w:t>
-      </w:r>
-      <w:r>
-        <w:rPr>
-          <w:rFonts w:hint="eastAsia"/>
-        </w:rPr>
-        <w:t>&gt;=10px</w:t>
-      </w:r>
-      <w:r>
-        <w:rPr>
-          <w:rFonts w:hint="eastAsia"/>
-        </w:rPr>
-        <w:t>的数字块；按</w:t>
-      </w:r>
-      <w:r>
-        <w:rPr>
-          <w:rFonts w:hint="eastAsia"/>
-        </w:rPr>
-        <w:t>y</w:t>
-      </w:r>
-      <w:r>
-        <w:rPr>
-          <w:rFonts w:hint="eastAsia"/>
-        </w:rPr>
-        <w:t>坐标排序后检测行间隙，若最大行间隙</w:t>
-      </w:r>
-      <w:r>
-        <w:rPr>
-          <w:rFonts w:hint="eastAsia"/>
-        </w:rPr>
-        <w:t>&gt;10px</w:t>
-      </w:r>
-      <w:r>
-        <w:rPr>
-          <w:rFonts w:hint="eastAsia"/>
-        </w:rPr>
-        <w:t>则分离日期行和时间行；取时间行最右侧数</w:t>
-      </w:r>
-      <w:r>
-        <w:rPr>
-          <w:rFonts w:hint="eastAsia"/>
-        </w:rPr>
-        <w:t>字块作为末位数字子</w:t>
-      </w:r>
-      <w:r>
-        <w:rPr>
-          <w:rFonts w:hint="eastAsia"/>
-        </w:rPr>
-        <w:t>ROI</w:t>
-      </w:r>
-      <w:r>
-        <w:rPr>
-          <w:rFonts w:hint="eastAsia"/>
-        </w:rPr>
-        <w:t>。</w:t>
+        <w:t>权利要求3：根据权利要求1所述的方法，其特征在于，步骤S3中的精确末位数字定位采用OpenCV内置的MSER（最大稳定极值区域）算法：对ROI灰度图进行MSER检测(delta=5, min_area=20)，过滤条件为宽&gt;=3px、高&gt;=8px、宽高比1.2~7.0、中心在ROI下半区域；取最右侧过滤块作为候选末位数字；向右检测亮像素密度，若存在紧邻窄数字（如"1"）则扩展包围盒；加边距后输出。</w:t>
+      </w:r>
+      <w:r>
+        <w:rPr>
+          <w:rFonts w:hint="eastAsia"/>
+        </w:rPr>
+      </w:r>
+      <w:r>
+        <w:rPr>
+          <w:rFonts w:hint="eastAsia"/>
+        </w:rPr>
+      </w:r>
+      <w:r>
+        <w:rPr>
+          <w:rFonts w:hint="eastAsia"/>
+        </w:rPr>
+      </w:r>
+      <w:r>
+        <w:rPr>
+          <w:rFonts w:hint="eastAsia"/>
+        </w:rPr>
+      </w:r>
+      <w:r>
+        <w:rPr>
+          <w:rFonts w:hint="eastAsia"/>
+        </w:rPr>
+      </w:r>
+      <w:r>
+        <w:rPr>
+          <w:rFonts w:hint="eastAsia"/>
+        </w:rPr>
+      </w:r>
+      <w:r>
+        <w:rPr>
+          <w:rFonts w:hint="eastAsia"/>
+        </w:rPr>
+      </w:r>
+      <w:r>
+        <w:rPr>
+          <w:rFonts w:hint="eastAsia"/>
+        </w:rPr>
+      </w:r>
+      <w:r>
+        <w:rPr>
+          <w:rFonts w:hint="eastAsia"/>
+        </w:rPr>
+      </w:r>
+      <w:r>
+        <w:rPr>
+          <w:rFonts w:hint="eastAsia"/>
+        </w:rPr>
+      </w:r>
+      <w:r>
+        <w:rPr>
+          <w:rFonts w:hint="eastAsia"/>
+        </w:rPr>
+      </w:r>
+      <w:r>
+        <w:rPr>
+          <w:rFonts w:hint="eastAsia"/>
+        </w:rPr>
+      </w:r>
+      <w:r>
+        <w:rPr>
+          <w:rFonts w:hint="eastAsia"/>
+        </w:rPr>
+      </w:r>
+      <w:r>
+        <w:rPr>
+          <w:rFonts w:hint="eastAsia"/>
+        </w:rPr>
+      </w:r>
+      <w:r>
+        <w:rPr>
+          <w:rFonts w:hint="eastAsia"/>
+        </w:rPr>
+      </w:r>
+      <w:r>
+        <w:rPr>
+          <w:rFonts w:hint="eastAsia"/>
+        </w:rPr>
+      </w:r>
+      <w:r>
+        <w:rPr>
+          <w:rFonts w:hint="eastAsia"/>
+        </w:rPr>
+      </w:r>
+      <w:r/>
+      <w:r>
+        <w:rPr>
+          <w:rFonts w:hint="eastAsia"/>
+        </w:rPr>
+      </w:r>
+      <w:r>
+        <w:rPr>
+          <w:rFonts w:hint="eastAsia"/>
+        </w:rPr>
+      </w:r>
+      <w:r>
+        <w:rPr>
+          <w:rFonts w:hint="eastAsia"/>
+        </w:rPr>
+      </w:r>
+      <w:r>
+        <w:rPr>
+          <w:rFonts w:hint="eastAsia"/>
+        </w:rPr>
+      </w:r>
+      <w:r>
+        <w:rPr>
+          <w:rFonts w:hint="eastAsia"/>
+        </w:rPr>
+      </w:r>
+      <w:r>
+        <w:rPr>
+          <w:rFonts w:hint="eastAsia"/>
+        </w:rPr>
+      </w:r>
+      <w:r>
+        <w:rPr>
+          <w:rFonts w:hint="eastAsia"/>
+        </w:rPr>
+      </w:r>
+      <w:r>
+        <w:rPr>
+          <w:rFonts w:hint="eastAsia"/>
+        </w:rPr>
+      </w:r>
+      <w:r>
+        <w:rPr>
+          <w:rFonts w:hint="eastAsia"/>
+        </w:rPr>
+      </w:r>
+      <w:r>
+        <w:rPr>
+          <w:rFonts w:hint="eastAsia"/>
+        </w:rPr>
+      </w:r>
+      <w:r>
+        <w:rPr>
+          <w:rFonts w:hint="eastAsia"/>
+        </w:rPr>
+      </w:r>
+      <w:r>
+        <w:rPr>
+          <w:rFonts w:hint="eastAsia"/>
+        </w:rPr>
+      </w:r>
+      <w:r>
+        <w:rPr>
+          <w:rFonts w:hint="eastAsia"/>
+        </w:rPr>
       </w:r>
     </w:p>
     <w:p>
@@ -42386,79 +42006,67 @@
         <w:rPr>
           <w:rFonts w:hint="eastAsia"/>
         </w:rPr>
-        <w:t>权利要求</w:t>
-      </w:r>
-      <w:r>
-        <w:rPr>
-          <w:rFonts w:hint="eastAsia"/>
-        </w:rPr>
-        <w:t>7</w:t>
-      </w:r>
-      <w:r>
-        <w:rPr>
-          <w:rFonts w:hint="eastAsia"/>
-        </w:rPr>
-        <w:t>：如权利要求</w:t>
-      </w:r>
-      <w:r>
-        <w:rPr>
-          <w:rFonts w:hint="eastAsia"/>
-        </w:rPr>
-        <w:t>1</w:t>
-      </w:r>
-      <w:r>
-        <w:rPr>
-          <w:rFonts w:hint="eastAsia"/>
-        </w:rPr>
-        <w:t>所述的方法，其特征在于，还包括追踪窗确认步骤：在末位数字子</w:t>
-      </w:r>
-      <w:r>
-        <w:rPr>
-          <w:rFonts w:hint="eastAsia"/>
-        </w:rPr>
-        <w:t>ROI</w:t>
-      </w:r>
-      <w:r>
-        <w:rPr>
-          <w:rFonts w:hint="eastAsia"/>
-        </w:rPr>
-        <w:t>中提取亮段区域窗口，检测候选帧前后预设帧窗口内该区域亮度的变化，当</w:t>
-      </w:r>
-      <w:r>
-        <w:rPr>
-          <w:rFonts w:hint="eastAsia"/>
-        </w:rPr>
-        <w:t>pre_brightness&gt;T1</w:t>
-      </w:r>
-      <w:r>
-        <w:rPr>
-          <w:rFonts w:hint="eastAsia"/>
-        </w:rPr>
-        <w:t>且亮度下降量</w:t>
-      </w:r>
-      <w:r>
-        <w:rPr>
-          <w:rFonts w:hint="eastAsia"/>
-        </w:rPr>
-        <w:t>&gt;delta</w:t>
-      </w:r>
-      <w:r>
-        <w:rPr>
-          <w:rFonts w:hint="eastAsia"/>
-        </w:rPr>
-        <w:t>且</w:t>
-      </w:r>
-      <w:r>
-        <w:rPr>
-          <w:rFonts w:hint="eastAsia"/>
-        </w:rPr>
-        <w:t>post_brightness&lt;pre_brightness*r</w:t>
-      </w:r>
-      <w:r>
-        <w:rPr>
-          <w:rFonts w:hint="eastAsia"/>
-        </w:rPr>
-        <w:t>时确认段灭发生。</w:t>
+        <w:t>权利要求7：根据权利要求1所述的方法，其特征在于，还包括亮区窗口提取与全扫描回退步骤：在末位数码管ROI上通过自适应二值化+轮廓检测提取亮区连通块作为亮区窗口，用于折半查找中限定SSIM比较范围；当折半查找失败时，启动全扫描回退——逐帧计算末位ROI亮度序列，通过滑动窗口+自适应百分位阈值(P95/P99)+双CV稳定性验证进行全帧扫描检测。</w:t>
+      </w:r>
+      <w:r>
+        <w:rPr>
+          <w:rFonts w:hint="eastAsia"/>
+        </w:rPr>
+      </w:r>
+      <w:r>
+        <w:rPr>
+          <w:rFonts w:hint="eastAsia"/>
+        </w:rPr>
+      </w:r>
+      <w:r>
+        <w:rPr>
+          <w:rFonts w:hint="eastAsia"/>
+        </w:rPr>
+      </w:r>
+      <w:r>
+        <w:rPr>
+          <w:rFonts w:hint="eastAsia"/>
+        </w:rPr>
+      </w:r>
+      <w:r>
+        <w:rPr>
+          <w:rFonts w:hint="eastAsia"/>
+        </w:rPr>
+      </w:r>
+      <w:r>
+        <w:rPr>
+          <w:rFonts w:hint="eastAsia"/>
+        </w:rPr>
+      </w:r>
+      <w:r>
+        <w:rPr>
+          <w:rFonts w:hint="eastAsia"/>
+        </w:rPr>
+      </w:r>
+      <w:r>
+        <w:rPr>
+          <w:rFonts w:hint="eastAsia"/>
+        </w:rPr>
+      </w:r>
+      <w:r>
+        <w:rPr>
+          <w:rFonts w:hint="eastAsia"/>
+        </w:rPr>
+      </w:r>
+      <w:r>
+        <w:rPr>
+          <w:rFonts w:hint="eastAsia"/>
+        </w:rPr>
+      </w:r>
+      <w:r>
+        <w:rPr>
+          <w:rFonts w:hint="eastAsia"/>
+        </w:rPr>
+      </w:r>
+      <w:r>
+        <w:rPr>
+          <w:rFonts w:hint="eastAsia"/>
+        </w:rPr>
       </w:r>
     </w:p>
     <w:p>

--- a/docs/专利申请建议书.docx
+++ b/docs/专利申请建议书.docx
@@ -3298,12 +3298,36 @@
         <w:pStyle w:val="a0"/>
       </w:pPr>
       <w:r>
+        <w:t>步骤S2：LED颜色判别与策略选择。在被校时钟ROI的右侧30%区域（对应末位数字区域），通过RGB三通道红/绿像素占比，判别LED发光颜色。无论红绿LED，均进入统一处理管线：MSER精确末位数字定位+亮区窗口提取+折半查找。</w:t>
+      </w:r>
+    </w:p>
+    <w:p>
+      <w:pPr>
+        <w:pStyle w:val="a0"/>
+      </w:pPr>
+      <w:r>
+        <w:rPr/>
+        <w:t>步骤S3：跳变帧检测。统一执行跳变帧检测管线：（1）MSER精确定位末位数字区域（OpenCV内置算法，零模型依赖）；（2）亮区窗口提取，在末位数字ROI上提取亮区连通块作为SSIM比较窗口；（3）折半查找法O(log n)——亮区窗口SSIM优先（合格窗口&gt;=2个时启用），不足时回退全图SSIM——以末位数字ROI为基准，通过SSIM二分判定快速定位跳变帧。8个测试视频均通过折半查找直接命中。</w:t>
+      </w:r>
+    </w:p>
+    <w:p>
+      <w:pPr>
+        <w:pStyle w:val="a0"/>
+      </w:pPr>
+      <w:r>
+        <w:t>步骤S4：清晰度评估与最佳帧选择。折半查找直接定位跳变帧后，在跳变帧前后各2帧（共5帧）候选窗内，对每帧进行三指标综合评分：Laplacian方差（权重50%）衡量整体锐度，过渡态检测（权重35%）判断数字是否处于切换中间态（通过灰度直方图双峰/单峰特征区分），SSIM结构一致性（权重15%）衡量与前后帧的相似度。跳变帧额外加0.25分以优先选择；若跳变帧得分达到最高得分的70%以上，强制选择跳变帧，确保校准以进位瞬间为准。</w:t>
+      </w:r>
+    </w:p>
+    <w:p>
+      <w:pPr>
+        <w:pStyle w:val="a0"/>
+      </w:pPr>
+      <w:r>
         <w:rPr>
           <w:rFonts w:hint="eastAsia"/>
           <w:b/>
           <w:bCs/>
         </w:rPr>
-        <w:t>步骤S2：LED颜色判别与策略选择。在被校时钟ROI的右侧30%区域（对应末位数字区域），通过RGB三通道红/绿像素占比，判别LED发光颜色。无论红绿LED，均进入统一处理管线：MSER精确末位数字定位+亮区窗口提取+折半查找。仅在折半查找失败后，按颜色分流回退：绿色LED回退至颜色像素计数变化率法，红色LED回退至全扫描亮度比+CV稳定性验证法。</w:t>
       </w:r>
       <w:r>
         <w:rPr>
@@ -3322,40 +3346,6 @@
       <w:r>
         <w:rPr>
           <w:rFonts w:hint="eastAsia"/>
-          <w:b/>
-          <w:bCs/>
-        </w:rPr>
-      </w:r>
-      <w:r>
-        <w:rPr>
-          <w:rFonts w:hint="eastAsia"/>
-          <w:b/>
-          <w:bCs/>
-        </w:rPr>
-      </w:r>
-      <w:r>
-        <w:rPr>
-          <w:rFonts w:hint="eastAsia"/>
-        </w:rPr>
-      </w:r>
-      <w:r>
-        <w:rPr>
-          <w:rFonts w:hint="eastAsia"/>
-        </w:rPr>
-      </w:r>
-      <w:r>
-        <w:rPr>
-          <w:rFonts w:hint="eastAsia"/>
-        </w:rPr>
-      </w:r>
-      <w:r>
-        <w:rPr>
-          <w:rFonts w:hint="eastAsia"/>
-        </w:rPr>
-      </w:r>
-      <w:r>
-        <w:rPr>
-          <w:rFonts w:hint="eastAsia"/>
         </w:rPr>
       </w:r>
       <w:r>
@@ -3424,21 +3414,6 @@
           <w:rFonts w:hint="eastAsia"/>
         </w:rPr>
       </w:r>
-      <w:r>
-        <w:rPr>
-          <w:rFonts w:hint="eastAsia"/>
-        </w:rPr>
-      </w:r>
-      <w:r>
-        <w:rPr>
-          <w:rFonts w:hint="eastAsia"/>
-        </w:rPr>
-      </w:r>
-      <w:r>
-        <w:rPr>
-          <w:rFonts w:hint="eastAsia"/>
-        </w:rPr>
-      </w:r>
       <w:r/>
       <w:r>
         <w:rPr>
@@ -3450,105 +3425,48 @@
           <w:rFonts w:hint="eastAsia"/>
         </w:rPr>
       </w:r>
+      <w:r>
+        <w:rPr>
+          <w:rFonts w:hint="eastAsia"/>
+        </w:rPr>
+      </w:r>
+      <w:r>
+        <w:rPr>
+          <w:rFonts w:hint="eastAsia"/>
+        </w:rPr>
+      </w:r>
+      <w:r>
+        <w:rPr>
+          <w:rFonts w:hint="eastAsia"/>
+        </w:rPr>
+      </w:r>
+      <w:r>
+        <w:rPr>
+          <w:rFonts w:hint="eastAsia"/>
+        </w:rPr>
+      </w:r>
+      <w:r>
+        <w:rPr>
+          <w:rFonts w:hint="eastAsia"/>
+        </w:rPr>
+      </w:r>
+      <w:r>
+        <w:rPr>
+          <w:rFonts w:hint="eastAsia"/>
+        </w:rPr>
+      </w:r>
+      <w:r>
+        <w:rPr>
+          <w:rFonts w:hint="eastAsia"/>
+        </w:rPr>
+      </w:r>
     </w:p>
     <w:p>
       <w:pPr>
         <w:pStyle w:val="a0"/>
       </w:pPr>
       <w:r>
-        <w:rPr>
-          <w:rFonts w:hint="eastAsia"/>
-          <w:b/>
-          <w:bCs/>
-        </w:rPr>
-        <w:t>步骤S3：跳变帧检测。统一执行跳变帧检测管线：（1）MSER精确定位末位数字区域；（2）亮区窗口提取，在末位数字ROI上提取亮区连通块作为SSIM比较窗口；（3）折半查找法O(log n)——亮区窗口SSIM优先（合格窗口&gt;=2个时启用），不足时回退全图SSIM——以末位数字ROI为基准，通过SSIM二分判定快速定位跳变帧；（4）仅当折半查找失败时，启动全扫描亮度信号+双CV稳定性验证回退。</w:t>
-      </w:r>
-      <w:r>
-        <w:rPr>
-          <w:rFonts w:hint="eastAsia"/>
-          <w:b/>
-          <w:bCs/>
-        </w:rPr>
-      </w:r>
-      <w:r>
-        <w:rPr>
-          <w:rFonts w:hint="eastAsia"/>
-          <w:b/>
-          <w:bCs/>
-        </w:rPr>
-      </w:r>
-      <w:r>
-        <w:rPr>
-          <w:rFonts w:hint="eastAsia"/>
-        </w:rPr>
-      </w:r>
-      <w:r>
-        <w:rPr>
-          <w:rFonts w:hint="eastAsia"/>
-        </w:rPr>
-      </w:r>
-      <w:r>
-        <w:rPr>
-          <w:rFonts w:hint="eastAsia"/>
-        </w:rPr>
-      </w:r>
-      <w:r>
-        <w:rPr>
-          <w:rFonts w:hint="eastAsia"/>
-        </w:rPr>
-      </w:r>
-      <w:r/>
-      <w:r>
-        <w:rPr>
-          <w:rFonts w:hint="eastAsia"/>
-        </w:rPr>
-      </w:r>
-      <w:r>
-        <w:rPr>
-          <w:rFonts w:hint="eastAsia"/>
-        </w:rPr>
-      </w:r>
-      <w:r>
-        <w:rPr>
-          <w:rFonts w:hint="eastAsia"/>
-        </w:rPr>
-      </w:r>
-      <w:r/>
-      <w:r>
-        <w:rPr>
-          <w:rFonts w:hint="eastAsia"/>
-        </w:rPr>
-      </w:r>
-      <w:r>
-        <w:rPr>
-          <w:rFonts w:hint="eastAsia"/>
-        </w:rPr>
-      </w:r>
-      <w:r>
-        <w:rPr>
-          <w:rFonts w:hint="eastAsia"/>
-        </w:rPr>
-      </w:r>
-      <w:r>
-        <w:rPr>
-          <w:rFonts w:hint="eastAsia"/>
-        </w:rPr>
-      </w:r>
-      <w:r>
-        <w:rPr>
-          <w:rFonts w:hint="eastAsia"/>
-        </w:rPr>
-      </w:r>
-      <w:r/>
-      <w:r>
-        <w:rPr>
-          <w:rFonts w:hint="eastAsia"/>
-        </w:rPr>
-      </w:r>
-      <w:r>
-        <w:rPr>
-          <w:rFonts w:hint="eastAsia"/>
-        </w:rPr>
+        <w:t>步骤S5：OCR时间识别与互相纠错。对最佳清晰帧中的被校时钟ROI和标准时钟ROI分别执行OCR识别，采用三层递进策略：(1)EasyOCR深度学习识别（主引擎），(2)七段数码管规则识别法（OpenCV零依赖离线兜底），(3)自学习模板匹配（用户驱动学习）。识别完成后，利用双时钟互相纠错机制——提取标准时钟识别结果中的小时值与被校时钟第一数字块比较，差值在[1,12)范围内时用标准小时值替换被校对应位置，修复常见OCR误识别；同时通过双行分离技术（ROI高度&gt;60px时自动检测日期/时间行间隙）分别识别日期行和时间行。</w:t>
       </w:r>
     </w:p>
     <w:p>
@@ -3556,432 +3474,7 @@
         <w:pStyle w:val="a0"/>
       </w:pPr>
       <w:r>
-        <w:rPr>
-          <w:rFonts w:hint="eastAsia"/>
-          <w:b/>
-          <w:bCs/>
-        </w:rPr>
-        <w:t>步骤</w:t>
-      </w:r>
-      <w:r>
-        <w:rPr>
-          <w:rFonts w:hint="eastAsia"/>
-          <w:b/>
-          <w:bCs/>
-        </w:rPr>
-        <w:t>S4</w:t>
-      </w:r>
-      <w:r>
-        <w:rPr>
-          <w:rFonts w:hint="eastAsia"/>
-          <w:b/>
-          <w:bCs/>
-        </w:rPr>
-        <w:t>：假阳性过滤与跳变确认</w:t>
-      </w:r>
-      <w:r>
-        <w:rPr>
-          <w:rFonts w:hint="eastAsia"/>
-        </w:rPr>
-        <w:t>。对于首次检测到的候选跳变帧，执行跳前跳后双稳定性验证（</w:t>
-      </w:r>
-      <w:r>
-        <w:rPr>
-          <w:rFonts w:hint="eastAsia"/>
-        </w:rPr>
-        <w:t>Pre-Jump</w:t>
-      </w:r>
-      <w:r>
-        <w:t xml:space="preserve"> and Post-Jump Dua</w:t>
-      </w:r>
-      <w:r>
-        <w:t xml:space="preserve">l Stability </w:t>
-      </w:r>
-      <w:r>
-        <w:rPr>
-          <w:rFonts w:hint="eastAsia"/>
-        </w:rPr>
-        <w:t>Verification</w:t>
-      </w:r>
-      <w:r>
-        <w:rPr>
-          <w:rFonts w:hint="eastAsia"/>
-        </w:rPr>
-        <w:t>）：在候选跳变帧前后各取</w:t>
-      </w:r>
-      <w:r>
-        <w:rPr>
-          <w:rFonts w:hint="eastAsia"/>
-        </w:rPr>
-        <w:t>15</w:t>
-      </w:r>
-      <w:r>
-        <w:rPr>
-          <w:rFonts w:hint="eastAsia"/>
-        </w:rPr>
-        <w:t>帧（帧数可根据视频帧率自适应调整），分别计算亮度变异系数</w:t>
-      </w:r>
-      <w:r>
-        <w:rPr>
-          <w:rFonts w:hint="eastAsia"/>
-        </w:rPr>
-        <w:t>CV_pre</w:t>
-      </w:r>
-      <w:r>
-        <w:rPr>
-          <w:rFonts w:hint="eastAsia"/>
-        </w:rPr>
-        <w:t>和</w:t>
-      </w:r>
-      <w:r>
-        <w:rPr>
-          <w:rFonts w:hint="eastAsia"/>
-        </w:rPr>
-        <w:t>CV_post</w:t>
-      </w:r>
-      <w:r>
-        <w:rPr>
-          <w:rFonts w:hint="eastAsia"/>
-        </w:rPr>
-        <w:t>，当满足</w:t>
-      </w:r>
-      <w:r>
-        <w:rPr>
-          <w:rFonts w:hint="eastAsia"/>
-        </w:rPr>
-        <w:t>post_cv</w:t>
-      </w:r>
-      <w:r>
-        <w:t xml:space="preserve"> &lt; global_cv </w:t>
-      </w:r>
-      <w:r>
-        <w:rPr>
-          <w:rFonts w:hint="eastAsia"/>
-        </w:rPr>
-        <w:t>或</w:t>
-      </w:r>
-      <w:r>
-        <w:t xml:space="preserve"> post_cv &lt; pre_cv * </w:t>
-      </w:r>
-      <w:r>
-        <w:rPr>
-          <w:rFonts w:hint="eastAsia"/>
-        </w:rPr>
-        <w:t>0.5</w:t>
-      </w:r>
-      <w:r>
-        <w:rPr>
-          <w:rFonts w:hint="eastAsia"/>
-        </w:rPr>
-        <w:t>，且亮度变化幅度</w:t>
-      </w:r>
-      <w:r>
-        <w:rPr>
-          <w:rFonts w:hint="eastAsia"/>
-        </w:rPr>
-        <w:t>&gt;0.3%</w:t>
-      </w:r>
-      <w:r>
-        <w:rPr>
-          <w:rFonts w:hint="eastAsia"/>
-        </w:rPr>
-        <w:t>时，确认该候选为真跳变；否则降低阈值重新搜索。</w:t>
-      </w:r>
-    </w:p>
-    <w:p>
-      <w:pPr>
-        <w:pStyle w:val="a0"/>
-      </w:pPr>
-      <w:r>
-        <w:rPr>
-          <w:rFonts w:hint="eastAsia"/>
-          <w:b/>
-          <w:bCs/>
-        </w:rPr>
-        <w:t>步骤</w:t>
-      </w:r>
-      <w:r>
-        <w:rPr>
-          <w:rFonts w:hint="eastAsia"/>
-          <w:b/>
-          <w:bCs/>
-        </w:rPr>
-        <w:t>S5</w:t>
-      </w:r>
-      <w:r>
-        <w:rPr>
-          <w:rFonts w:hint="eastAsia"/>
-          <w:b/>
-          <w:bCs/>
-        </w:rPr>
-        <w:t>：清晰度评估与最佳帧选择</w:t>
-      </w:r>
-      <w:r>
-        <w:rPr>
-          <w:rFonts w:hint="eastAsia"/>
-        </w:rPr>
-        <w:t>。在候选跳变帧±</w:t>
-      </w:r>
-      <w:r>
-        <w:rPr>
-          <w:rFonts w:hint="eastAsia"/>
-        </w:rPr>
-        <w:t>2</w:t>
-      </w:r>
-      <w:r>
-        <w:rPr>
-          <w:rFonts w:hint="eastAsia"/>
-        </w:rPr>
-        <w:t>帧共</w:t>
-      </w:r>
-      <w:r>
-        <w:rPr>
-          <w:rFonts w:hint="eastAsia"/>
-        </w:rPr>
-        <w:t>5</w:t>
-      </w:r>
-      <w:r>
-        <w:rPr>
-          <w:rFonts w:hint="eastAsia"/>
-        </w:rPr>
-        <w:t>帧窗口中，计算每帧的三指标综合评分：</w:t>
-      </w:r>
-      <w:r>
-        <w:rPr>
-          <w:rFonts w:hint="eastAsia"/>
-        </w:rPr>
-        <w:t>Laplacian</w:t>
-      </w:r>
-      <w:r>
-        <w:rPr>
-          <w:rFonts w:hint="eastAsia"/>
-        </w:rPr>
-        <w:t>方差（权重</w:t>
-      </w:r>
-      <w:r>
-        <w:rPr>
-          <w:rFonts w:hint="eastAsia"/>
-        </w:rPr>
-        <w:t>50%</w:t>
-      </w:r>
-      <w:r>
-        <w:rPr>
-          <w:rFonts w:hint="eastAsia"/>
-        </w:rPr>
-        <w:t>）</w:t>
-      </w:r>
-      <w:r>
-        <w:rPr>
-          <w:rFonts w:hint="eastAsia"/>
-        </w:rPr>
-        <w:t>+</w:t>
-      </w:r>
-      <w:r>
-        <w:t xml:space="preserve"> </w:t>
-      </w:r>
-      <w:r>
-        <w:rPr>
-          <w:rFonts w:hint="eastAsia"/>
-        </w:rPr>
-        <w:t>过渡态检测（权重</w:t>
-      </w:r>
-      <w:r>
-        <w:rPr>
-          <w:rFonts w:hint="eastAsia"/>
-        </w:rPr>
-        <w:t>35%</w:t>
-      </w:r>
-      <w:r>
-        <w:rPr>
-          <w:rFonts w:hint="eastAsia"/>
-        </w:rPr>
-        <w:t>）</w:t>
-      </w:r>
-      <w:r>
-        <w:rPr>
-          <w:rFonts w:hint="eastAsia"/>
-        </w:rPr>
-        <w:t>+</w:t>
-      </w:r>
-      <w:r>
-        <w:t xml:space="preserve"> </w:t>
-      </w:r>
-      <w:r>
-        <w:rPr>
-          <w:rFonts w:hint="eastAsia"/>
-        </w:rPr>
-        <w:t>SSIM</w:t>
-      </w:r>
-      <w:r>
-        <w:rPr>
-          <w:rFonts w:hint="eastAsia"/>
-        </w:rPr>
-        <w:t>结构一致性（权</w:t>
-      </w:r>
-      <w:r>
-        <w:rPr>
-          <w:rFonts w:hint="eastAsia"/>
-        </w:rPr>
-        <w:t>重</w:t>
-      </w:r>
-      <w:r>
-        <w:rPr>
-          <w:rFonts w:hint="eastAsia"/>
-        </w:rPr>
-        <w:t>15%</w:t>
-      </w:r>
-      <w:r>
-        <w:rPr>
-          <w:rFonts w:hint="eastAsia"/>
-        </w:rPr>
-        <w:t>），跳变帧额外加分</w:t>
-      </w:r>
-      <w:r>
-        <w:rPr>
-          <w:rFonts w:hint="eastAsia"/>
-        </w:rPr>
-        <w:t>0.25</w:t>
-      </w:r>
-      <w:r>
-        <w:rPr>
-          <w:rFonts w:hint="eastAsia"/>
-        </w:rPr>
-        <w:t>；综合评分最高的帧为最佳清晰度帧；若跳变帧评分在最佳帧评分的</w:t>
-      </w:r>
-      <w:r>
-        <w:rPr>
-          <w:rFonts w:hint="eastAsia"/>
-        </w:rPr>
-        <w:t>70%</w:t>
-      </w:r>
-      <w:r>
-        <w:rPr>
-          <w:rFonts w:hint="eastAsia"/>
-        </w:rPr>
-        <w:t>以上，强制选择跳变帧（以符合校准规程要求）。</w:t>
-      </w:r>
-    </w:p>
-    <w:p>
-      <w:pPr>
-        <w:pStyle w:val="a0"/>
-      </w:pPr>
-      <w:r>
-        <w:rPr>
-          <w:rFonts w:hint="eastAsia"/>
-          <w:b/>
-          <w:bCs/>
-        </w:rPr>
-        <w:lastRenderedPageBreak/>
-        <w:t>步骤</w:t>
-      </w:r>
-      <w:r>
-        <w:rPr>
-          <w:rFonts w:hint="eastAsia"/>
-          <w:b/>
-          <w:bCs/>
-        </w:rPr>
-        <w:t>S6</w:t>
-      </w:r>
-      <w:r>
-        <w:rPr>
-          <w:rFonts w:hint="eastAsia"/>
-          <w:b/>
-          <w:bCs/>
-        </w:rPr>
-        <w:t>：</w:t>
-      </w:r>
-      <w:r>
-        <w:rPr>
-          <w:rFonts w:hint="eastAsia"/>
-          <w:b/>
-          <w:bCs/>
-        </w:rPr>
-        <w:t>OCR</w:t>
-      </w:r>
-      <w:r>
-        <w:rPr>
-          <w:rFonts w:hint="eastAsia"/>
-          <w:b/>
-          <w:bCs/>
-        </w:rPr>
-        <w:t>识别与时间解析</w:t>
-      </w:r>
-      <w:r>
-        <w:rPr>
-          <w:rFonts w:hint="eastAsia"/>
-        </w:rPr>
-        <w:t>。对最佳清晰度帧中的被校时钟</w:t>
-      </w:r>
-      <w:r>
-        <w:rPr>
-          <w:rFonts w:hint="eastAsia"/>
-        </w:rPr>
-        <w:t>ROI</w:t>
-      </w:r>
-      <w:r>
-        <w:rPr>
-          <w:rFonts w:hint="eastAsia"/>
-        </w:rPr>
-        <w:t>和标准时钟</w:t>
-      </w:r>
-      <w:r>
-        <w:rPr>
-          <w:rFonts w:hint="eastAsia"/>
-        </w:rPr>
-        <w:t>ROI</w:t>
-      </w:r>
-      <w:r>
-        <w:rPr>
-          <w:rFonts w:hint="eastAsia"/>
-        </w:rPr>
-        <w:t>分别进行</w:t>
-      </w:r>
-      <w:r>
-        <w:rPr>
-          <w:rFonts w:hint="eastAsia"/>
-        </w:rPr>
-        <w:t>OCR</w:t>
-      </w:r>
-      <w:r>
-        <w:rPr>
-          <w:rFonts w:hint="eastAsia"/>
-        </w:rPr>
-        <w:t>识别，解析时间信息，输出时间字符串。</w:t>
-      </w:r>
-    </w:p>
-    <w:p>
-      <w:pPr>
-        <w:pStyle w:val="a0"/>
-      </w:pPr>
-      <w:r>
-        <w:rPr>
-          <w:rFonts w:hint="eastAsia"/>
-          <w:b/>
-          <w:bCs/>
-        </w:rPr>
-        <w:t>步骤</w:t>
-      </w:r>
-      <w:r>
-        <w:rPr>
-          <w:rFonts w:hint="eastAsia"/>
-          <w:b/>
-          <w:bCs/>
-        </w:rPr>
-        <w:t>S7</w:t>
-      </w:r>
-      <w:r>
-        <w:rPr>
-          <w:rFonts w:hint="eastAsia"/>
-          <w:b/>
-          <w:bCs/>
-        </w:rPr>
-        <w:t>：时间偏差计算与记录保存</w:t>
-      </w:r>
-      <w:r>
-        <w:rPr>
-          <w:rFonts w:hint="eastAsia"/>
-        </w:rPr>
-        <w:t>。对比被校时钟和标准时钟的解析时间，计算时间偏差（正值为被校比标准快）；将校准结果保存至本地数据库。</w:t>
+        <w:t>步骤S6：时间偏差计算与记录保存。将OCR识别的被校时间字符串和标准时间字符串解析为datetime对象，按照JJF 2199-2025的要求只比较两个时钟共有的时间分量（如被校时钟仅显示时分秒、标准时钟含日期+毫秒时，仅比对共有的时分秒部分）。偏差=被校时间-标准时间（正值=被校比标准快）。校准结果（含视频文件路径、跳变帧号、被校/标准时间、偏差值、设备信息等）保存至SQLite数据库，支持CSV导出。</w:t>
       </w:r>
     </w:p>
     <w:p>
@@ -40792,7 +40285,7 @@
         <w:rPr>
           <w:rFonts w:hint="eastAsia"/>
         </w:rPr>
-        <w:t>S2：在所述被校时钟ROI的右侧预设区域，通过RGB三通道红/绿像素占比，判别LED发光颜色。无论红绿LED，统一进入精确末位数字定位+追踪窗提取+折半查找管线；仅在折半查找失败后，绿色LED回退至颜色像素计数变化率法，红色LED回退至亮度比法。</w:t>
+        <w:t>S2：在被校时钟ROI的右侧预设区域，通过RGB三通道红/绿像素占比判别LED发光颜色。无论红绿LED，统一进入MSER精确末位数字定位+亮区窗口提取+折半查找统一管线。</w:t>
       </w:r>
       <w:r>
         <w:rPr>
@@ -40865,10 +40358,24 @@
         <w:pStyle w:val="a0"/>
       </w:pPr>
       <w:r>
-        <w:rPr>
-          <w:rFonts w:hint="eastAsia"/>
-        </w:rPr>
-        <w:t>S3：根据判别的结果执行跳变帧检测：统一执行MSER精确末位数码管ROI定位，然后在精确末位ROI上启用折半查找法（Binary Search）进行快速定位，所述折半查找法首先提取末位ROI的亮区窗口（连通块&gt;=3x5px），当合格窗口(&gt;=7x7)数量&gt;=2时在各窗口内计算结构相似性指标（SSIM），否则回退全图SSIM，以SSIM&lt;0.92判定末位数字发生变化；仅在折半查找失败后分别按颜色分流回退：红色LED回退至全扫描亮度比+双CV稳定性验证，绿色LED回退至颜色像素计数变化率+自适应百分位阈值峰值检测。</w:t>
+        <w:rPr/>
+        <w:t>S3：统一执行跳变帧检测：(a)MSER精确定位末位数码管ROI（OpenCV内置，零模型依赖）；(b)在末位ROI上提取亮区连通块（&gt;=3x5px）作为亮区窗口；(c)折半查找法O(log n)——合格窗口(&gt;=7x7)&gt;=2时在各窗口内独立计算SSIM，否则回退全图SSIM——以SSIM&lt;0.92判定末位数字是否发生变化。</w:t>
+      </w:r>
+    </w:p>
+    <w:p>
+      <w:pPr>
+        <w:pStyle w:val="a0"/>
+      </w:pPr>
+      <w:r>
+        <w:rPr>
+          <w:rFonts w:hint="eastAsia"/>
+        </w:rPr>
+        <w:t>S4：折半查找直接定位跳变帧后，在跳变帧前后各2帧（共5帧）候选窗内，通过Laplacian方差(权重50%)+过渡态检测(35%)+SSIM一致性(15%)综合评分选择最佳清晰帧，跳变帧额外加0.25分，若跳变帧得分&gt;=最高分的70%则强制选择跳变帧。</w:t>
+      </w:r>
+      <w:r>
+        <w:rPr>
+          <w:rFonts w:hint="eastAsia"/>
+        </w:rPr>
       </w:r>
       <w:r>
         <w:rPr>
@@ -40911,132 +40418,36 @@
           <w:rFonts w:hint="eastAsia"/>
         </w:rPr>
       </w:r>
-      <w:r>
-        <w:rPr>
-          <w:rFonts w:hint="eastAsia"/>
-        </w:rPr>
-      </w:r>
-      <w:r>
-        <w:rPr>
-          <w:rFonts w:hint="eastAsia"/>
-        </w:rPr>
-      </w:r>
-      <w:r>
-        <w:rPr>
-          <w:rFonts w:hint="eastAsia"/>
-        </w:rPr>
-      </w:r>
-      <w:r>
-        <w:rPr>
-          <w:rFonts w:hint="eastAsia"/>
-        </w:rPr>
-      </w:r>
-    </w:p>
-    <w:p>
-      <w:pPr>
-        <w:pStyle w:val="a0"/>
-      </w:pPr>
-      <w:r>
-        <w:rPr>
-          <w:rFonts w:hint="eastAsia"/>
-        </w:rPr>
-        <w:t>S4</w:t>
-      </w:r>
-      <w:r>
-        <w:rPr>
-          <w:rFonts w:hint="eastAsia"/>
-        </w:rPr>
-        <w:t>：对所述跳变帧检测输</w:t>
-      </w:r>
-      <w:r>
-        <w:rPr>
-          <w:rFonts w:hint="eastAsia"/>
-        </w:rPr>
-        <w:t>出的候选跳变帧，执行跳前跳后双稳定性验证：计算候选跳变帧前第一预设帧数窗口的亮度变异系数</w:t>
-      </w:r>
-      <w:r>
-        <w:rPr>
-          <w:rFonts w:hint="eastAsia"/>
-        </w:rPr>
-        <w:t>CV_pre</w:t>
-      </w:r>
-      <w:r>
-        <w:rPr>
-          <w:rFonts w:hint="eastAsia"/>
-        </w:rPr>
-        <w:t>，计算候选跳变帧后第二预设帧数窗口的亮度变异系数</w:t>
-      </w:r>
-      <w:r>
-        <w:rPr>
-          <w:rFonts w:hint="eastAsia"/>
-        </w:rPr>
-        <w:t>CV_post</w:t>
-      </w:r>
-      <w:r>
-        <w:rPr>
-          <w:rFonts w:hint="eastAsia"/>
-        </w:rPr>
-        <w:t>，当满足</w:t>
-      </w:r>
-      <w:r>
-        <w:rPr>
-          <w:rFonts w:hint="eastAsia"/>
-        </w:rPr>
-        <w:t>CV_post</w:t>
-      </w:r>
-      <w:r>
-        <w:t xml:space="preserve"> &lt; CV_pre * </w:t>
-      </w:r>
-      <w:r>
-        <w:rPr>
-          <w:rFonts w:hint="eastAsia"/>
-        </w:rPr>
-        <w:t>K</w:t>
-      </w:r>
-      <w:r>
-        <w:rPr>
-          <w:rFonts w:hint="eastAsia"/>
-        </w:rPr>
-        <w:t>且亮度变化幅度</w:t>
-      </w:r>
-      <w:r>
-        <w:t xml:space="preserve"> &gt; </w:t>
-      </w:r>
-      <w:r>
-        <w:rPr>
-          <w:rFonts w:hint="eastAsia"/>
-        </w:rPr>
-        <w:t>delta_threshold</w:t>
-      </w:r>
-      <w:r>
-        <w:rPr>
-          <w:rFonts w:hint="eastAsia"/>
-        </w:rPr>
-        <w:t>时，确认所述候选跳变帧为真跳变，其中</w:t>
-      </w:r>
-      <w:r>
-        <w:rPr>
-          <w:rFonts w:hint="eastAsia"/>
-        </w:rPr>
-        <w:t>K</w:t>
-      </w:r>
-      <w:r>
-        <w:rPr>
-          <w:rFonts w:hint="eastAsia"/>
-        </w:rPr>
-        <w:t>为稳定性提升系数，</w:t>
-      </w:r>
-      <w:r>
-        <w:rPr>
-          <w:rFonts w:hint="eastAsia"/>
-        </w:rPr>
-        <w:t>delta_threshold</w:t>
-      </w:r>
-      <w:r>
-        <w:rPr>
-          <w:rFonts w:hint="eastAsia"/>
-        </w:rPr>
-        <w:t>为最小亮度变化阈值；</w:t>
+      <w:r/>
+      <w:r>
+        <w:rPr>
+          <w:rFonts w:hint="eastAsia"/>
+        </w:rPr>
+      </w:r>
+      <w:r>
+        <w:rPr>
+          <w:rFonts w:hint="eastAsia"/>
+        </w:rPr>
+      </w:r>
+      <w:r>
+        <w:rPr>
+          <w:rFonts w:hint="eastAsia"/>
+        </w:rPr>
+      </w:r>
+      <w:r>
+        <w:rPr>
+          <w:rFonts w:hint="eastAsia"/>
+        </w:rPr>
+      </w:r>
+      <w:r>
+        <w:rPr>
+          <w:rFonts w:hint="eastAsia"/>
+        </w:rPr>
+      </w:r>
+      <w:r>
+        <w:rPr>
+          <w:rFonts w:hint="eastAsia"/>
+        </w:rPr>
       </w:r>
     </w:p>
     <w:p>

--- a/docs/专利申请建议书.docx
+++ b/docs/专利申请建议书.docx
@@ -2594,116 +2594,210 @@
       <w:pPr>
         <w:pStyle w:val="3"/>
       </w:pPr>
+      <w:r/>
       <w:r>
         <w:t>算法3：亮区窗口提取法（Bright Window Extraction）</w:t>
         <w:br/>
         <w:br/>
-        <w:t>【功能说明】从末位数字ROI灰度图中提取数字笔画（LED亮段）对应的连通块，用于限定折半查找中SSIM的比较范围。</w:t>
-        <w:br/>
-        <w:br/>
-        <w:t>【代码对应】对应 jump_detector.py 中 _extract_bright_windows() 方法。</w:t>
+        <w:t>【代码对应】jump_detector.py 中 _extract_bright_windows() 方法。</w:t>
+        <w:br/>
+        <w:br/>
+        <w:t>【功能】从末位数字ROI灰度图中提取数字笔画（LED亮段）对应的连通块（亮区窗口），每个窗口代表七段数码管的一个亮段。这些窗口用于限定折半查找中SSIM的比较范围，使比较聚焦于实际发生变化的笔画区域而非整个ROI。</w:t>
         <w:br/>
         <w:br/>
         <w:t>【算法步骤】</w:t>
         <w:br/>
-        <w:t>步骤1：计算P98百分位值。</w:t>
+        <w:br/>
+        <w:t>步骤1：计算P98百分位亮度值。</w:t>
         <w:br/>
         <w:t xml:space="preserve">  p98 = np.percentile(gray_roi, 98)</w:t>
         <w:br/>
-        <w:t xml:space="preserve">  物理意义：反映ROI中亮像素的强度水平，用于判断场景亮度类型。</w:t>
+        <w:t xml:space="preserve">  P98（第98百分位数）的含义：将ROI内所有像素的灰度值从小到大排序，取排在第98%位置的那个值。</w:t>
+        <w:br/>
+        <w:t xml:space="preserve">  例如ROI有1000个像素，按亮度排序后，第980个像素的灰度值即为P98。</w:t>
+        <w:br/>
+        <w:t xml:space="preserve">  物理意义：P98代表了ROI中最亮的前2%像素的亮度水平。LED数码管的亮段像素集中在高亮度区，</w:t>
+        <w:br/>
+        <w:t xml:space="preserve">  因此P98能有效反映"亮段有多亮"。暗场景下P98可能低至10-20，亮场景下P98可达100-200。</w:t>
+        <w:br/>
+        <w:t xml:space="preserve">  用途：P98用于判断场景亮度类型，决定后续二值化策略——亮场景用OTSU自动阈值，暗场景用保守固定阈值。</w:t>
         <w:br/>
         <w:br/>
         <w:t>步骤2：自适应二值化策略选择。</w:t>
         <w:br/>
-        <w:t xml:space="preserve">  IF p98 &gt; 30（亮场景）：</w:t>
-        <w:br/>
-        <w:t xml:space="preserve">    使用 OTSU 全局自动阈值二值化</w:t>
-        <w:br/>
-        <w:t xml:space="preserve">    _, b = cv2.threshold(gray_roi, 0, 255, cv2.THRESH_BINARY + cv2.THRESH_OTSU)</w:t>
-        <w:br/>
-        <w:t xml:space="preserve">  ELSE（暗场景）：</w:t>
-        <w:br/>
-        <w:t xml:space="preserve">    使用固定阈值 max(p98 * 0.5, 10) 二值化</w:t>
-        <w:br/>
-        <w:t xml:space="preserve">    _, b = cv2.threshold(gray_roi, max(p98 * 0.5, 10), 255, cv2.THRESH_BINARY)</w:t>
-        <w:br/>
-        <w:t xml:space="preserve">  设计依据：亮场景下OTSU能自动找到亮笔画与暗背景之间的最佳阈值；暗场景下OTSU可能失效（直方图缺乏明显双峰），使用P98的50%作为保守阈值，10为下限防止噪声。</w:t>
+        <w:t xml:space="preserve">  IF p98 &gt; 30（亮场景条件）：</w:t>
+        <w:br/>
+        <w:t xml:space="preserve">    使用OTSU（大津法）全局自动阈值二值化：</w:t>
+        <w:br/>
+        <w:t xml:space="preserve">      _, b = cv2.threshold(gray_roi, 0, 255, cv2.THRESH_BINARY + cv2.THRESH_OTSU)</w:t>
+        <w:br/>
+        <w:t xml:space="preserve">    OTSU算法原理：遍历0-255所有可能的阈值，对每个阈值计算"类间方差"（背景类和前景类的差异程度），</w:t>
+        <w:br/>
+        <w:t xml:space="preserve">    选取使类间方差最大的阈值。类间方差越大，说明背景和前景分离得越好。</w:t>
+        <w:br/>
+        <w:t xml:space="preserve">    OTSU适用于具有明显双峰分布的直方图（亮场景下LED笔画与暗背景形成清晰双峰）。</w:t>
+        <w:br/>
+        <w:t xml:space="preserve">  ELSE（p98 &lt;= 30，暗场景条件）：</w:t>
+        <w:br/>
+        <w:t xml:space="preserve">    使用固定阈值二值化：</w:t>
+        <w:br/>
+        <w:t xml:space="preserve">      _, b = cv2.threshold(gray_roi, max(p98 * 0.5, 10), 255, cv2.THRESH_BINARY)</w:t>
+        <w:br/>
+        <w:t xml:space="preserve">    阈值 = max(P98 * 0.5, 10)。取P98的50%是因为暗场景下亮段强度低，OTSU可能将噪声误判为前景；</w:t>
+        <w:br/>
+        <w:t xml:space="preserve">    下限10是为了防止极暗场景下(P98可能仅3-5)阈值过低导致全图被判定为"亮"。</w:t>
+        <w:br/>
+        <w:t xml:space="preserve">  策略选择阈值30的确定方法：通过对8个测试视频（亮度均值2.6~22）的标定实验，发现P98&gt;30时</w:t>
+        <w:br/>
+        <w:t xml:space="preserve">  OTSU能可靠分离亮段与背景，P98&lt;=30时OTSU失效（直方图无明显双峰）。</w:t>
         <w:br/>
         <w:br/>
         <w:t>步骤3：外部轮廓检测。</w:t>
         <w:br/>
         <w:t xml:space="preserve">  contours, _ = cv2.findContours(b, cv2.RETR_EXTERNAL, cv2.CHAIN_APPROX_SIMPLE)</w:t>
         <w:br/>
-        <w:t xml:space="preserve">  RETR_EXTERNAL只检测最外层轮廓，CHAIN_APPROX_SIMPLE压缩轮廓点以提升速度。</w:t>
+        <w:t xml:space="preserve">  - RETR_EXTERNAL：只检测最外层轮廓（不检测孔洞内部），减少冗余</w:t>
+        <w:br/>
+        <w:t xml:space="preserve">  - CHAIN_APPROX_SIMPLE：压缩水平/垂直/对角方向的冗余轮廓点（如一条直线只保留两端点），提升速度</w:t>
         <w:br/>
         <w:br/>
         <w:t>步骤4：过滤提取亮区窗口。</w:t>
         <w:br/>
-        <w:t xml:space="preserve">  对每个轮廓计算包围盒 (bx, by, bw, bh)：</w:t>
-        <w:br/>
-        <w:t xml:space="preserve">  IF bw &gt;= 3 AND bh &gt;= 5：将该包围盒加入窗口列表</w:t>
-        <w:br/>
-        <w:t xml:space="preserve">  过滤条件含义：宽度&gt;=3px排除孤立噪点，高度&gt;=5px排除水平伪影。</w:t>
-        <w:br/>
-        <w:br/>
-        <w:t>【窗口用途】</w:t>
-        <w:br/>
-        <w:t xml:space="preserve">  提取的窗口用于折半查找中的SSIM比较：</w:t>
-        <w:br/>
-        <w:t xml:space="preserve">  - 同时提取基线帧和比对帧的亮区窗口并取并集</w:t>
-        <w:br/>
-        <w:t xml:space="preserve">  - 在每个窗口内独立计算 SSIM(base_g[wy:y2, wx:x2], cmp_g[wy:y2, wx:x2])</w:t>
-        <w:br/>
-        <w:t xml:space="preserve">  - 任一窗口SSIM&lt;0.92则判定数字变化</w:t>
-        <w:br/>
-        <w:t xml:space="preserve">  - 取并集确保覆盖段灭（基线有窗口、比对无）和段增（比对有窗口、基线无）两种类型</w:t>
+        <w:t xml:space="preserve">  对每个轮廓cnt计算包围盒(bx, by, bw, bh)：</w:t>
+        <w:br/>
+        <w:t xml:space="preserve">  IF bw &gt;= 3 AND bh &gt;= 5：将该包围盒加入窗口列表wins</w:t>
+        <w:br/>
+        <w:t xml:space="preserve">  - bw &gt;= 3px：排除宽度小于3px的孤立噪点（如摄像头热噪声、灰尘反光）</w:t>
+        <w:br/>
+        <w:t xml:space="preserve">  - bh &gt;= 5px：排除高度小于5px的水平伪影（如LED扫描线残留、像素坏点）</w:t>
+        <w:br/>
+        <w:t xml:space="preserve">  - 典型窗口尺寸：10-30px宽 x 20-60px高，对应七段数码管的单个LED段</w:t>
+        <w:br/>
+        <w:br/>
+        <w:t>【窗口在折半查找中的使用】</w:t>
+        <w:br/>
+        <w:t xml:space="preserve">  设基线帧提取到窗口列表base_wins，候选帧提取到cmp_wins：</w:t>
+        <w:br/>
+        <w:t xml:space="preserve">  1. 合并两个列表并去重，得到all_wins（并集策略）</w:t>
+        <w:br/>
+        <w:t xml:space="preserve">  2. 对all_wins中每个窗口(wx, wy, ww, wh)：</w:t>
+        <w:br/>
+        <w:t xml:space="preserve">     IF ww&gt;=7 AND wh&gt;=7（满足SSIM最小窗口要求）：</w:t>
+        <w:br/>
+        <w:t xml:space="preserve">       s = SSIM(base_g[wy:wy+wh, wx:wx+ww], cmp_g[wy:wy+wh, wx:wx+ww])</w:t>
+        <w:br/>
+        <w:t xml:space="preserve">       IF s &lt; 0.92：判定数字已变化（至少一个窗口发生了显著结构变化）</w:t>
+        <w:br/>
+        <w:t xml:space="preserve">  3. 并集策略的设计意图：</w:t>
+        <w:br/>
+        <w:t xml:space="preserve">     - 段灭类型（如8-&gt;9中c段灭）：base_wins有该窗口但cmp_wins无→被纳入all_wins→SSIM比较两个不同亮暗状态的区域→SSIM低→检测到变化</w:t>
+        <w:br/>
+        <w:t xml:space="preserve">     - 段增类型（如5-&gt;6中e段增）：cmp_wins有该窗口但base_wins无→被纳入all_wins→同样检测到变化</w:t>
+        <w:br/>
+        <w:t xml:space="preserve">     - 无变化：两个窗口列表完全一致→所有窗口SSIM高→判定未变化</w:t>
         <w:br/>
         <w:br/>
         <w:t>【策略决策】</w:t>
         <w:br/>
         <w:t xml:space="preserve">  合格窗口（&gt;=7x7像素）数量 &gt;= 2 → 启用窗口SSIM法</w:t>
         <w:br/>
-        <w:t xml:space="preserve">  合格窗口数量 &lt; 2 → 回退全图SSIM法</w:t>
-        <w:br/>
-        <w:t xml:space="preserve">  实测：1313.mp4有4个合格窗口，使用窗口SSIM；其余7个视频使用全图SSIM，均折半直接命中。</w:t>
-      </w:r>
-    </w:p>
-    <w:p>
-      <w:pPr>
-        <w:pStyle w:val="3"/>
-      </w:pPr>
+        <w:t xml:space="preserve">  合格窗口数量 &lt; 2 → 回退全图SSIM法（对整个末位ROI计算）</w:t>
+        <w:br/>
+        <w:t xml:space="preserve">  实测数据：1313.mp4（暗视频）有4个合格窗口，使用窗口SSIM策略；其余7个视频因合格窗口不足2个，自动选择全图SSIM策略。8个视频均折半直接命中。</w:t>
+      </w:r>
+    </w:p>
+    <w:p>
+      <w:pPr>
+        <w:pStyle w:val="3"/>
+      </w:pPr>
+      <w:r/>
       <w:r>
         <w:t>算法4：三指标综合评分法（Clarity Evaluation）</w:t>
         <w:br/>
         <w:br/>
-        <w:t>【功能说明】在折半查找定位的跳变帧前后各2帧（共5帧）中，通过三指标加权评分选出数字显示最清晰的帧。</w:t>
+        <w:t>【代码对应】clarity_evaluator.py 中 ClarityEvaluator 类。</w:t>
+        <w:br/>
+        <w:br/>
+        <w:t>【功能】在折半查找定位的跳变帧前后各2帧（共5帧）候选窗内，对每帧被校时钟ROI计算三项质量指标并加权求和，选出数字显示最清晰的帧作为OCR输入。</w:t>
         <w:br/>
         <w:br/>
         <w:t>【综合评分公式】</w:t>
         <w:br/>
-        <w:t xml:space="preserve">  Score(fi) = 0.50 * Laplacian_norm(fi)</w:t>
-        <w:br/>
-        <w:t xml:space="preserve">            + 0.35 * TransitionScore(fi)</w:t>
-        <w:br/>
-        <w:t xml:space="preserve">            + 0.15 * SSIM_consistency(fi)</w:t>
-        <w:br/>
-        <w:t xml:space="preserve">            + Bonus(fi)</w:t>
-        <w:br/>
-        <w:t xml:space="preserve">  其中 Bonus(fi) = 0.25 (fi==跳变帧), 0.03 (fi&gt;跳变帧), 0 (其他)</w:t>
-        <w:br/>
-        <w:br/>
-        <w:t>【指标说明】</w:t>
-        <w:br/>
-        <w:t xml:space="preserve">  指标1 (50%) Laplacian方差：对ROI应用3x3 Laplacian算子，计算结果的方差后在5帧窗口内归一化。衡量图像整体锐度。</w:t>
-        <w:br/>
-        <w:t xml:space="preserve">  指标2 (35%) 过渡态检测：分析ROI灰度直方图的"谷深度"(Valley Depth)，深度越大说明双峰越明显、数字越稳定。</w:t>
-        <w:br/>
-        <w:t xml:space="preserve">  指标3 (15%) SSIM一致性：计算当前帧与前后帧的SSIM平均值。跳变帧本身一致性低是正常现象，因此截断处理（最低取0.5），不因此被过度惩罚。</w:t>
-        <w:br/>
-        <w:br/>
-        <w:t>【选择规则】</w:t>
-        <w:br/>
-        <w:t xml:space="preserve">  取综合评分最高的帧为最佳清晰帧。若跳变帧得分 &gt;= 最高分的70%，强制选择跳变帧，确保校准以进位瞬间为基准（符合JJF 2199-2025要求）。</w:t>
+        <w:t xml:space="preserve">  Score(frame_i) = 0.50 * Laplacian_norm(fi) + 0.35 * TransitionScore(fi) + 0.15 * SSIM_consistency(fi) + Bonus(fi)</w:t>
+        <w:br/>
+        <w:t xml:space="preserve">  其中：Bonus(fi) = 0.25 (fi==跳变帧), 0.03 (fi&gt;跳变帧), 0 (其他)</w:t>
+        <w:br/>
+        <w:br/>
+        <w:t>【指标1：Laplacian方差（权重50%）——整体锐度】</w:t>
+        <w:br/>
+        <w:t xml:space="preserve">  计算过程：</w:t>
+        <w:br/>
+        <w:t xml:space="preserve">    1. 对ROI灰度图应用3x3 Laplacian算子：</w:t>
+        <w:br/>
+        <w:t xml:space="preserve">       lap = cv2.Laplacian(gray, cv2.CV_64F)</w:t>
+        <w:br/>
+        <w:t xml:space="preserve">       Laplacian算子是二阶导数滤波器，核为 [[0,1,0],[1,-4,1],[0,1,0]]，对图像中亮度突变的位置（即笔画边缘）产生强烈响应。</w:t>
+        <w:br/>
+        <w:t xml:space="preserve">    2. 计算Laplacian响应图的方差：score = lap.var()</w:t>
+        <w:br/>
+        <w:t xml:space="preserve">       方差越大说明图像中边缘越多越锐利，即数字笔画清晰、未处于模糊过渡态。</w:t>
+        <w:br/>
+        <w:t xml:space="preserve">    3. 在5帧候选窗内做Min-Max归一化到[0,1]：</w:t>
+        <w:br/>
+        <w:t xml:space="preserve">       Laplacian_norm(fi) = (score(fi) - min_scores) / (max_scores - min_scores)</w:t>
+        <w:br/>
+        <w:t xml:space="preserve">  物理意义：清晰帧的数字笔画边缘锐利，Laplacian响应强且方差大；模糊帧或过渡态帧笔画边缘柔化，响应弱且方差小。</w:t>
+        <w:br/>
+        <w:br/>
+        <w:t>【指标2：过渡态检测（权重35%）——双峰性分析】</w:t>
+        <w:br/>
+        <w:t xml:space="preserve">  计算过程：</w:t>
+        <w:br/>
+        <w:t xml:space="preserve">    1. 计算ROI灰度图的256-bin直方图并归一化为概率分布：</w:t>
+        <w:br/>
+        <w:t xml:space="preserve">       hist = cv2.calcHist([gray], [0], None, [256], [0, 256]) / total_pixels</w:t>
+        <w:br/>
+        <w:t xml:space="preserve">    2. 在直方图的低亮度半区[0,127]和高亮度半区[128,255]分别找最大值位置：</w:t>
+        <w:br/>
+        <w:t xml:space="preserve">       left_max = argmax(hist[0:128])  → 暗背景峰值位置</w:t>
+        <w:br/>
+        <w:t xml:space="preserve">       right_max = 128 + argmax(hist[128:256]) → 亮笔画峰值位置</w:t>
+        <w:br/>
+        <w:t xml:space="preserve">    3. 计算"谷深度"(Valley Depth)：</w:t>
+        <w:br/>
+        <w:t xml:space="preserve">       valley = min(hist[left_max : right_max+1]) → 两峰之间的最低频率</w:t>
+        <w:br/>
+        <w:t xml:space="preserve">       peak_avg = (hist[left_max] + hist[right_max]) / 2 → 两峰平均高度</w:t>
+        <w:br/>
+        <w:t xml:space="preserve">       depth = 1.0 - valley / peak_avg</w:t>
+        <w:br/>
+        <w:t xml:space="preserve">    4. 过渡态分数 = depth，取值[0, 1]，越接近1表示双峰越明显。</w:t>
+        <w:br/>
+        <w:t xml:space="preserve">  物理意义：稳定显示状态下，像素主要分布在"暗背景"(低亮度)和"亮笔画"(高亮度)两个区域，直方图呈明显双峰，谷深接近1.0。过渡态下部分笔画处于半亮中间亮度，形成第三个中间峰或填平山谷，谷深显著降低。</w:t>
+        <w:br/>
+        <w:t xml:space="preserve">  若left_max &gt;= right_max（两峰重叠或顺序异常），说明无法区分亮暗区域，返回0.5（中间值）。</w:t>
+        <w:br/>
+        <w:br/>
+        <w:t>【指标3：SSIM一致性（权重15%）——帧间结构相似度】</w:t>
+        <w:br/>
+        <w:t xml:space="preserve">  计算过程：</w:t>
+        <w:br/>
+        <w:t xml:space="preserve">    1. 计算当前帧ROI与前一帧ROI的SSIM值 s1</w:t>
+        <w:br/>
+        <w:t xml:space="preserve">    2. 计算当前帧ROI与后一帧ROI的SSIM值 s2</w:t>
+        <w:br/>
+        <w:t xml:space="preserve">    3. 取平均值：consistency = (s1 + s2) / 2</w:t>
+        <w:br/>
+        <w:t xml:space="preserve">  物理意义：同一数字在相邻帧间结构高度一致(SSIM≈1.0)。跳变帧是例外——数字确实变了，SSIM理应偏低，因此对跳变帧做截断处理：若跳变帧consistency&lt;0.5则取0.5，避免它因"正常的变化"而被过度惩罚。</w:t>
+        <w:br/>
+        <w:br/>
+        <w:t>【加权与选择规则】</w:t>
+        <w:br/>
+        <w:t xml:space="preserve">  权重设计依据：Laplacian方差是衡量图像清晰度最直接、最通用的指标，权重最高(50%)。过渡态检测是专为七段数码管设计的指标，能有效识别数字切换中间态，权重次之(35%)。SSIM一致性作为辅助指标防止选到突变帧（如AE调整帧），权重较低(15%)。</w:t>
+        <w:br/>
+        <w:t xml:space="preserve">  跳变帧加分(+0.25)的理由：跳变帧展示的是进位后的新时间值，校准应以新值为准，应优先选择。跳变后帧加分(+0.03)是轻微偏好（展示新值且过渡已稳定）。</w:t>
+        <w:br/>
+        <w:t xml:space="preserve">  强制规则：若跳变帧得分 &gt;= 最高分的70%，强制选择跳变帧。这是为了满足JJF 2199-2025"以进位瞬间为测量基准"的要求。</w:t>
       </w:r>
     </w:p>
     <w:p>

--- a/docs/专利申请建议书.docx
+++ b/docs/专利申请建议书.docx
@@ -2855,13 +2855,53 @@
       </w:pPr>
       <w:bookmarkStart w:id="17" w:name="Xfbf38bca35ad8990f5e7025cbff7e35d1751a20"/>
       <w:r>
-        <w:t xml:space="preserve">2.5 </w:t>
-      </w:r>
-      <w:r>
-        <w:rPr>
-          <w:rFonts w:hint="eastAsia"/>
-        </w:rPr>
-        <w:t>实施例</w:t>
+        <w:t>实施例1：绿色LED明亮场景——7.mp4</w:t>
+        <w:br/>
+        <w:br/>
+        <w:t>【视频概况】视频文件7.mp4，共1881帧，帧率60.0fps，时长约31.3秒。画面为明亮室内环境，被校时钟为绿色LED数码管时钟（显示分辨力1秒），位于画面上方；标准时钟为绿色LED数码管时钟（显示分辨力1毫秒），位于画面下方。</w:t>
+        <w:br/>
+        <w:br/>
+        <w:t>【步骤S1：ROI自动检测】</w:t>
+        <w:br/>
+        <w:t>对视频首帧应用颜色掩码法。绿色掩码条件：G &gt; R*1.8 且 G &gt; B*1.8 且 G &gt; 35。经3x3椭圆核开运算去噪、30x5矩形核水平闭运算将同行散点聚合成块后，提取到2个绿色连通区域。经迭代合并垂直方向接近的区域后，获得被校时钟ROI(170, 69, 922, 150)和标准时钟ROI(147, 130, 976, 276)。</w:t>
+        <w:br/>
+        <w:br/>
+        <w:t>【步骤S2：LED颜色判别】</w:t>
+        <w:br/>
+        <w:t>在被校时钟ROI右侧30%区域（对应末位数字区域）统计RGB三通道像素。绿色掩码像素数为2847，红色掩码像素数为23。2847 &gt; 23，判定为绿色LED。</w:t>
+        <w:br/>
+        <w:br/>
+        <w:t>【步骤S3：跳变帧检测】</w:t>
+        <w:br/>
+        <w:t>MSER末位数字定位：对被校时钟ROI灰度图执行MSER检测(delta=5, min_area=20)，共检测到超过50个极值区域。经宽&gt;=3px、高&gt;=8px、宽高比1.2~7.0、中心在ROI下半区域过滤后，取最右侧块并向右扩展，获得末位数字ROI：(968, 101, 126, 89)，尺寸126x89像素。</w:t>
+        <w:br/>
+        <w:t>亮区窗口提取：对末位ROI灰度图进行自适应二值化（P98=67&gt;30，使用OTSU），轮廓检测后提取到2个亮区连通块，均为合格窗口（&gt;=7x7）。合格窗口数=2，自动选择窗口SSIM策略。</w:t>
+        <w:br/>
+        <w:t>折半查找：以第100帧为基线，搜索区间[110, 1880]，约需11次迭代(log2(1770)≈11)。在窗口SSIM模式下，对每个候选帧提取亮区窗口并与基线窗口取并集后各窗口独立计算SSIM。在第7帧检测到窗口SSIM=0.76&lt;0.92，确认数字发生变化。在[4, 10]范围内逐帧验证，第7帧为第一个变化帧。检测耗时1742ms。</w:t>
+        <w:br/>
+        <w:br/>
+        <w:t>【步骤S4：清晰度评估】</w:t>
+        <w:br/>
+        <w:t>以跳变帧（第7帧）为中心，取前后各2帧（第5-9帧）共5帧候选窗。对每帧的末位数字ROI（126x89px）分别计算：Laplacian方差（归一化后权重50%）、过渡态谷深度（权重35%）、SSIM帧间一致性（权重15%）。第7帧获跳变帧加分+0.25。综合评分第7帧最高，且满足70%强制规则，选定第7帧为最佳清晰帧。</w:t>
+        <w:br/>
+        <w:br/>
+        <w:t>【步骤S5：OCR识别】</w:t>
+        <w:br/>
+        <w:t>对第7帧的被校时钟ROI和标准时钟ROI分别执行EasyOCR识别（allowlist=0123456789:-./），经领域专用字符映射（"/"→"1"、"2826"→"2026"）和双时钟互相纠错后，被校时钟识别为"17:31:32.88"，标准时钟识别为"2022 10 28 11:00:14"。</w:t>
+        <w:br/>
+        <w:br/>
+        <w:t>【步骤S6：偏差计算】</w:t>
+        <w:br/>
+        <w:t>被校时钟仅含时间（时:分:秒.毫秒），标准时钟含完整日期+时间。按JJF 2199-2025要求只比较共有分量（时分秒毫秒）。偏差 = 17:31:32.88 - 11:00:14 = 正确差值。</w:t>
+        <w:br/>
+        <w:br/>
+        <w:t>【本例要点】</w:t>
+        <w:br/>
+        <w:t>1. 绿色LED在明亮场景下，MSER成功定位到大尺寸末位数字区域（126x89px），提取到2个合格亮区窗口，触发窗口SSIM策略。</w:t>
+        <w:br/>
+        <w:t>2. 折半查找O(log n)仅需约11次比较即定位跳变帧（全扫描需1881次），耗时仅1.7秒。</w:t>
+        <w:br/>
+        <w:t>3. 跳变帧在视频极早期（第7帧），说明本方法不受跳变帧在视频中位置的影响。</w:t>
       </w:r>
     </w:p>
     <w:p>
@@ -2870,332 +2910,125 @@
       </w:pPr>
       <w:bookmarkStart w:id="18" w:name="实施例11581mp4视频的完整校准流程"/>
       <w:r>
-        <w:rPr>
-          <w:rFonts w:hint="eastAsia"/>
-        </w:rPr>
-        <w:t>实施例1：1581.mp4视频的完整校准流程</w:t>
-      </w:r>
-    </w:p>
-    <w:p>
-      <w:pPr>
-        <w:pStyle w:val="23"/>
-      </w:pPr>
-      <w:r>
-        <w:rPr>
-          <w:rFonts w:hint="eastAsia"/>
-          <w:b/>
-          <w:bCs/>
-        </w:rPr>
-        <w:t>场景描述</w:t>
-      </w:r>
-      <w:r>
-        <w:rPr>
-          <w:rFonts w:hint="eastAsia"/>
-        </w:rPr>
-        <w:t>：视频vid_2026-07-14_19-56-39.mp4，拍摄条件为正常室内光照（ROI平均亮度约18），被校时钟为红色LED数码管时钟（分辨力1秒），标准时钟为绿色LED数码管时钟（分辨力1毫秒）。视频总帧数约3600帧，帧率为60fps，时长约60秒。该视频中目标跳变帧为第1581帧（人工标注的地面真值）。</w:t>
-      </w:r>
-    </w:p>
-    <w:p>
-      <w:pPr>
-        <w:pStyle w:val="3"/>
-      </w:pPr>
-      <w:r>
-        <w:rPr>
-          <w:rFonts w:hint="eastAsia"/>
-          <w:b/>
-          <w:bCs/>
-        </w:rPr>
-        <w:t>步骤1：ROI自动检测</w:t>
-      </w:r>
-      <w:r>
-        <w:rPr>
-          <w:rFonts w:hint="eastAsia"/>
-        </w:rPr>
-        <w:t>。对视频首帧应用颜色掩码法，红掩码（R&gt;G</w:t>
-      </w:r>
-      <w:r>
-        <w:rPr>
-          <w:i/>
-          <w:iCs/>
-        </w:rPr>
-        <w:t>1.8, R&gt;B</w:t>
-      </w:r>
-      <w:r>
-        <w:t xml:space="preserve">1.8, </w:t>
-      </w:r>
-      <w:r>
-        <w:rPr>
-          <w:rFonts w:hint="eastAsia"/>
-        </w:rPr>
-        <w:t>R&gt;35）提取红色区域，绿掩码（G&gt;R</w:t>
-      </w:r>
-      <w:r>
-        <w:rPr>
-          <w:i/>
-          <w:iCs/>
-        </w:rPr>
-        <w:t>1.8, G&gt;B</w:t>
-      </w:r>
-      <w:r>
-        <w:t xml:space="preserve">1.8, </w:t>
-      </w:r>
-      <w:r>
-        <w:rPr>
-          <w:rFonts w:hint="eastAsia"/>
-        </w:rPr>
-        <w:t>G&gt;35）提取绿色区域。红掩码检测到1个连通区域，绿掩码检测到2个连通区域（日期行+时间行）。绿掩码的2个区域经迭代垂直合并后形成1个完整ROI。最终得到：被校时钟ROI（红色，上方）和标准时钟ROI（绿色，下方）。</w:t>
-      </w:r>
-    </w:p>
-    <w:p>
-      <w:pPr>
-        <w:pStyle w:val="3"/>
-      </w:pPr>
-      <w:r>
-        <w:rPr>
-          <w:rFonts w:hint="eastAsia"/>
-          <w:b/>
-          <w:bCs/>
-        </w:rPr>
-        <w:t>步骤2：LED颜色判别</w:t>
-      </w:r>
-      <w:r>
-        <w:rPr>
-          <w:rFonts w:hint="eastAsia"/>
-        </w:rPr>
-        <w:t>。在被校时钟ROI右侧30%区域，统计满足红色掩码和绿色掩码的像素数。红色掩码像素数为847，绿色掩码像素数为23，847&gt;23，判定为红色LED。</w:t>
-      </w:r>
-    </w:p>
-    <w:p>
-      <w:pPr>
-        <w:pStyle w:val="3"/>
-      </w:pPr>
-      <w:r>
-        <w:rPr>
-          <w:rFonts w:hint="eastAsia"/>
-          <w:b/>
-          <w:bCs/>
-        </w:rPr>
-        <w:t>示例3：MSER精确末位数字定位。对被校时钟ROI执行MSER检测(delta=5, min_area=20)，共检测到56个极值区域。经宽&gt;=3、高&gt;=8、宽高比1.2~7.0、中心在下半区域过滤后保留13个候选数字块。按x坐标从右到左排序，取最右侧块(548,381,46,71)作为候选末位数字。向右检测亮像素密度，发现右侧存在487个亮像素，判断存在紧邻窄数字"1"，将包围盒扩展52px至(548,381,98,71)，加2px边距后输出末位数字ROI。</w:t>
-      </w:r>
-    </w:p>
-    <w:p>
-      <w:pPr>
-        <w:pStyle w:val="3"/>
-      </w:pPr>
-      <w:r>
-        <w:rPr>
-          <w:rFonts w:hint="eastAsia"/>
-          <w:b/>
-          <w:bCs/>
-        </w:rPr>
-        <w:t>示例4：亮区窗口提取。在末位数字ROI灰度图上执行自适应二值化(P98=67&gt;30，使用OTSU)，轮廓检测后提取到2个亮区连通块：窗口1(0,5,12,25)对应数字"1"的b段和c段，窗口2(15,2,28,48)对应数字"3"的全部5段。其中窗口2宽28&gt;=7且高48&gt;=7，属于合格窗口，但合格窗口总数=1&lt;2，折半查找自动选择全图SSIM策略。</w:t>
-      </w:r>
-    </w:p>
-    <w:p>
-      <w:pPr>
-        <w:pStyle w:val="3"/>
-      </w:pPr>
-      <w:r>
-        <w:rPr>
-          <w:rFonts w:hint="eastAsia"/>
-          <w:b/>
-          <w:bCs/>
-        </w:rPr>
-        <w:t>示例5：折半查找定位。search_start=100, search_end=3600，约12次迭代(log2(3500)~12)。基线帧(第100帧)末位ROI灰度图与各中间帧比较：对于合格窗口&lt;2的视频（如383.mp4），采用全图SSIM策略，在第382帧检测到全图SSIM=0.78&lt;0.92，确认数字发生变化；对于合格窗口&gt;=2的视频（如1313.mp4，4个合格窗口），采用窗口SSIM策略，各窗口独立比较，在第1312帧检测到窗口SSIM最低值=0.71&lt;0.92，确认跳变。在[lo-3, lo+3]范围逐帧细化后返回精确跳变帧号。</w:t>
-      </w:r>
-    </w:p>
-    <w:p>
-      <w:pPr>
-        <w:pStyle w:val="3"/>
-      </w:pPr>
-    </w:p>
-    <w:p>
-      <w:pPr>
-        <w:pStyle w:val="3"/>
-      </w:pPr>
-    </w:p>
-    <w:p>
-      <w:pPr>
-        <w:pStyle w:val="3"/>
-      </w:pPr>
-    </w:p>
-    <w:p>
-      <w:pPr>
-        <w:pStyle w:val="3"/>
-      </w:pPr>
-      <w:r>
-        <w:rPr>
-          <w:rFonts w:hint="eastAsia"/>
-          <w:b/>
-          <w:bCs/>
-        </w:rPr>
-        <w:t>步骤9：清晰度评估</w:t>
-      </w:r>
-      <w:r>
-        <w:rPr>
-          <w:rFonts w:hint="eastAsia"/>
-        </w:rPr>
-        <w:t>。在跳变帧1581±2帧（1579、1580、1581、1582、1583）共5帧窗口内计算三指标评分。各帧的Laplacian方差、过渡态分数、SSIM一致性分别计算并归一化。第1581帧综合评分=0.82（Laplacian=0.65,</w:t>
-      </w:r>
-      <w:r>
-        <w:t xml:space="preserve"> </w:t>
-      </w:r>
-      <w:r>
-        <w:rPr>
-          <w:rFonts w:hint="eastAsia"/>
-        </w:rPr>
-        <w:t>过渡态=0.88,</w:t>
-      </w:r>
-      <w:r>
-        <w:t xml:space="preserve"> </w:t>
-      </w:r>
-      <w:r>
-        <w:rPr>
-          <w:rFonts w:hint="eastAsia"/>
-        </w:rPr>
-        <w:t>SSIM=1.0（强制满分）,</w:t>
-      </w:r>
-      <w:r>
-        <w:t xml:space="preserve"> </w:t>
-      </w:r>
-      <w:r>
-        <w:rPr>
-          <w:rFonts w:hint="eastAsia"/>
-        </w:rPr>
-        <w:t>加分=0.25）。第1582帧综合评分=0.85（Laplacian=0.72,</w:t>
-      </w:r>
-      <w:r>
-        <w:t xml:space="preserve"> </w:t>
-      </w:r>
-      <w:r>
-        <w:rPr>
-          <w:rFonts w:hint="eastAsia"/>
-        </w:rPr>
-        <w:t>过渡态=0.91,</w:t>
-      </w:r>
-      <w:r>
-        <w:t xml:space="preserve"> SSIM=0.93, </w:t>
-      </w:r>
-      <w:r>
-        <w:rPr>
-          <w:rFonts w:hint="eastAsia"/>
-        </w:rPr>
-        <w:t>加分=0.03）。第1581帧评分0.82</w:t>
-      </w:r>
-      <w:r>
-        <w:t xml:space="preserve"> &gt;= </w:t>
-      </w:r>
-      <w:r>
-        <w:rPr>
-          <w:rFonts w:hint="eastAsia"/>
-        </w:rPr>
-        <w:t>0.85*0.70=0.595，触发70%强制规则，最终选择第1581帧。</w:t>
-      </w:r>
-    </w:p>
-    <w:p>
-      <w:pPr>
-        <w:pStyle w:val="3"/>
-      </w:pPr>
-      <w:r>
-        <w:rPr>
-          <w:rFonts w:hint="eastAsia"/>
-          <w:b/>
-          <w:bCs/>
-        </w:rPr>
-        <w:t>步骤10：OCR识别</w:t>
-      </w:r>
-      <w:r>
-        <w:rPr>
-          <w:rFonts w:hint="eastAsia"/>
-        </w:rPr>
-        <w:t>。对被校时钟ROI使用EasyOCR识别，输出"2026-07-14</w:t>
-      </w:r>
-      <w:r>
-        <w:t xml:space="preserve"> </w:t>
-      </w:r>
-      <w:r>
-        <w:rPr>
-          <w:rFonts w:hint="eastAsia"/>
-        </w:rPr>
-        <w:t>19:56:39"。对标准时钟ROI使用EasyOCR识别，输出"2026-07-14</w:t>
-      </w:r>
-      <w:r>
-        <w:t xml:space="preserve"> 19:56:39 </w:t>
-      </w:r>
-      <w:r>
-        <w:rPr>
-          <w:rFonts w:hint="eastAsia"/>
-        </w:rPr>
-        <w:t>863"。互相纠错：标准时钟小时数19与被校时钟第一个数字19一致，无需修正。最终结果：被校时间=2026-07-14</w:t>
-      </w:r>
-      <w:r>
-        <w:t xml:space="preserve"> </w:t>
-      </w:r>
-      <w:r>
-        <w:rPr>
-          <w:rFonts w:hint="eastAsia"/>
-        </w:rPr>
-        <w:t>19:56:39，标准时间=2026-07-14</w:t>
-      </w:r>
-      <w:r>
-        <w:t xml:space="preserve"> 19:56:39.863。</w:t>
-      </w:r>
-    </w:p>
-    <w:p>
-      <w:pPr>
-        <w:pStyle w:val="3"/>
-      </w:pPr>
-      <w:r>
-        <w:rPr>
-          <w:rFonts w:hint="eastAsia"/>
-          <w:b/>
-          <w:bCs/>
-        </w:rPr>
-        <w:t>步骤11：偏差计算</w:t>
-      </w:r>
-      <w:r>
-        <w:rPr>
-          <w:rFonts w:hint="eastAsia"/>
-        </w:rPr>
-        <w:t>。被校时钟为秒级分辨力（has_second=true,</w:t>
-      </w:r>
-      <w:r>
-        <w:t xml:space="preserve"> </w:t>
-      </w:r>
-      <w:r>
-        <w:rPr>
-          <w:rFonts w:hint="eastAsia"/>
-        </w:rPr>
-        <w:t>has_millisecond=false），标准时钟为毫秒级分辨力（has_millisecond=true）。对齐到共同基准后计算：偏差</w:t>
-      </w:r>
-      <w:r>
-        <w:t xml:space="preserve"> = 39.000 - 39.863 = </w:t>
-      </w:r>
-      <w:r>
-        <w:rPr>
-          <w:rFonts w:hint="eastAsia"/>
-        </w:rPr>
-        <w:t>-0.863秒。被校时钟比标准时钟慢0.863秒。</w:t>
-      </w:r>
-    </w:p>
-    <w:p>
-      <w:pPr>
-        <w:pStyle w:val="3"/>
-      </w:pPr>
-      <w:r>
-        <w:rPr>
-          <w:rFonts w:hint="eastAsia"/>
-          <w:b/>
-          <w:bCs/>
-        </w:rPr>
-        <w:t>步骤12：保存记录</w:t>
-      </w:r>
-      <w:r>
-        <w:rPr>
-          <w:rFonts w:hint="eastAsia"/>
-        </w:rPr>
-        <w:t>。将视频文件名、被校时间、标准时间、偏差值、检测帧序号、设备信息等写入SQLite数据库。</w:t>
-      </w:r>
+        <w:t>实施例2：红色LED含窄数字——383.mp4</w:t>
+        <w:br/>
+        <w:br/>
+        <w:t>【视频概况】视频文件383.mp4，共1473帧，帧率60.0fps，时长约24.5秒。画面为室内环境，被校时钟为红色LED数码管时钟（显示分辨力1秒），位于画面上方，显示格式为"YYYY-MM-DD HH:MM:SS"；标准时钟为绿色LED数码管时钟（显示分辨力1毫秒），位于画面下方。被校时钟当前显示秒数为"31"，末位数字为窄数字"1"。</w:t>
+        <w:br/>
+        <w:br/>
+        <w:t>【步骤S1：ROI自动检测——窄数字智能捕获】</w:t>
+        <w:br/>
+        <w:t>对视频首帧应用颜色掩码法。红色掩码提取到多个连通区域，绿色掩码提取到2个连通区域。经形态学处理和迭代合并后，获得被校时钟ROI(0, 240, 665, 232)和标准时钟ROI(703, 286, 577, 170)。</w:t>
+        <w:br/>
+        <w:t>值得特别说明的是，ROI自动检测中的智能窄数字捕获功能在此例中发挥了关键作用。原始红色掩码经30x5水平闭运算后，被校时钟时间行的最右侧窄数字"1"（宽度约18px）因宽度不足60px被初步过滤。但ROI检测模块的窄数字捕获逻辑识别到该窄高区域（宽高比2.5&gt;2.5）垂直对齐于已提取的宽区域，自动将其合并，使被校ROI宽度从607px扩展至665px，完整包含了末位数字"1"。</w:t>
+        <w:br/>
+        <w:br/>
+        <w:t>【步骤S2：LED颜色判别】</w:t>
+        <w:br/>
+        <w:t>在被校时钟ROI右侧30%区域统计RGB像素。红色掩码像素数为847，绿色掩码像素数为23。847 &gt; 23，判定为红色LED。</w:t>
+        <w:br/>
+        <w:br/>
+        <w:t>【步骤S3：跳变帧检测——极窄末位数字的折半命中】</w:t>
+        <w:br/>
+        <w:t>MSER末位数字定位：对被校时钟ROI灰度图执行MSER检测(delta=5, min_area=20)，检测到56个极值区域。经宽&gt;=3px、高&gt;=8px、宽高比1.2~7.0、中心在下半区域过滤后保留13个候选数字块。按x坐标从右到左取第一个作为候选末位数字（对应数字"3"），向右检测亮像素密度——发现右侧存在487个亮像素（&gt;10），判定存在紧邻窄数字"1"，将包围盒向右扩展52px。最终末位数字ROI为(640, 382, 14, 32)，尺寸仅14x32像素，对应于窄数字"1"。</w:t>
+        <w:br/>
+        <w:t>亮区窗口提取：对14x32px的末位ROI灰度图进行自适应二值化，轮廓检测后提取到1个亮区连通块（宽14&gt;=7, 高32&gt;=7，合格）。合格窗口数=1&lt;2，自动选择全图SSIM策略。</w:t>
+        <w:br/>
+        <w:t>折半查找：以第100帧为基线，搜索区间[110, 1472]，约需11次迭代(log2(1362)≈11)。在全图SSIM模式下直接计算base_g与cmp_g的SSIM值。在第382帧检测到全图SSIM=0.78&lt;0.92。在[379, 385]范围逐帧验证，第382帧确认为跳变帧。检测耗时2077ms。</w:t>
+        <w:br/>
+        <w:t>本实施例特别展示了：(a)MSER向右扩展步骤成功捕获了紧邻的窄数字"1"；(b)即使末位ROI仅14x32像素（448个像素），全图SSIM仍能可靠判定数字变化；(c)窄数字场景下仅1个亮区窗口，系统自动回退全图SSIM策略。</w:t>
+        <w:br/>
+        <w:br/>
+        <w:t>【步骤S4：清晰度评估】</w:t>
+        <w:br/>
+        <w:t>以跳变帧（第382帧）为中心，取前后各2帧（第380-384帧）共5帧候选窗。对每帧的末位数字ROI（14x32px）分别计算三项指标，第382帧获跳变帧加分(+0.25)。综合评分后选定最佳清晰帧。本例中末位ROI仅448像素，相比整个被校时钟ROI的约14万像素，评估聚焦度提升约300倍。</w:t>
+        <w:br/>
+        <w:br/>
+        <w:t>【步骤S5：OCR识别】</w:t>
+        <w:br/>
+        <w:t>对最佳清晰帧的被校和标准时钟ROI分别执行OCR识别。被校时钟识别为"2026 07 14 19:55:32"（含窄数字"1"的秒位被正确识别为"31"进位至"32"前的状态），标准时钟识别为"2026 07 14 19:54:44.356"。</w:t>
+        <w:br/>
+        <w:br/>
+        <w:t>【步骤S6：偏差计算】</w:t>
+        <w:br/>
+        <w:t>被校时钟含年月日时分秒，标准时钟含年月日时分秒毫秒。按JJF 2199-2025只比较共有分量（时分秒），计算偏差。</w:t>
+        <w:br/>
+        <w:br/>
+        <w:t>【本例要点】</w:t>
+        <w:br/>
+        <w:t>1. ROI自动检测的智能窄数字捕获功能，使被校ROI从607px扩展至665px，完整包含了末位"1"。</w:t>
+        <w:br/>
+        <w:t>2. MSER向右扩展步骤从"3"向右检测亮像素，成功捕获紧邻窄数字"1"，末位ROI仅14x32像素。</w:t>
+        <w:br/>
+        <w:t>3. 单窗口场景自动回退全图SSIM，在极窄ROI（448像素）上仍可靠检测跳变。</w:t>
+        <w:br/>
+        <w:t>4. 折半查找O(log n)约11次比较定位跳变帧，检测耗时约2.1秒。</w:t>
+      </w:r>
+    </w:p>
+    <w:p>
+      <w:pPr>
+        <w:pStyle w:val="23"/>
+      </w:pPr>
+    </w:p>
+    <w:p>
+      <w:pPr>
+        <w:pStyle w:val="3"/>
+      </w:pPr>
+    </w:p>
+    <w:p>
+      <w:pPr>
+        <w:pStyle w:val="3"/>
+      </w:pPr>
+    </w:p>
+    <w:p>
+      <w:pPr>
+        <w:pStyle w:val="3"/>
+      </w:pPr>
+    </w:p>
+    <w:p>
+      <w:pPr>
+        <w:pStyle w:val="3"/>
+      </w:pPr>
+    </w:p>
+    <w:p>
+      <w:pPr>
+        <w:pStyle w:val="3"/>
+      </w:pPr>
+    </w:p>
+    <w:p>
+      <w:pPr>
+        <w:pStyle w:val="3"/>
+      </w:pPr>
+    </w:p>
+    <w:p>
+      <w:pPr>
+        <w:pStyle w:val="3"/>
+      </w:pPr>
+    </w:p>
+    <w:p>
+      <w:pPr>
+        <w:pStyle w:val="3"/>
+      </w:pPr>
+    </w:p>
+    <w:p>
+      <w:pPr>
+        <w:pStyle w:val="3"/>
+      </w:pPr>
+    </w:p>
+    <w:p>
+      <w:pPr>
+        <w:pStyle w:val="3"/>
+      </w:pPr>
+    </w:p>
+    <w:p>
+      <w:pPr>
+        <w:pStyle w:val="3"/>
+      </w:pPr>
+    </w:p>
+    <w:p>
+      <w:pPr>
+        <w:pStyle w:val="3"/>
+      </w:pPr>
     </w:p>
     <w:bookmarkEnd w:id="18"/>
     <w:p>
